--- a/fiction/drafts/third-person/tpp-avatars-05_20250608-0448.docx
+++ b/fiction/drafts/third-person/tpp-avatars-05_20250608-0448.docx
@@ -1,20 +1,20 @@
 
 <file path=word/document.xml><?xml version="1.0" encoding="utf-8"?>
-<w:document xmlns:ve="http://schemas.openxmlformats.org/markup-compatibility/2006" xmlns:o="urn:schemas-microsoft-com:office:office" xmlns:r="http://schemas.openxmlformats.org/officeDocument/2006/relationships" xmlns:m="http://schemas.openxmlformats.org/officeDocument/2006/math" xmlns:v="urn:schemas-microsoft-com:vml" xmlns:wp="http://schemas.openxmlformats.org/drawingml/2006/wordprocessingDrawing" xmlns:w10="urn:schemas-microsoft-com:office:word" xmlns:w="http://schemas.openxmlformats.org/wordprocessingml/2006/main" xmlns:wne="http://schemas.microsoft.com/office/word/2006/wordml">
+<w:document xmlns:wpc="http://schemas.microsoft.com/office/word/2010/wordprocessingCanvas" xmlns:cx="http://schemas.microsoft.com/office/drawing/2014/chartex" xmlns:cx1="http://schemas.microsoft.com/office/drawing/2015/9/8/chartex" xmlns:cx2="http://schemas.microsoft.com/office/drawing/2015/10/21/chartex" xmlns:cx3="http://schemas.microsoft.com/office/drawing/2016/5/9/chartex" xmlns:cx4="http://schemas.microsoft.com/office/drawing/2016/5/10/chartex" xmlns:cx5="http://schemas.microsoft.com/office/drawing/2016/5/11/chartex" xmlns:cx6="http://schemas.microsoft.com/office/drawing/2016/5/12/chartex" xmlns:cx7="http://schemas.microsoft.com/office/drawing/2016/5/13/chartex" xmlns:cx8="http://schemas.microsoft.com/office/drawing/2016/5/14/chartex" xmlns:mc="http://schemas.openxmlformats.org/markup-compatibility/2006" xmlns:aink="http://schemas.microsoft.com/office/drawing/2016/ink" xmlns:am3d="http://schemas.microsoft.com/office/drawing/2017/model3d" xmlns:o="urn:schemas-microsoft-com:office:office" xmlns:oel="http://schemas.microsoft.com/office/2019/extlst" xmlns:r="http://schemas.openxmlformats.org/officeDocument/2006/relationships" xmlns:m="http://schemas.openxmlformats.org/officeDocument/2006/math" xmlns:v="urn:schemas-microsoft-com:vml" xmlns:wp14="http://schemas.microsoft.com/office/word/2010/wordprocessingDrawing" xmlns:wp="http://schemas.openxmlformats.org/drawingml/2006/wordprocessingDrawing" xmlns:w10="urn:schemas-microsoft-com:office:word" xmlns:w="http://schemas.openxmlformats.org/wordprocessingml/2006/main" xmlns:w14="http://schemas.microsoft.com/office/word/2010/wordml" xmlns:w15="http://schemas.microsoft.com/office/word/2012/wordml" xmlns:w16cex="http://schemas.microsoft.com/office/word/2018/wordml/cex" xmlns:w16cid="http://schemas.microsoft.com/office/word/2016/wordml/cid" xmlns:w16="http://schemas.microsoft.com/office/word/2018/wordml" xmlns:w16du="http://schemas.microsoft.com/office/word/2023/wordml/word16du" xmlns:w16sdtdh="http://schemas.microsoft.com/office/word/2020/wordml/sdtdatahash" xmlns:w16sdtfl="http://schemas.microsoft.com/office/word/2024/wordml/sdtformatlock" xmlns:w16se="http://schemas.microsoft.com/office/word/2015/wordml/symex" xmlns:wpg="http://schemas.microsoft.com/office/word/2010/wordprocessingGroup" xmlns:wpi="http://schemas.microsoft.com/office/word/2010/wordprocessingInk" xmlns:wne="http://schemas.microsoft.com/office/word/2006/wordml" xmlns:wps="http://schemas.microsoft.com/office/word/2010/wordprocessingShape" mc:Ignorable="w14 w15 w16se w16cid w16 w16cex w16sdtdh w16sdtfl w16du wp14">
   <w:body>
     <w:p>
       <w:pPr>
         <w:pStyle w:val="BodyText"/>
         <w:spacing w:line="360" w:lineRule="auto"/>
         <w:rPr>
-          <w:rFonts w:ascii="Times New Roman" w:hAnsi="Times New Roman"/>
-          <w:sz w:val="24"/>
-          <w:szCs w:val="24"/>
-        </w:rPr>
-      </w:pPr>
-      <w:r>
-        <w:rPr>
-          <w:rFonts w:ascii="Times New Roman" w:hAnsi="Times New Roman"/>
+          <w:rFonts w:ascii="Montserrat" w:hAnsi="Montserrat"/>
+          <w:sz w:val="24"/>
+          <w:szCs w:val="24"/>
+        </w:rPr>
+      </w:pPr>
+      <w:r>
+        <w:rPr>
+          <w:rFonts w:ascii="Montserrat" w:hAnsi="Montserrat"/>
           <w:sz w:val="24"/>
           <w:szCs w:val="24"/>
         </w:rPr>
@@ -25,7 +25,7 @@
       <w:pPr>
         <w:spacing w:after="0" w:line="360" w:lineRule="auto"/>
         <w:rPr>
-          <w:rFonts w:ascii="Times New Roman" w:hAnsi="Times New Roman"/>
+          <w:rFonts w:ascii="Montserrat" w:hAnsi="Montserrat"/>
           <w:color w:val="808080"/>
           <w:sz w:val="24"/>
           <w:szCs w:val="24"/>
@@ -33,7 +33,7 @@
       </w:pPr>
       <w:r>
         <w:rPr>
-          <w:rFonts w:ascii="Times New Roman" w:hAnsi="Times New Roman"/>
+          <w:rFonts w:ascii="Montserrat" w:hAnsi="Montserrat"/>
           <w:color w:val="808080"/>
           <w:sz w:val="24"/>
           <w:szCs w:val="24"/>
@@ -46,52 +46,110 @@
         <w:spacing w:after="0" w:line="360" w:lineRule="auto"/>
         <w:jc w:val="right"/>
         <w:rPr>
-          <w:rFonts w:ascii="Times New Roman" w:hAnsi="Times New Roman"/>
+          <w:rFonts w:ascii="Montserrat" w:hAnsi="Montserrat"/>
           <w:color w:val="808080"/>
           <w:sz w:val="24"/>
           <w:szCs w:val="24"/>
         </w:rPr>
       </w:pPr>
-      <w:fldSimple w:instr=" NUMPAGES  \* MERGEFORMAT ">
-        <w:r>
-          <w:rPr>
-            <w:rFonts w:ascii="Times New Roman" w:hAnsi="Times New Roman"/>
-            <w:noProof/>
-            <w:color w:val="808080"/>
-            <w:sz w:val="24"/>
-            <w:szCs w:val="24"/>
-          </w:rPr>
-          <w:t>22</w:t>
-        </w:r>
-      </w:fldSimple>
-      <w:r>
-        <w:rPr>
-          <w:rFonts w:ascii="Times New Roman" w:hAnsi="Times New Roman"/>
+      <w:r>
+        <w:rPr>
+          <w:rFonts w:ascii="Montserrat" w:hAnsi="Montserrat"/>
+          <w:sz w:val="24"/>
+        </w:rPr>
+        <w:fldChar w:fldCharType="begin"/>
+      </w:r>
+      <w:r>
+        <w:rPr>
+          <w:rFonts w:ascii="Montserrat" w:hAnsi="Montserrat"/>
+          <w:sz w:val="24"/>
+        </w:rPr>
+        <w:instrText xml:space="preserve"> NUMPAGES  \* MERGEFORMAT </w:instrText>
+      </w:r>
+      <w:r>
+        <w:rPr>
+          <w:rFonts w:ascii="Montserrat" w:hAnsi="Montserrat"/>
+          <w:sz w:val="24"/>
+        </w:rPr>
+        <w:fldChar w:fldCharType="separate"/>
+      </w:r>
+      <w:r>
+        <w:rPr>
+          <w:rFonts w:ascii="Montserrat" w:hAnsi="Montserrat"/>
+          <w:noProof/>
           <w:color w:val="808080"/>
           <w:sz w:val="24"/>
           <w:szCs w:val="24"/>
         </w:rPr>
+        <w:t>22</w:t>
+      </w:r>
+      <w:r>
+        <w:rPr>
+          <w:rFonts w:ascii="Montserrat" w:hAnsi="Montserrat"/>
+          <w:noProof/>
+          <w:color w:val="808080"/>
+          <w:sz w:val="24"/>
+          <w:szCs w:val="24"/>
+        </w:rPr>
+        <w:fldChar w:fldCharType="end"/>
+      </w:r>
+      <w:r>
+        <w:rPr>
+          <w:rFonts w:ascii="Montserrat" w:hAnsi="Montserrat"/>
+          <w:color w:val="808080"/>
+          <w:sz w:val="24"/>
+          <w:szCs w:val="24"/>
+        </w:rPr>
         <w:t xml:space="preserve"> pages ∙ </w:t>
       </w:r>
-      <w:fldSimple w:instr=" NUMWORDS  \* MERGEFORMAT ">
-        <w:r>
-          <w:rPr>
-            <w:rFonts w:ascii="Times New Roman" w:hAnsi="Times New Roman"/>
-            <w:noProof/>
-            <w:color w:val="808080"/>
-            <w:sz w:val="24"/>
-            <w:szCs w:val="24"/>
-          </w:rPr>
-          <w:t>8985</w:t>
-        </w:r>
-      </w:fldSimple>
-      <w:r>
-        <w:rPr>
-          <w:rFonts w:ascii="Times New Roman" w:hAnsi="Times New Roman"/>
+      <w:r>
+        <w:rPr>
+          <w:rFonts w:ascii="Montserrat" w:hAnsi="Montserrat"/>
+          <w:sz w:val="24"/>
+        </w:rPr>
+        <w:fldChar w:fldCharType="begin"/>
+      </w:r>
+      <w:r>
+        <w:rPr>
+          <w:rFonts w:ascii="Montserrat" w:hAnsi="Montserrat"/>
+          <w:sz w:val="24"/>
+        </w:rPr>
+        <w:instrText xml:space="preserve"> NUMWORDS  \* MERGEFORMAT </w:instrText>
+      </w:r>
+      <w:r>
+        <w:rPr>
+          <w:rFonts w:ascii="Montserrat" w:hAnsi="Montserrat"/>
+          <w:sz w:val="24"/>
+        </w:rPr>
+        <w:fldChar w:fldCharType="separate"/>
+      </w:r>
+      <w:r>
+        <w:rPr>
+          <w:rFonts w:ascii="Montserrat" w:hAnsi="Montserrat"/>
+          <w:noProof/>
           <w:color w:val="808080"/>
           <w:sz w:val="24"/>
           <w:szCs w:val="24"/>
         </w:rPr>
+        <w:t>8985</w:t>
+      </w:r>
+      <w:r>
+        <w:rPr>
+          <w:rFonts w:ascii="Montserrat" w:hAnsi="Montserrat"/>
+          <w:noProof/>
+          <w:color w:val="808080"/>
+          <w:sz w:val="24"/>
+          <w:szCs w:val="24"/>
+        </w:rPr>
+        <w:fldChar w:fldCharType="end"/>
+      </w:r>
+      <w:r>
+        <w:rPr>
+          <w:rFonts w:ascii="Montserrat" w:hAnsi="Montserrat"/>
+          <w:color w:val="808080"/>
+          <w:sz w:val="24"/>
+          <w:szCs w:val="24"/>
+        </w:rPr>
         <w:t xml:space="preserve"> words</w:t>
       </w:r>
     </w:p>
@@ -99,35 +157,35 @@
       <w:pPr>
         <w:spacing w:after="0" w:line="360" w:lineRule="auto"/>
         <w:rPr>
-          <w:rFonts w:ascii="Times New Roman" w:hAnsi="Times New Roman"/>
-          <w:sz w:val="24"/>
-          <w:szCs w:val="24"/>
-        </w:rPr>
-      </w:pPr>
-    </w:p>
-    <w:p>
-      <w:pPr>
-        <w:spacing w:after="0" w:line="360" w:lineRule="auto"/>
-        <w:rPr>
-          <w:rFonts w:ascii="Times New Roman" w:hAnsi="Times New Roman"/>
-          <w:sz w:val="24"/>
-          <w:szCs w:val="24"/>
-        </w:rPr>
-      </w:pPr>
-    </w:p>
-    <w:p>
-      <w:pPr>
-        <w:spacing w:after="0" w:line="360" w:lineRule="auto"/>
-        <w:jc w:val="both"/>
-        <w:rPr>
-          <w:rFonts w:ascii="Times New Roman" w:hAnsi="Times New Roman" w:cs="Times New Roman"/>
-          <w:sz w:val="24"/>
-          <w:szCs w:val="24"/>
-        </w:rPr>
-      </w:pPr>
-      <w:r>
-        <w:rPr>
-          <w:rFonts w:ascii="Times New Roman" w:hAnsi="Times New Roman" w:cs="Times New Roman"/>
+          <w:rFonts w:ascii="Montserrat" w:hAnsi="Montserrat"/>
+          <w:sz w:val="24"/>
+          <w:szCs w:val="24"/>
+        </w:rPr>
+      </w:pPr>
+    </w:p>
+    <w:p>
+      <w:pPr>
+        <w:spacing w:after="0" w:line="360" w:lineRule="auto"/>
+        <w:rPr>
+          <w:rFonts w:ascii="Montserrat" w:hAnsi="Montserrat"/>
+          <w:sz w:val="24"/>
+          <w:szCs w:val="24"/>
+        </w:rPr>
+      </w:pPr>
+    </w:p>
+    <w:p>
+      <w:pPr>
+        <w:spacing w:after="0" w:line="360" w:lineRule="auto"/>
+        <w:jc w:val="both"/>
+        <w:rPr>
+          <w:rFonts w:ascii="Montserrat" w:hAnsi="Montserrat" w:cs="Times New Roman"/>
+          <w:sz w:val="24"/>
+          <w:szCs w:val="24"/>
+        </w:rPr>
+      </w:pPr>
+      <w:r>
+        <w:rPr>
+          <w:rFonts w:ascii="Montserrat" w:hAnsi="Montserrat" w:cs="Times New Roman"/>
           <w:sz w:val="24"/>
           <w:szCs w:val="24"/>
         </w:rPr>
@@ -139,14 +197,14 @@
         <w:spacing w:after="0" w:line="360" w:lineRule="auto"/>
         <w:jc w:val="both"/>
         <w:rPr>
-          <w:rFonts w:ascii="Times New Roman" w:hAnsi="Times New Roman" w:cs="Times New Roman"/>
-          <w:sz w:val="24"/>
-          <w:szCs w:val="24"/>
-        </w:rPr>
-      </w:pPr>
-      <w:r>
-        <w:rPr>
-          <w:rFonts w:ascii="Times New Roman" w:hAnsi="Times New Roman" w:cs="Times New Roman"/>
+          <w:rFonts w:ascii="Montserrat" w:hAnsi="Montserrat" w:cs="Times New Roman"/>
+          <w:sz w:val="24"/>
+          <w:szCs w:val="24"/>
+        </w:rPr>
+      </w:pPr>
+      <w:r>
+        <w:rPr>
+          <w:rFonts w:ascii="Montserrat" w:hAnsi="Montserrat" w:cs="Times New Roman"/>
           <w:sz w:val="24"/>
           <w:szCs w:val="24"/>
         </w:rPr>
@@ -159,43 +217,34 @@
         <w:spacing w:after="0" w:line="360" w:lineRule="auto"/>
         <w:jc w:val="both"/>
         <w:rPr>
-          <w:rFonts w:ascii="Times New Roman" w:hAnsi="Times New Roman" w:cs="Times New Roman"/>
-          <w:sz w:val="24"/>
-          <w:szCs w:val="24"/>
-        </w:rPr>
-      </w:pPr>
-      <w:r>
-        <w:rPr>
-          <w:rFonts w:ascii="Times New Roman" w:hAnsi="Times New Roman" w:cs="Times New Roman"/>
-          <w:sz w:val="24"/>
-          <w:szCs w:val="24"/>
-        </w:rPr>
-        <w:tab/>
-        <w:t xml:space="preserve">“Besides,” Anne pointed out, “our habits and mannerisms are noticeably different, and while we seem to be perfectly identical, we present ourselves differently. Unless we </w:t>
-      </w:r>
-      <w:r>
-        <w:rPr>
-          <w:rFonts w:ascii="Times New Roman" w:hAnsi="Times New Roman" w:cs="Times New Roman"/>
-          <w:sz w:val="24"/>
-          <w:szCs w:val="24"/>
-        </w:rPr>
-        <w:lastRenderedPageBreak/>
-        <w:t xml:space="preserve">made an effort to dress and act the same, people who know us more than in passing are not going to confuse us for each other.” </w:t>
-      </w:r>
-    </w:p>
-    <w:p>
-      <w:pPr>
-        <w:spacing w:after="0" w:line="360" w:lineRule="auto"/>
-        <w:jc w:val="both"/>
-        <w:rPr>
-          <w:rFonts w:ascii="Times New Roman" w:hAnsi="Times New Roman" w:cs="Times New Roman"/>
-          <w:sz w:val="24"/>
-          <w:szCs w:val="24"/>
-        </w:rPr>
-      </w:pPr>
-      <w:r>
-        <w:rPr>
-          <w:rFonts w:ascii="Times New Roman" w:hAnsi="Times New Roman" w:cs="Times New Roman"/>
+          <w:rFonts w:ascii="Montserrat" w:hAnsi="Montserrat" w:cs="Times New Roman"/>
+          <w:sz w:val="24"/>
+          <w:szCs w:val="24"/>
+        </w:rPr>
+      </w:pPr>
+      <w:r>
+        <w:rPr>
+          <w:rFonts w:ascii="Montserrat" w:hAnsi="Montserrat" w:cs="Times New Roman"/>
+          <w:sz w:val="24"/>
+          <w:szCs w:val="24"/>
+        </w:rPr>
+        <w:tab/>
+        <w:t xml:space="preserve">“Besides,” Anne pointed out, “our habits and mannerisms are noticeably different, and while we seem to be perfectly identical, we present ourselves differently. Unless we made an effort to dress and act the same, people who know us more than in passing are not going to confuse us for each other.” </w:t>
+      </w:r>
+    </w:p>
+    <w:p>
+      <w:pPr>
+        <w:spacing w:after="0" w:line="360" w:lineRule="auto"/>
+        <w:jc w:val="both"/>
+        <w:rPr>
+          <w:rFonts w:ascii="Montserrat" w:hAnsi="Montserrat" w:cs="Times New Roman"/>
+          <w:sz w:val="24"/>
+          <w:szCs w:val="24"/>
+        </w:rPr>
+      </w:pPr>
+      <w:r>
+        <w:rPr>
+          <w:rFonts w:ascii="Montserrat" w:hAnsi="Montserrat" w:cs="Times New Roman"/>
           <w:sz w:val="24"/>
           <w:szCs w:val="24"/>
         </w:rPr>
@@ -208,14 +257,14 @@
         <w:spacing w:after="0" w:line="360" w:lineRule="auto"/>
         <w:jc w:val="both"/>
         <w:rPr>
-          <w:rFonts w:ascii="Times New Roman" w:hAnsi="Times New Roman" w:cs="Times New Roman"/>
-          <w:sz w:val="24"/>
-          <w:szCs w:val="24"/>
-        </w:rPr>
-      </w:pPr>
-      <w:r>
-        <w:rPr>
-          <w:rFonts w:ascii="Times New Roman" w:hAnsi="Times New Roman" w:cs="Times New Roman"/>
+          <w:rFonts w:ascii="Montserrat" w:hAnsi="Montserrat" w:cs="Times New Roman"/>
+          <w:sz w:val="24"/>
+          <w:szCs w:val="24"/>
+        </w:rPr>
+      </w:pPr>
+      <w:r>
+        <w:rPr>
+          <w:rFonts w:ascii="Montserrat" w:hAnsi="Montserrat" w:cs="Times New Roman"/>
           <w:sz w:val="24"/>
           <w:szCs w:val="24"/>
         </w:rPr>
@@ -228,14 +277,14 @@
         <w:spacing w:after="0" w:line="360" w:lineRule="auto"/>
         <w:jc w:val="both"/>
         <w:rPr>
-          <w:rFonts w:ascii="Times New Roman" w:hAnsi="Times New Roman" w:cs="Times New Roman"/>
-          <w:sz w:val="24"/>
-          <w:szCs w:val="24"/>
-        </w:rPr>
-      </w:pPr>
-      <w:r>
-        <w:rPr>
-          <w:rFonts w:ascii="Times New Roman" w:hAnsi="Times New Roman" w:cs="Times New Roman"/>
+          <w:rFonts w:ascii="Montserrat" w:hAnsi="Montserrat" w:cs="Times New Roman"/>
+          <w:sz w:val="24"/>
+          <w:szCs w:val="24"/>
+        </w:rPr>
+      </w:pPr>
+      <w:r>
+        <w:rPr>
+          <w:rFonts w:ascii="Montserrat" w:hAnsi="Montserrat" w:cs="Times New Roman"/>
           <w:sz w:val="24"/>
           <w:szCs w:val="24"/>
         </w:rPr>
@@ -248,14 +297,14 @@
         <w:spacing w:after="0" w:line="360" w:lineRule="auto"/>
         <w:jc w:val="both"/>
         <w:rPr>
-          <w:rFonts w:ascii="Times New Roman" w:hAnsi="Times New Roman" w:cs="Times New Roman"/>
-          <w:sz w:val="24"/>
-          <w:szCs w:val="24"/>
-        </w:rPr>
-      </w:pPr>
-      <w:r>
-        <w:rPr>
-          <w:rFonts w:ascii="Times New Roman" w:hAnsi="Times New Roman" w:cs="Times New Roman"/>
+          <w:rFonts w:ascii="Montserrat" w:hAnsi="Montserrat" w:cs="Times New Roman"/>
+          <w:sz w:val="24"/>
+          <w:szCs w:val="24"/>
+        </w:rPr>
+      </w:pPr>
+      <w:r>
+        <w:rPr>
+          <w:rFonts w:ascii="Montserrat" w:hAnsi="Montserrat" w:cs="Times New Roman"/>
           <w:sz w:val="24"/>
           <w:szCs w:val="24"/>
         </w:rPr>
@@ -268,14 +317,14 @@
         <w:spacing w:after="0" w:line="360" w:lineRule="auto"/>
         <w:jc w:val="both"/>
         <w:rPr>
-          <w:rFonts w:ascii="Times New Roman" w:hAnsi="Times New Roman" w:cs="Times New Roman"/>
-          <w:sz w:val="24"/>
-          <w:szCs w:val="24"/>
-        </w:rPr>
-      </w:pPr>
-      <w:r>
-        <w:rPr>
-          <w:rFonts w:ascii="Times New Roman" w:hAnsi="Times New Roman" w:cs="Times New Roman"/>
+          <w:rFonts w:ascii="Montserrat" w:hAnsi="Montserrat" w:cs="Times New Roman"/>
+          <w:sz w:val="24"/>
+          <w:szCs w:val="24"/>
+        </w:rPr>
+      </w:pPr>
+      <w:r>
+        <w:rPr>
+          <w:rFonts w:ascii="Montserrat" w:hAnsi="Montserrat" w:cs="Times New Roman"/>
           <w:sz w:val="24"/>
           <w:szCs w:val="24"/>
         </w:rPr>
@@ -288,53 +337,44 @@
         <w:spacing w:after="0" w:line="360" w:lineRule="auto"/>
         <w:jc w:val="both"/>
         <w:rPr>
-          <w:rFonts w:ascii="Times New Roman" w:hAnsi="Times New Roman" w:cs="Times New Roman"/>
-          <w:sz w:val="24"/>
-          <w:szCs w:val="24"/>
-        </w:rPr>
-      </w:pPr>
-    </w:p>
-    <w:p>
-      <w:pPr>
-        <w:spacing w:after="0" w:line="360" w:lineRule="auto"/>
-        <w:jc w:val="both"/>
-        <w:rPr>
-          <w:rFonts w:ascii="Times New Roman" w:hAnsi="Times New Roman" w:cs="Times New Roman"/>
-          <w:sz w:val="24"/>
-          <w:szCs w:val="24"/>
-        </w:rPr>
-      </w:pPr>
-      <w:r>
-        <w:rPr>
-          <w:rFonts w:ascii="Times New Roman" w:hAnsi="Times New Roman" w:cs="Times New Roman"/>
-          <w:sz w:val="24"/>
-          <w:szCs w:val="24"/>
-        </w:rPr>
-        <w:t xml:space="preserve">It being a Friday night, they arrived home to discover that Anne’s older sisters had gotten permission to throw a party in the new house. While Anne and Alle had been about their own business, Kim and Naomi had learned that the construction, short of a few finishing </w:t>
-      </w:r>
-      <w:r>
-        <w:rPr>
-          <w:rFonts w:ascii="Times New Roman" w:hAnsi="Times New Roman" w:cs="Times New Roman"/>
-          <w:sz w:val="24"/>
-          <w:szCs w:val="24"/>
-        </w:rPr>
-        <w:lastRenderedPageBreak/>
-        <w:t xml:space="preserve">touches, had been completed. In particular, the pool was ready to go into service and the landscaping was complete. Unlike the engagement, which was a private affair, the filling of the pool was an admirable excuse for an all out celebration. They had spent the day setting the empty house up. They urged the two younger girls to put on some style and meet them out at the site. In spite of their hunger, they put aside their empty stomachs and rushed to Anne’s room. Anne’s father lingered while they got dressed and made up and then drove them out to the remote property. Anne assured Alle that she would absolutely fall in love with the place once she saw it. As they arrived, Alle and Anne went in together. </w:t>
-      </w:r>
-    </w:p>
-    <w:p>
-      <w:pPr>
-        <w:spacing w:after="0" w:line="360" w:lineRule="auto"/>
-        <w:jc w:val="both"/>
-        <w:rPr>
-          <w:rFonts w:ascii="Times New Roman" w:hAnsi="Times New Roman" w:cs="Times New Roman"/>
-          <w:sz w:val="24"/>
-          <w:szCs w:val="24"/>
-        </w:rPr>
-      </w:pPr>
-      <w:r>
-        <w:rPr>
-          <w:rFonts w:ascii="Times New Roman" w:hAnsi="Times New Roman" w:cs="Times New Roman"/>
+          <w:rFonts w:ascii="Montserrat" w:hAnsi="Montserrat" w:cs="Times New Roman"/>
+          <w:sz w:val="24"/>
+          <w:szCs w:val="24"/>
+        </w:rPr>
+      </w:pPr>
+    </w:p>
+    <w:p>
+      <w:pPr>
+        <w:spacing w:after="0" w:line="360" w:lineRule="auto"/>
+        <w:jc w:val="both"/>
+        <w:rPr>
+          <w:rFonts w:ascii="Montserrat" w:hAnsi="Montserrat" w:cs="Times New Roman"/>
+          <w:sz w:val="24"/>
+          <w:szCs w:val="24"/>
+        </w:rPr>
+      </w:pPr>
+      <w:r>
+        <w:rPr>
+          <w:rFonts w:ascii="Montserrat" w:hAnsi="Montserrat" w:cs="Times New Roman"/>
+          <w:sz w:val="24"/>
+          <w:szCs w:val="24"/>
+        </w:rPr>
+        <w:t xml:space="preserve">It being a Friday night, they arrived home to discover that Anne’s older sisters had gotten permission to throw a party in the new house. While Anne and Alle had been about their own business, Kim and Naomi had learned that the construction, short of a few finishing touches, had been completed. In particular, the pool was ready to go into service and the landscaping was complete. Unlike the engagement, which was a private affair, the filling of the pool was an admirable excuse for an all out celebration. They had spent the day setting the empty house up. They urged the two younger girls to put on some style and meet them out at the site. In spite of their hunger, they put aside their empty stomachs and rushed to Anne’s room. Anne’s father lingered while they got dressed and made up and then drove them out to the remote property. Anne assured Alle that she would absolutely fall in love with the place once she saw it. As they arrived, Alle and Anne went in together. </w:t>
+      </w:r>
+    </w:p>
+    <w:p>
+      <w:pPr>
+        <w:spacing w:after="0" w:line="360" w:lineRule="auto"/>
+        <w:jc w:val="both"/>
+        <w:rPr>
+          <w:rFonts w:ascii="Montserrat" w:hAnsi="Montserrat" w:cs="Times New Roman"/>
+          <w:sz w:val="24"/>
+          <w:szCs w:val="24"/>
+        </w:rPr>
+      </w:pPr>
+      <w:r>
+        <w:rPr>
+          <w:rFonts w:ascii="Montserrat" w:hAnsi="Montserrat" w:cs="Times New Roman"/>
           <w:sz w:val="24"/>
           <w:szCs w:val="24"/>
         </w:rPr>
@@ -347,14 +387,14 @@
         <w:spacing w:after="0" w:line="360" w:lineRule="auto"/>
         <w:jc w:val="both"/>
         <w:rPr>
-          <w:rFonts w:ascii="Times New Roman" w:hAnsi="Times New Roman" w:cs="Times New Roman"/>
-          <w:sz w:val="24"/>
-          <w:szCs w:val="24"/>
-        </w:rPr>
-      </w:pPr>
-      <w:r>
-        <w:rPr>
-          <w:rFonts w:ascii="Times New Roman" w:hAnsi="Times New Roman" w:cs="Times New Roman"/>
+          <w:rFonts w:ascii="Montserrat" w:hAnsi="Montserrat" w:cs="Times New Roman"/>
+          <w:sz w:val="24"/>
+          <w:szCs w:val="24"/>
+        </w:rPr>
+      </w:pPr>
+      <w:r>
+        <w:rPr>
+          <w:rFonts w:ascii="Montserrat" w:hAnsi="Montserrat" w:cs="Times New Roman"/>
           <w:sz w:val="24"/>
           <w:szCs w:val="24"/>
         </w:rPr>
@@ -367,14 +407,14 @@
         <w:spacing w:after="0" w:line="360" w:lineRule="auto"/>
         <w:jc w:val="both"/>
         <w:rPr>
-          <w:rFonts w:ascii="Times New Roman" w:hAnsi="Times New Roman" w:cs="Times New Roman"/>
-          <w:sz w:val="24"/>
-          <w:szCs w:val="24"/>
-        </w:rPr>
-      </w:pPr>
-      <w:r>
-        <w:rPr>
-          <w:rFonts w:ascii="Times New Roman" w:hAnsi="Times New Roman" w:cs="Times New Roman"/>
+          <w:rFonts w:ascii="Montserrat" w:hAnsi="Montserrat" w:cs="Times New Roman"/>
+          <w:sz w:val="24"/>
+          <w:szCs w:val="24"/>
+        </w:rPr>
+      </w:pPr>
+      <w:r>
+        <w:rPr>
+          <w:rFonts w:ascii="Montserrat" w:hAnsi="Montserrat" w:cs="Times New Roman"/>
           <w:sz w:val="24"/>
           <w:szCs w:val="24"/>
         </w:rPr>
@@ -387,14 +427,14 @@
         <w:spacing w:after="0" w:line="360" w:lineRule="auto"/>
         <w:jc w:val="both"/>
         <w:rPr>
-          <w:rFonts w:ascii="Times New Roman" w:hAnsi="Times New Roman" w:cs="Times New Roman"/>
-          <w:sz w:val="24"/>
-          <w:szCs w:val="24"/>
-        </w:rPr>
-      </w:pPr>
-      <w:r>
-        <w:rPr>
-          <w:rFonts w:ascii="Times New Roman" w:hAnsi="Times New Roman" w:cs="Times New Roman"/>
+          <w:rFonts w:ascii="Montserrat" w:hAnsi="Montserrat" w:cs="Times New Roman"/>
+          <w:sz w:val="24"/>
+          <w:szCs w:val="24"/>
+        </w:rPr>
+      </w:pPr>
+      <w:r>
+        <w:rPr>
+          <w:rFonts w:ascii="Montserrat" w:hAnsi="Montserrat" w:cs="Times New Roman"/>
           <w:sz w:val="24"/>
           <w:szCs w:val="24"/>
         </w:rPr>
@@ -407,43 +447,34 @@
         <w:spacing w:after="0" w:line="360" w:lineRule="auto"/>
         <w:jc w:val="both"/>
         <w:rPr>
-          <w:rFonts w:ascii="Times New Roman" w:hAnsi="Times New Roman" w:cs="Times New Roman"/>
-          <w:sz w:val="24"/>
-          <w:szCs w:val="24"/>
-        </w:rPr>
-      </w:pPr>
-      <w:r>
-        <w:rPr>
-          <w:rFonts w:ascii="Times New Roman" w:hAnsi="Times New Roman" w:cs="Times New Roman"/>
-          <w:sz w:val="24"/>
-          <w:szCs w:val="24"/>
-        </w:rPr>
-        <w:tab/>
-        <w:t xml:space="preserve">She had waited to build on it until she felt her skills as an architect were equal to the challenge. It was obvious that she loved employing stone in construction, for the </w:t>
-      </w:r>
-      <w:r>
-        <w:rPr>
-          <w:rFonts w:ascii="Times New Roman" w:hAnsi="Times New Roman" w:cs="Times New Roman"/>
-          <w:sz w:val="24"/>
-          <w:szCs w:val="24"/>
-        </w:rPr>
-        <w:lastRenderedPageBreak/>
-        <w:t xml:space="preserve">design was rife with columns and fixtures hewn from granite, for the exteriors, and marble, for the interiors. The entire foundation, and the pool system, had actually been carved out of—or into—the native bedrock. Tons of natural rock had been used landscaping the atrium-aquarium complex, skillfully mimicking nature in a fit of inspiration. </w:t>
-      </w:r>
-    </w:p>
-    <w:p>
-      <w:pPr>
-        <w:spacing w:after="0" w:line="360" w:lineRule="auto"/>
-        <w:jc w:val="both"/>
-        <w:rPr>
-          <w:rFonts w:ascii="Times New Roman" w:hAnsi="Times New Roman" w:cs="Times New Roman"/>
-          <w:sz w:val="24"/>
-          <w:szCs w:val="24"/>
-        </w:rPr>
-      </w:pPr>
-      <w:r>
-        <w:rPr>
-          <w:rFonts w:ascii="Times New Roman" w:hAnsi="Times New Roman" w:cs="Times New Roman"/>
+          <w:rFonts w:ascii="Montserrat" w:hAnsi="Montserrat" w:cs="Times New Roman"/>
+          <w:sz w:val="24"/>
+          <w:szCs w:val="24"/>
+        </w:rPr>
+      </w:pPr>
+      <w:r>
+        <w:rPr>
+          <w:rFonts w:ascii="Montserrat" w:hAnsi="Montserrat" w:cs="Times New Roman"/>
+          <w:sz w:val="24"/>
+          <w:szCs w:val="24"/>
+        </w:rPr>
+        <w:tab/>
+        <w:t xml:space="preserve">She had waited to build on it until she felt her skills as an architect were equal to the challenge. It was obvious that she loved employing stone in construction, for the design was rife with columns and fixtures hewn from granite, for the exteriors, and marble, for the interiors. The entire foundation, and the pool system, had actually been carved out of—or into—the native bedrock. Tons of natural rock had been used landscaping the atrium-aquarium complex, skillfully mimicking nature in a fit of inspiration. </w:t>
+      </w:r>
+    </w:p>
+    <w:p>
+      <w:pPr>
+        <w:spacing w:after="0" w:line="360" w:lineRule="auto"/>
+        <w:jc w:val="both"/>
+        <w:rPr>
+          <w:rFonts w:ascii="Montserrat" w:hAnsi="Montserrat" w:cs="Times New Roman"/>
+          <w:sz w:val="24"/>
+          <w:szCs w:val="24"/>
+        </w:rPr>
+      </w:pPr>
+      <w:r>
+        <w:rPr>
+          <w:rFonts w:ascii="Montserrat" w:hAnsi="Montserrat" w:cs="Times New Roman"/>
           <w:sz w:val="24"/>
           <w:szCs w:val="24"/>
         </w:rPr>
@@ -456,14 +487,14 @@
         <w:spacing w:after="0" w:line="360" w:lineRule="auto"/>
         <w:jc w:val="both"/>
         <w:rPr>
-          <w:rFonts w:ascii="Times New Roman" w:hAnsi="Times New Roman" w:cs="Times New Roman"/>
-          <w:sz w:val="24"/>
-          <w:szCs w:val="24"/>
-        </w:rPr>
-      </w:pPr>
-      <w:r>
-        <w:rPr>
-          <w:rFonts w:ascii="Times New Roman" w:hAnsi="Times New Roman" w:cs="Times New Roman"/>
+          <w:rFonts w:ascii="Montserrat" w:hAnsi="Montserrat" w:cs="Times New Roman"/>
+          <w:sz w:val="24"/>
+          <w:szCs w:val="24"/>
+        </w:rPr>
+      </w:pPr>
+      <w:r>
+        <w:rPr>
+          <w:rFonts w:ascii="Montserrat" w:hAnsi="Montserrat" w:cs="Times New Roman"/>
           <w:sz w:val="24"/>
           <w:szCs w:val="24"/>
         </w:rPr>
@@ -476,14 +507,14 @@
         <w:spacing w:after="0" w:line="360" w:lineRule="auto"/>
         <w:jc w:val="both"/>
         <w:rPr>
-          <w:rFonts w:ascii="Times New Roman" w:hAnsi="Times New Roman" w:cs="Times New Roman"/>
-          <w:sz w:val="24"/>
-          <w:szCs w:val="24"/>
-        </w:rPr>
-      </w:pPr>
-      <w:r>
-        <w:rPr>
-          <w:rFonts w:ascii="Times New Roman" w:hAnsi="Times New Roman" w:cs="Times New Roman"/>
+          <w:rFonts w:ascii="Montserrat" w:hAnsi="Montserrat" w:cs="Times New Roman"/>
+          <w:sz w:val="24"/>
+          <w:szCs w:val="24"/>
+        </w:rPr>
+      </w:pPr>
+      <w:r>
+        <w:rPr>
+          <w:rFonts w:ascii="Montserrat" w:hAnsi="Montserrat" w:cs="Times New Roman"/>
           <w:sz w:val="24"/>
           <w:szCs w:val="24"/>
         </w:rPr>
@@ -496,14 +527,14 @@
         <w:spacing w:after="0" w:line="360" w:lineRule="auto"/>
         <w:jc w:val="both"/>
         <w:rPr>
-          <w:rFonts w:ascii="Times New Roman" w:hAnsi="Times New Roman" w:cs="Times New Roman"/>
-          <w:sz w:val="24"/>
-          <w:szCs w:val="24"/>
-        </w:rPr>
-      </w:pPr>
-      <w:r>
-        <w:rPr>
-          <w:rFonts w:ascii="Times New Roman" w:hAnsi="Times New Roman" w:cs="Times New Roman"/>
+          <w:rFonts w:ascii="Montserrat" w:hAnsi="Montserrat" w:cs="Times New Roman"/>
+          <w:sz w:val="24"/>
+          <w:szCs w:val="24"/>
+        </w:rPr>
+      </w:pPr>
+      <w:r>
+        <w:rPr>
+          <w:rFonts w:ascii="Montserrat" w:hAnsi="Montserrat" w:cs="Times New Roman"/>
           <w:sz w:val="24"/>
           <w:szCs w:val="24"/>
         </w:rPr>
@@ -516,43 +547,34 @@
         <w:spacing w:after="0" w:line="360" w:lineRule="auto"/>
         <w:jc w:val="both"/>
         <w:rPr>
-          <w:rFonts w:ascii="Times New Roman" w:hAnsi="Times New Roman" w:cs="Times New Roman"/>
-          <w:sz w:val="24"/>
-          <w:szCs w:val="24"/>
-        </w:rPr>
-      </w:pPr>
-      <w:r>
-        <w:rPr>
-          <w:rFonts w:ascii="Times New Roman" w:hAnsi="Times New Roman" w:cs="Times New Roman"/>
-          <w:sz w:val="24"/>
-          <w:szCs w:val="24"/>
-        </w:rPr>
-        <w:tab/>
-        <w:t xml:space="preserve">“You know them,” Anne laughed. “Even with almost no notice, people go out of their way to show up at their parties. Come on, Alle. Let’s go give them a hand.” They gracefully parted company with Anne’s mother and made their way back to the kitchen. Kim loved to cook, and from the look of things, she was expecting to cater to a hundred people. There was no question who would take charge of the wedding, if there was one. Anne and Alle presented themselves, asking what they could do to help out. They were </w:t>
-      </w:r>
-      <w:r>
-        <w:rPr>
-          <w:rFonts w:ascii="Times New Roman" w:hAnsi="Times New Roman" w:cs="Times New Roman"/>
-          <w:sz w:val="24"/>
-          <w:szCs w:val="24"/>
-        </w:rPr>
-        <w:lastRenderedPageBreak/>
-        <w:t xml:space="preserve">roped into helping Kim and Naomi play hosts, as servants. People began to arrive, and the twins were left to mind the kitchen as the older girls went out to receive their guests. The three adults were also greeting people at the door, as the nominal hosts, and they seemed to know everyone. Alle commented on it, as she circulated with a tray of snacks, and her father explained that the older generation had attended the weddings of Virginia and Vincent, as well as his own formal union with Victoria. </w:t>
-      </w:r>
-    </w:p>
-    <w:p>
-      <w:pPr>
-        <w:spacing w:after="0" w:line="360" w:lineRule="auto"/>
-        <w:jc w:val="both"/>
-        <w:rPr>
-          <w:rFonts w:ascii="Times New Roman" w:hAnsi="Times New Roman" w:cs="Times New Roman"/>
-          <w:sz w:val="24"/>
-          <w:szCs w:val="24"/>
-        </w:rPr>
-      </w:pPr>
-      <w:r>
-        <w:rPr>
-          <w:rFonts w:ascii="Times New Roman" w:hAnsi="Times New Roman" w:cs="Times New Roman"/>
+          <w:rFonts w:ascii="Montserrat" w:hAnsi="Montserrat" w:cs="Times New Roman"/>
+          <w:sz w:val="24"/>
+          <w:szCs w:val="24"/>
+        </w:rPr>
+      </w:pPr>
+      <w:r>
+        <w:rPr>
+          <w:rFonts w:ascii="Montserrat" w:hAnsi="Montserrat" w:cs="Times New Roman"/>
+          <w:sz w:val="24"/>
+          <w:szCs w:val="24"/>
+        </w:rPr>
+        <w:tab/>
+        <w:t xml:space="preserve">“You know them,” Anne laughed. “Even with almost no notice, people go out of their way to show up at their parties. Come on, Alle. Let’s go give them a hand.” They gracefully parted company with Anne’s mother and made their way back to the kitchen. Kim loved to cook, and from the look of things, she was expecting to cater to a hundred people. There was no question who would take charge of the wedding, if there was one. Anne and Alle presented themselves, asking what they could do to help out. They were roped into helping Kim and Naomi play hosts, as servants. People began to arrive, and the twins were left to mind the kitchen as the older girls went out to receive their guests. The three adults were also greeting people at the door, as the nominal hosts, and they seemed to know everyone. Alle commented on it, as she circulated with a tray of snacks, and her father explained that the older generation had attended the weddings of Virginia and Vincent, as well as his own formal union with Victoria. </w:t>
+      </w:r>
+    </w:p>
+    <w:p>
+      <w:pPr>
+        <w:spacing w:after="0" w:line="360" w:lineRule="auto"/>
+        <w:jc w:val="both"/>
+        <w:rPr>
+          <w:rFonts w:ascii="Montserrat" w:hAnsi="Montserrat" w:cs="Times New Roman"/>
+          <w:sz w:val="24"/>
+          <w:szCs w:val="24"/>
+        </w:rPr>
+      </w:pPr>
+      <w:r>
+        <w:rPr>
+          <w:rFonts w:ascii="Montserrat" w:hAnsi="Montserrat" w:cs="Times New Roman"/>
           <w:sz w:val="24"/>
           <w:szCs w:val="24"/>
         </w:rPr>
@@ -565,14 +587,14 @@
         <w:spacing w:after="0" w:line="360" w:lineRule="auto"/>
         <w:jc w:val="both"/>
         <w:rPr>
-          <w:rFonts w:ascii="Times New Roman" w:hAnsi="Times New Roman" w:cs="Times New Roman"/>
-          <w:sz w:val="24"/>
-          <w:szCs w:val="24"/>
-        </w:rPr>
-      </w:pPr>
-      <w:r>
-        <w:rPr>
-          <w:rFonts w:ascii="Times New Roman" w:hAnsi="Times New Roman" w:cs="Times New Roman"/>
+          <w:rFonts w:ascii="Montserrat" w:hAnsi="Montserrat" w:cs="Times New Roman"/>
+          <w:sz w:val="24"/>
+          <w:szCs w:val="24"/>
+        </w:rPr>
+      </w:pPr>
+      <w:r>
+        <w:rPr>
+          <w:rFonts w:ascii="Montserrat" w:hAnsi="Montserrat" w:cs="Times New Roman"/>
           <w:sz w:val="24"/>
           <w:szCs w:val="24"/>
         </w:rPr>
@@ -585,14 +607,14 @@
         <w:spacing w:after="0" w:line="360" w:lineRule="auto"/>
         <w:jc w:val="both"/>
         <w:rPr>
-          <w:rFonts w:ascii="Times New Roman" w:hAnsi="Times New Roman" w:cs="Times New Roman"/>
-          <w:sz w:val="24"/>
-          <w:szCs w:val="24"/>
-        </w:rPr>
-      </w:pPr>
-      <w:r>
-        <w:rPr>
-          <w:rFonts w:ascii="Times New Roman" w:hAnsi="Times New Roman" w:cs="Times New Roman"/>
+          <w:rFonts w:ascii="Montserrat" w:hAnsi="Montserrat" w:cs="Times New Roman"/>
+          <w:sz w:val="24"/>
+          <w:szCs w:val="24"/>
+        </w:rPr>
+      </w:pPr>
+      <w:r>
+        <w:rPr>
+          <w:rFonts w:ascii="Montserrat" w:hAnsi="Montserrat" w:cs="Times New Roman"/>
           <w:sz w:val="24"/>
           <w:szCs w:val="24"/>
         </w:rPr>
@@ -605,18 +627,17 @@
         <w:spacing w:after="0" w:line="360" w:lineRule="auto"/>
         <w:jc w:val="both"/>
         <w:rPr>
-          <w:rFonts w:ascii="Times New Roman" w:hAnsi="Times New Roman" w:cs="Times New Roman"/>
-          <w:sz w:val="24"/>
-          <w:szCs w:val="24"/>
-        </w:rPr>
-      </w:pPr>
-      <w:r>
-        <w:rPr>
-          <w:rFonts w:ascii="Times New Roman" w:hAnsi="Times New Roman" w:cs="Times New Roman"/>
-          <w:sz w:val="24"/>
-          <w:szCs w:val="24"/>
-        </w:rPr>
-        <w:lastRenderedPageBreak/>
+          <w:rFonts w:ascii="Montserrat" w:hAnsi="Montserrat" w:cs="Times New Roman"/>
+          <w:sz w:val="24"/>
+          <w:szCs w:val="24"/>
+        </w:rPr>
+      </w:pPr>
+      <w:r>
+        <w:rPr>
+          <w:rFonts w:ascii="Montserrat" w:hAnsi="Montserrat" w:cs="Times New Roman"/>
+          <w:sz w:val="24"/>
+          <w:szCs w:val="24"/>
+        </w:rPr>
         <w:tab/>
         <w:t>“Well, well, well,” one of them began, slyly, “the other half finally rears her head.”</w:t>
       </w:r>
@@ -626,14 +647,14 @@
         <w:spacing w:after="0" w:line="360" w:lineRule="auto"/>
         <w:jc w:val="both"/>
         <w:rPr>
-          <w:rFonts w:ascii="Times New Roman" w:hAnsi="Times New Roman" w:cs="Times New Roman"/>
-          <w:sz w:val="24"/>
-          <w:szCs w:val="24"/>
-        </w:rPr>
-      </w:pPr>
-      <w:r>
-        <w:rPr>
-          <w:rFonts w:ascii="Times New Roman" w:hAnsi="Times New Roman" w:cs="Times New Roman"/>
+          <w:rFonts w:ascii="Montserrat" w:hAnsi="Montserrat" w:cs="Times New Roman"/>
+          <w:sz w:val="24"/>
+          <w:szCs w:val="24"/>
+        </w:rPr>
+      </w:pPr>
+      <w:r>
+        <w:rPr>
+          <w:rFonts w:ascii="Montserrat" w:hAnsi="Montserrat" w:cs="Times New Roman"/>
           <w:sz w:val="24"/>
           <w:szCs w:val="24"/>
         </w:rPr>
@@ -646,14 +667,14 @@
         <w:spacing w:after="0" w:line="360" w:lineRule="auto"/>
         <w:jc w:val="both"/>
         <w:rPr>
-          <w:rFonts w:ascii="Times New Roman" w:hAnsi="Times New Roman" w:cs="Times New Roman"/>
-          <w:sz w:val="24"/>
-          <w:szCs w:val="24"/>
-        </w:rPr>
-      </w:pPr>
-      <w:r>
-        <w:rPr>
-          <w:rFonts w:ascii="Times New Roman" w:hAnsi="Times New Roman" w:cs="Times New Roman"/>
+          <w:rFonts w:ascii="Montserrat" w:hAnsi="Montserrat" w:cs="Times New Roman"/>
+          <w:sz w:val="24"/>
+          <w:szCs w:val="24"/>
+        </w:rPr>
+      </w:pPr>
+      <w:r>
+        <w:rPr>
+          <w:rFonts w:ascii="Montserrat" w:hAnsi="Montserrat" w:cs="Times New Roman"/>
           <w:sz w:val="24"/>
           <w:szCs w:val="24"/>
         </w:rPr>
@@ -666,14 +687,14 @@
         <w:spacing w:after="0" w:line="360" w:lineRule="auto"/>
         <w:jc w:val="both"/>
         <w:rPr>
-          <w:rFonts w:ascii="Times New Roman" w:hAnsi="Times New Roman" w:cs="Times New Roman"/>
-          <w:sz w:val="24"/>
-          <w:szCs w:val="24"/>
-        </w:rPr>
-      </w:pPr>
-      <w:r>
-        <w:rPr>
-          <w:rFonts w:ascii="Times New Roman" w:hAnsi="Times New Roman" w:cs="Times New Roman"/>
+          <w:rFonts w:ascii="Montserrat" w:hAnsi="Montserrat" w:cs="Times New Roman"/>
+          <w:sz w:val="24"/>
+          <w:szCs w:val="24"/>
+        </w:rPr>
+      </w:pPr>
+      <w:r>
+        <w:rPr>
+          <w:rFonts w:ascii="Montserrat" w:hAnsi="Montserrat" w:cs="Times New Roman"/>
           <w:sz w:val="24"/>
           <w:szCs w:val="24"/>
         </w:rPr>
@@ -686,14 +707,14 @@
         <w:spacing w:after="0" w:line="360" w:lineRule="auto"/>
         <w:jc w:val="both"/>
         <w:rPr>
-          <w:rFonts w:ascii="Times New Roman" w:hAnsi="Times New Roman" w:cs="Times New Roman"/>
-          <w:sz w:val="24"/>
-          <w:szCs w:val="24"/>
-        </w:rPr>
-      </w:pPr>
-      <w:r>
-        <w:rPr>
-          <w:rFonts w:ascii="Times New Roman" w:hAnsi="Times New Roman" w:cs="Times New Roman"/>
+          <w:rFonts w:ascii="Montserrat" w:hAnsi="Montserrat" w:cs="Times New Roman"/>
+          <w:sz w:val="24"/>
+          <w:szCs w:val="24"/>
+        </w:rPr>
+      </w:pPr>
+      <w:r>
+        <w:rPr>
+          <w:rFonts w:ascii="Montserrat" w:hAnsi="Montserrat" w:cs="Times New Roman"/>
           <w:sz w:val="24"/>
           <w:szCs w:val="24"/>
         </w:rPr>
@@ -706,14 +727,14 @@
         <w:spacing w:after="0" w:line="360" w:lineRule="auto"/>
         <w:jc w:val="both"/>
         <w:rPr>
-          <w:rFonts w:ascii="Times New Roman" w:hAnsi="Times New Roman" w:cs="Times New Roman"/>
-          <w:sz w:val="24"/>
-          <w:szCs w:val="24"/>
-        </w:rPr>
-      </w:pPr>
-      <w:r>
-        <w:rPr>
-          <w:rFonts w:ascii="Times New Roman" w:hAnsi="Times New Roman" w:cs="Times New Roman"/>
+          <w:rFonts w:ascii="Montserrat" w:hAnsi="Montserrat" w:cs="Times New Roman"/>
+          <w:sz w:val="24"/>
+          <w:szCs w:val="24"/>
+        </w:rPr>
+      </w:pPr>
+      <w:r>
+        <w:rPr>
+          <w:rFonts w:ascii="Montserrat" w:hAnsi="Montserrat" w:cs="Times New Roman"/>
           <w:sz w:val="24"/>
           <w:szCs w:val="24"/>
         </w:rPr>
@@ -726,14 +747,14 @@
         <w:spacing w:after="0" w:line="360" w:lineRule="auto"/>
         <w:jc w:val="both"/>
         <w:rPr>
-          <w:rFonts w:ascii="Times New Roman" w:hAnsi="Times New Roman" w:cs="Times New Roman"/>
-          <w:sz w:val="24"/>
-          <w:szCs w:val="24"/>
-        </w:rPr>
-      </w:pPr>
-      <w:r>
-        <w:rPr>
-          <w:rFonts w:ascii="Times New Roman" w:hAnsi="Times New Roman" w:cs="Times New Roman"/>
+          <w:rFonts w:ascii="Montserrat" w:hAnsi="Montserrat" w:cs="Times New Roman"/>
+          <w:sz w:val="24"/>
+          <w:szCs w:val="24"/>
+        </w:rPr>
+      </w:pPr>
+      <w:r>
+        <w:rPr>
+          <w:rFonts w:ascii="Montserrat" w:hAnsi="Montserrat" w:cs="Times New Roman"/>
           <w:sz w:val="24"/>
           <w:szCs w:val="24"/>
         </w:rPr>
@@ -746,14 +767,14 @@
         <w:spacing w:after="0" w:line="360" w:lineRule="auto"/>
         <w:jc w:val="both"/>
         <w:rPr>
-          <w:rFonts w:ascii="Times New Roman" w:hAnsi="Times New Roman" w:cs="Times New Roman"/>
-          <w:sz w:val="24"/>
-          <w:szCs w:val="24"/>
-        </w:rPr>
-      </w:pPr>
-      <w:r>
-        <w:rPr>
-          <w:rFonts w:ascii="Times New Roman" w:hAnsi="Times New Roman" w:cs="Times New Roman"/>
+          <w:rFonts w:ascii="Montserrat" w:hAnsi="Montserrat" w:cs="Times New Roman"/>
+          <w:sz w:val="24"/>
+          <w:szCs w:val="24"/>
+        </w:rPr>
+      </w:pPr>
+      <w:r>
+        <w:rPr>
+          <w:rFonts w:ascii="Montserrat" w:hAnsi="Montserrat" w:cs="Times New Roman"/>
           <w:sz w:val="24"/>
           <w:szCs w:val="24"/>
         </w:rPr>
@@ -766,54 +787,45 @@
         <w:spacing w:after="0" w:line="360" w:lineRule="auto"/>
         <w:jc w:val="both"/>
         <w:rPr>
-          <w:rFonts w:ascii="Times New Roman" w:hAnsi="Times New Roman" w:cs="Times New Roman"/>
-          <w:sz w:val="24"/>
-          <w:szCs w:val="24"/>
-        </w:rPr>
-      </w:pPr>
-      <w:r>
-        <w:rPr>
-          <w:rFonts w:ascii="Times New Roman" w:hAnsi="Times New Roman" w:cs="Times New Roman"/>
-          <w:sz w:val="24"/>
-          <w:szCs w:val="24"/>
-        </w:rPr>
-        <w:tab/>
-        <w:t xml:space="preserve">“We heard you have been engaged to Alexander Nevin,” Lauren announced, turning immediately to Alle, “poor girl, beat out by your own sister!” Anne traded meaningful looks with Morgan, and Alle bit her tongue as Lauren pressed Anne to confirm her engagement to the mysterious and wonderful son of Victor and Victoria Nevin. Alle listened to the girl’s chatter with a slightly pained smile. It seemed that their parents had made the announcement without clarifying Alle’s situation. As far as the world was concerned, she was still a boy. The way girls in the families reacted to that boy was apparently never going to change. It made her appreciate being a girl even more. Even Morgan, who was a bit more restrained, spoke Alle’s given name with stars in her eyes. It bothered Alle to find that she had made such an impression on a couple of girls and did not even remember when she had been presented to them. Since both girls </w:t>
-      </w:r>
-      <w:r>
-        <w:rPr>
-          <w:rFonts w:ascii="Times New Roman" w:hAnsi="Times New Roman" w:cs="Times New Roman"/>
-          <w:sz w:val="24"/>
-          <w:szCs w:val="24"/>
-        </w:rPr>
-        <w:lastRenderedPageBreak/>
-        <w:t xml:space="preserve">immediately volunteered to help with the serving, Alle got to listen to a great deal of their wistful musings. </w:t>
-      </w:r>
-    </w:p>
-    <w:p>
-      <w:pPr>
-        <w:spacing w:after="0" w:line="360" w:lineRule="auto"/>
-        <w:jc w:val="both"/>
-        <w:rPr>
-          <w:rFonts w:ascii="Times New Roman" w:hAnsi="Times New Roman" w:cs="Times New Roman"/>
-          <w:sz w:val="24"/>
-          <w:szCs w:val="24"/>
-        </w:rPr>
-      </w:pPr>
-    </w:p>
-    <w:p>
-      <w:pPr>
-        <w:spacing w:after="0" w:line="360" w:lineRule="auto"/>
-        <w:jc w:val="both"/>
-        <w:rPr>
-          <w:rFonts w:ascii="Times New Roman" w:hAnsi="Times New Roman" w:cs="Times New Roman"/>
-          <w:sz w:val="24"/>
-          <w:szCs w:val="24"/>
-        </w:rPr>
-      </w:pPr>
-      <w:r>
-        <w:rPr>
-          <w:rFonts w:ascii="Times New Roman" w:hAnsi="Times New Roman" w:cs="Times New Roman"/>
+          <w:rFonts w:ascii="Montserrat" w:hAnsi="Montserrat" w:cs="Times New Roman"/>
+          <w:sz w:val="24"/>
+          <w:szCs w:val="24"/>
+        </w:rPr>
+      </w:pPr>
+      <w:r>
+        <w:rPr>
+          <w:rFonts w:ascii="Montserrat" w:hAnsi="Montserrat" w:cs="Times New Roman"/>
+          <w:sz w:val="24"/>
+          <w:szCs w:val="24"/>
+        </w:rPr>
+        <w:tab/>
+        <w:t xml:space="preserve">“We heard you have been engaged to Alexander Nevin,” Lauren announced, turning immediately to Alle, “poor girl, beat out by your own sister!” Anne traded meaningful looks with Morgan, and Alle bit her tongue as Lauren pressed Anne to confirm her engagement to the mysterious and wonderful son of Victor and Victoria Nevin. Alle listened to the girl’s chatter with a slightly pained smile. It seemed that their parents had made the announcement without clarifying Alle’s situation. As far as the world was concerned, she was still a boy. The way girls in the families reacted to that boy was apparently never going to change. It made her appreciate being a girl even more. Even Morgan, who was a bit more restrained, spoke Alle’s given name with stars in her eyes. It bothered Alle to find that she had made such an impression on a couple of girls and did not even remember when she had been presented to them. Since both girls immediately volunteered to help with the serving, Alle got to listen to a great deal of their wistful musings. </w:t>
+      </w:r>
+    </w:p>
+    <w:p>
+      <w:pPr>
+        <w:spacing w:after="0" w:line="360" w:lineRule="auto"/>
+        <w:jc w:val="both"/>
+        <w:rPr>
+          <w:rFonts w:ascii="Montserrat" w:hAnsi="Montserrat" w:cs="Times New Roman"/>
+          <w:sz w:val="24"/>
+          <w:szCs w:val="24"/>
+        </w:rPr>
+      </w:pPr>
+    </w:p>
+    <w:p>
+      <w:pPr>
+        <w:spacing w:after="0" w:line="360" w:lineRule="auto"/>
+        <w:jc w:val="both"/>
+        <w:rPr>
+          <w:rFonts w:ascii="Montserrat" w:hAnsi="Montserrat" w:cs="Times New Roman"/>
+          <w:sz w:val="24"/>
+          <w:szCs w:val="24"/>
+        </w:rPr>
+      </w:pPr>
+      <w:r>
+        <w:rPr>
+          <w:rFonts w:ascii="Montserrat" w:hAnsi="Montserrat" w:cs="Times New Roman"/>
           <w:sz w:val="24"/>
           <w:szCs w:val="24"/>
         </w:rPr>
@@ -825,14 +837,14 @@
         <w:spacing w:after="0" w:line="360" w:lineRule="auto"/>
         <w:jc w:val="both"/>
         <w:rPr>
-          <w:rFonts w:ascii="Times New Roman" w:hAnsi="Times New Roman" w:cs="Times New Roman"/>
-          <w:sz w:val="24"/>
-          <w:szCs w:val="24"/>
-        </w:rPr>
-      </w:pPr>
-      <w:r>
-        <w:rPr>
-          <w:rFonts w:ascii="Times New Roman" w:hAnsi="Times New Roman" w:cs="Times New Roman"/>
+          <w:rFonts w:ascii="Montserrat" w:hAnsi="Montserrat" w:cs="Times New Roman"/>
+          <w:sz w:val="24"/>
+          <w:szCs w:val="24"/>
+        </w:rPr>
+      </w:pPr>
+      <w:r>
+        <w:rPr>
+          <w:rFonts w:ascii="Montserrat" w:hAnsi="Montserrat" w:cs="Times New Roman"/>
           <w:sz w:val="24"/>
           <w:szCs w:val="24"/>
         </w:rPr>
@@ -845,14 +857,14 @@
         <w:spacing w:after="0" w:line="360" w:lineRule="auto"/>
         <w:jc w:val="both"/>
         <w:rPr>
-          <w:rFonts w:ascii="Times New Roman" w:hAnsi="Times New Roman" w:cs="Times New Roman"/>
-          <w:sz w:val="24"/>
-          <w:szCs w:val="24"/>
-        </w:rPr>
-      </w:pPr>
-      <w:r>
-        <w:rPr>
-          <w:rFonts w:ascii="Times New Roman" w:hAnsi="Times New Roman" w:cs="Times New Roman"/>
+          <w:rFonts w:ascii="Montserrat" w:hAnsi="Montserrat" w:cs="Times New Roman"/>
+          <w:sz w:val="24"/>
+          <w:szCs w:val="24"/>
+        </w:rPr>
+      </w:pPr>
+      <w:r>
+        <w:rPr>
+          <w:rFonts w:ascii="Montserrat" w:hAnsi="Montserrat" w:cs="Times New Roman"/>
           <w:sz w:val="24"/>
           <w:szCs w:val="24"/>
         </w:rPr>
@@ -865,14 +877,14 @@
         <w:spacing w:after="0" w:line="360" w:lineRule="auto"/>
         <w:jc w:val="both"/>
         <w:rPr>
-          <w:rFonts w:ascii="Times New Roman" w:hAnsi="Times New Roman" w:cs="Times New Roman"/>
-          <w:sz w:val="24"/>
-          <w:szCs w:val="24"/>
-        </w:rPr>
-      </w:pPr>
-      <w:r>
-        <w:rPr>
-          <w:rFonts w:ascii="Times New Roman" w:hAnsi="Times New Roman" w:cs="Times New Roman"/>
+          <w:rFonts w:ascii="Montserrat" w:hAnsi="Montserrat" w:cs="Times New Roman"/>
+          <w:sz w:val="24"/>
+          <w:szCs w:val="24"/>
+        </w:rPr>
+      </w:pPr>
+      <w:r>
+        <w:rPr>
+          <w:rFonts w:ascii="Montserrat" w:hAnsi="Montserrat" w:cs="Times New Roman"/>
           <w:sz w:val="24"/>
           <w:szCs w:val="24"/>
         </w:rPr>
@@ -885,14 +897,14 @@
         <w:spacing w:after="0" w:line="360" w:lineRule="auto"/>
         <w:jc w:val="both"/>
         <w:rPr>
-          <w:rFonts w:ascii="Times New Roman" w:hAnsi="Times New Roman" w:cs="Times New Roman"/>
-          <w:sz w:val="24"/>
-          <w:szCs w:val="24"/>
-        </w:rPr>
-      </w:pPr>
-      <w:r>
-        <w:rPr>
-          <w:rFonts w:ascii="Times New Roman" w:hAnsi="Times New Roman" w:cs="Times New Roman"/>
+          <w:rFonts w:ascii="Montserrat" w:hAnsi="Montserrat" w:cs="Times New Roman"/>
+          <w:sz w:val="24"/>
+          <w:szCs w:val="24"/>
+        </w:rPr>
+      </w:pPr>
+      <w:r>
+        <w:rPr>
+          <w:rFonts w:ascii="Montserrat" w:hAnsi="Montserrat" w:cs="Times New Roman"/>
           <w:sz w:val="24"/>
           <w:szCs w:val="24"/>
         </w:rPr>
@@ -905,14 +917,14 @@
         <w:spacing w:after="0" w:line="360" w:lineRule="auto"/>
         <w:jc w:val="both"/>
         <w:rPr>
-          <w:rFonts w:ascii="Times New Roman" w:hAnsi="Times New Roman" w:cs="Times New Roman"/>
-          <w:sz w:val="24"/>
-          <w:szCs w:val="24"/>
-        </w:rPr>
-      </w:pPr>
-      <w:r>
-        <w:rPr>
-          <w:rFonts w:ascii="Times New Roman" w:hAnsi="Times New Roman" w:cs="Times New Roman"/>
+          <w:rFonts w:ascii="Montserrat" w:hAnsi="Montserrat" w:cs="Times New Roman"/>
+          <w:sz w:val="24"/>
+          <w:szCs w:val="24"/>
+        </w:rPr>
+      </w:pPr>
+      <w:r>
+        <w:rPr>
+          <w:rFonts w:ascii="Montserrat" w:hAnsi="Montserrat" w:cs="Times New Roman"/>
           <w:sz w:val="24"/>
           <w:szCs w:val="24"/>
         </w:rPr>
@@ -925,14 +937,14 @@
         <w:spacing w:after="0" w:line="360" w:lineRule="auto"/>
         <w:jc w:val="both"/>
         <w:rPr>
-          <w:rFonts w:ascii="Times New Roman" w:hAnsi="Times New Roman" w:cs="Times New Roman"/>
-          <w:sz w:val="24"/>
-          <w:szCs w:val="24"/>
-        </w:rPr>
-      </w:pPr>
-      <w:r>
-        <w:rPr>
-          <w:rFonts w:ascii="Times New Roman" w:hAnsi="Times New Roman" w:cs="Times New Roman"/>
+          <w:rFonts w:ascii="Montserrat" w:hAnsi="Montserrat" w:cs="Times New Roman"/>
+          <w:sz w:val="24"/>
+          <w:szCs w:val="24"/>
+        </w:rPr>
+      </w:pPr>
+      <w:r>
+        <w:rPr>
+          <w:rFonts w:ascii="Montserrat" w:hAnsi="Montserrat" w:cs="Times New Roman"/>
           <w:sz w:val="24"/>
           <w:szCs w:val="24"/>
         </w:rPr>
@@ -945,18 +957,17 @@
         <w:spacing w:after="0" w:line="360" w:lineRule="auto"/>
         <w:jc w:val="both"/>
         <w:rPr>
-          <w:rFonts w:ascii="Times New Roman" w:hAnsi="Times New Roman" w:cs="Times New Roman"/>
-          <w:sz w:val="24"/>
-          <w:szCs w:val="24"/>
-        </w:rPr>
-      </w:pPr>
-      <w:r>
-        <w:rPr>
-          <w:rFonts w:ascii="Times New Roman" w:hAnsi="Times New Roman" w:cs="Times New Roman"/>
-          <w:sz w:val="24"/>
-          <w:szCs w:val="24"/>
-        </w:rPr>
-        <w:lastRenderedPageBreak/>
+          <w:rFonts w:ascii="Montserrat" w:hAnsi="Montserrat" w:cs="Times New Roman"/>
+          <w:sz w:val="24"/>
+          <w:szCs w:val="24"/>
+        </w:rPr>
+      </w:pPr>
+      <w:r>
+        <w:rPr>
+          <w:rFonts w:ascii="Montserrat" w:hAnsi="Montserrat" w:cs="Times New Roman"/>
+          <w:sz w:val="24"/>
+          <w:szCs w:val="24"/>
+        </w:rPr>
         <w:tab/>
         <w:t xml:space="preserve">Alle shrugged her off and turned to face her accusingly. “Who’s causing problems here?” she demanded hotly. Naomi laughed and melted away into the crowd herself. Alle glared and pursued her. For a girl who had given little thought to martial arts, she sure could move through a crowd. Alle lost her in a few moments and spent several minutes tracking her down. When she did, Naomi had Anne cornered in an alcove in private discussion. Alle paused, out of view and listened. </w:t>
       </w:r>
@@ -966,14 +977,14 @@
         <w:spacing w:after="0" w:line="360" w:lineRule="auto"/>
         <w:jc w:val="both"/>
         <w:rPr>
-          <w:rFonts w:ascii="Times New Roman" w:hAnsi="Times New Roman" w:cs="Times New Roman"/>
-          <w:sz w:val="24"/>
-          <w:szCs w:val="24"/>
-        </w:rPr>
-      </w:pPr>
-      <w:r>
-        <w:rPr>
-          <w:rFonts w:ascii="Times New Roman" w:hAnsi="Times New Roman" w:cs="Times New Roman"/>
+          <w:rFonts w:ascii="Montserrat" w:hAnsi="Montserrat" w:cs="Times New Roman"/>
+          <w:sz w:val="24"/>
+          <w:szCs w:val="24"/>
+        </w:rPr>
+      </w:pPr>
+      <w:r>
+        <w:rPr>
+          <w:rFonts w:ascii="Montserrat" w:hAnsi="Montserrat" w:cs="Times New Roman"/>
           <w:sz w:val="24"/>
           <w:szCs w:val="24"/>
         </w:rPr>
@@ -982,7 +993,7 @@
       </w:r>
       <w:r>
         <w:rPr>
-          <w:rFonts w:ascii="Times New Roman" w:hAnsi="Times New Roman" w:cs="Times New Roman"/>
+          <w:rFonts w:ascii="Montserrat" w:hAnsi="Montserrat" w:cs="Times New Roman"/>
           <w:i/>
           <w:iCs/>
           <w:sz w:val="24"/>
@@ -992,7 +1003,7 @@
       </w:r>
       <w:r>
         <w:rPr>
-          <w:rFonts w:ascii="Times New Roman" w:hAnsi="Times New Roman" w:cs="Times New Roman"/>
+          <w:rFonts w:ascii="Montserrat" w:hAnsi="Montserrat" w:cs="Times New Roman"/>
           <w:sz w:val="24"/>
           <w:szCs w:val="24"/>
         </w:rPr>
@@ -1000,7 +1011,7 @@
       </w:r>
       <w:r>
         <w:rPr>
-          <w:rFonts w:ascii="Times New Roman" w:hAnsi="Times New Roman" w:cs="Times New Roman"/>
+          <w:rFonts w:ascii="Montserrat" w:hAnsi="Montserrat" w:cs="Times New Roman"/>
           <w:i/>
           <w:iCs/>
           <w:sz w:val="24"/>
@@ -1010,7 +1021,7 @@
       </w:r>
       <w:r>
         <w:rPr>
-          <w:rFonts w:ascii="Times New Roman" w:hAnsi="Times New Roman" w:cs="Times New Roman"/>
+          <w:rFonts w:ascii="Montserrat" w:hAnsi="Montserrat" w:cs="Times New Roman"/>
           <w:sz w:val="24"/>
           <w:szCs w:val="24"/>
         </w:rPr>
@@ -1022,14 +1033,14 @@
         <w:spacing w:after="0" w:line="360" w:lineRule="auto"/>
         <w:jc w:val="both"/>
         <w:rPr>
-          <w:rFonts w:ascii="Times New Roman" w:hAnsi="Times New Roman" w:cs="Times New Roman"/>
-          <w:sz w:val="24"/>
-          <w:szCs w:val="24"/>
-        </w:rPr>
-      </w:pPr>
-      <w:r>
-        <w:rPr>
-          <w:rFonts w:ascii="Times New Roman" w:hAnsi="Times New Roman" w:cs="Times New Roman"/>
+          <w:rFonts w:ascii="Montserrat" w:hAnsi="Montserrat" w:cs="Times New Roman"/>
+          <w:sz w:val="24"/>
+          <w:szCs w:val="24"/>
+        </w:rPr>
+      </w:pPr>
+      <w:r>
+        <w:rPr>
+          <w:rFonts w:ascii="Montserrat" w:hAnsi="Montserrat" w:cs="Times New Roman"/>
           <w:sz w:val="24"/>
           <w:szCs w:val="24"/>
         </w:rPr>
@@ -1042,14 +1053,14 @@
         <w:spacing w:after="0" w:line="360" w:lineRule="auto"/>
         <w:jc w:val="both"/>
         <w:rPr>
-          <w:rFonts w:ascii="Times New Roman" w:hAnsi="Times New Roman" w:cs="Times New Roman"/>
-          <w:sz w:val="24"/>
-          <w:szCs w:val="24"/>
-        </w:rPr>
-      </w:pPr>
-      <w:r>
-        <w:rPr>
-          <w:rFonts w:ascii="Times New Roman" w:hAnsi="Times New Roman" w:cs="Times New Roman"/>
+          <w:rFonts w:ascii="Montserrat" w:hAnsi="Montserrat" w:cs="Times New Roman"/>
+          <w:sz w:val="24"/>
+          <w:szCs w:val="24"/>
+        </w:rPr>
+      </w:pPr>
+      <w:r>
+        <w:rPr>
+          <w:rFonts w:ascii="Montserrat" w:hAnsi="Montserrat" w:cs="Times New Roman"/>
           <w:sz w:val="24"/>
           <w:szCs w:val="24"/>
         </w:rPr>
@@ -1062,14 +1073,14 @@
         <w:spacing w:after="0" w:line="360" w:lineRule="auto"/>
         <w:jc w:val="both"/>
         <w:rPr>
-          <w:rFonts w:ascii="Times New Roman" w:hAnsi="Times New Roman" w:cs="Times New Roman"/>
-          <w:sz w:val="24"/>
-          <w:szCs w:val="24"/>
-        </w:rPr>
-      </w:pPr>
-      <w:r>
-        <w:rPr>
-          <w:rFonts w:ascii="Times New Roman" w:hAnsi="Times New Roman" w:cs="Times New Roman"/>
+          <w:rFonts w:ascii="Montserrat" w:hAnsi="Montserrat" w:cs="Times New Roman"/>
+          <w:sz w:val="24"/>
+          <w:szCs w:val="24"/>
+        </w:rPr>
+      </w:pPr>
+      <w:r>
+        <w:rPr>
+          <w:rFonts w:ascii="Montserrat" w:hAnsi="Montserrat" w:cs="Times New Roman"/>
           <w:sz w:val="24"/>
           <w:szCs w:val="24"/>
         </w:rPr>
@@ -1082,24 +1093,23 @@
         <w:spacing w:after="0" w:line="360" w:lineRule="auto"/>
         <w:jc w:val="both"/>
         <w:rPr>
-          <w:rFonts w:ascii="Times New Roman" w:hAnsi="Times New Roman" w:cs="Times New Roman"/>
-          <w:sz w:val="24"/>
-          <w:szCs w:val="24"/>
-        </w:rPr>
-      </w:pPr>
-      <w:r>
-        <w:rPr>
-          <w:rFonts w:ascii="Times New Roman" w:hAnsi="Times New Roman" w:cs="Times New Roman"/>
-          <w:sz w:val="24"/>
-          <w:szCs w:val="24"/>
-        </w:rPr>
-        <w:lastRenderedPageBreak/>
+          <w:rFonts w:ascii="Montserrat" w:hAnsi="Montserrat" w:cs="Times New Roman"/>
+          <w:sz w:val="24"/>
+          <w:szCs w:val="24"/>
+        </w:rPr>
+      </w:pPr>
+      <w:r>
+        <w:rPr>
+          <w:rFonts w:ascii="Montserrat" w:hAnsi="Montserrat" w:cs="Times New Roman"/>
+          <w:sz w:val="24"/>
+          <w:szCs w:val="24"/>
+        </w:rPr>
         <w:tab/>
         <w:t xml:space="preserve">“Same to you, little sister,” Naomi replied nonplussed. “They’re your friends. Have a little faith in them. Besides, they don’t have to marry a boy from the Families. In the real world, they can have any man they want simply by batting their eyes at him. They have an </w:t>
       </w:r>
       <w:r>
         <w:rPr>
-          <w:rFonts w:ascii="Times New Roman" w:hAnsi="Times New Roman" w:cs="Times New Roman"/>
+          <w:rFonts w:ascii="Montserrat" w:hAnsi="Montserrat" w:cs="Times New Roman"/>
           <w:i/>
           <w:iCs/>
           <w:sz w:val="24"/>
@@ -1109,7 +1119,7 @@
       </w:r>
       <w:r>
         <w:rPr>
-          <w:rFonts w:ascii="Times New Roman" w:hAnsi="Times New Roman" w:cs="Times New Roman"/>
+          <w:rFonts w:ascii="Montserrat" w:hAnsi="Montserrat" w:cs="Times New Roman"/>
           <w:sz w:val="24"/>
           <w:szCs w:val="24"/>
         </w:rPr>
@@ -1121,14 +1131,14 @@
         <w:spacing w:after="0" w:line="360" w:lineRule="auto"/>
         <w:jc w:val="both"/>
         <w:rPr>
-          <w:rFonts w:ascii="Times New Roman" w:hAnsi="Times New Roman" w:cs="Times New Roman"/>
-          <w:sz w:val="24"/>
-          <w:szCs w:val="24"/>
-        </w:rPr>
-      </w:pPr>
-      <w:r>
-        <w:rPr>
-          <w:rFonts w:ascii="Times New Roman" w:hAnsi="Times New Roman" w:cs="Times New Roman"/>
+          <w:rFonts w:ascii="Montserrat" w:hAnsi="Montserrat" w:cs="Times New Roman"/>
+          <w:sz w:val="24"/>
+          <w:szCs w:val="24"/>
+        </w:rPr>
+      </w:pPr>
+      <w:r>
+        <w:rPr>
+          <w:rFonts w:ascii="Montserrat" w:hAnsi="Montserrat" w:cs="Times New Roman"/>
           <w:sz w:val="24"/>
           <w:szCs w:val="24"/>
         </w:rPr>
@@ -1141,14 +1151,14 @@
         <w:spacing w:after="0" w:line="360" w:lineRule="auto"/>
         <w:jc w:val="both"/>
         <w:rPr>
-          <w:rFonts w:ascii="Times New Roman" w:hAnsi="Times New Roman" w:cs="Times New Roman"/>
-          <w:sz w:val="24"/>
-          <w:szCs w:val="24"/>
-        </w:rPr>
-      </w:pPr>
-      <w:r>
-        <w:rPr>
-          <w:rFonts w:ascii="Times New Roman" w:hAnsi="Times New Roman" w:cs="Times New Roman"/>
+          <w:rFonts w:ascii="Montserrat" w:hAnsi="Montserrat" w:cs="Times New Roman"/>
+          <w:sz w:val="24"/>
+          <w:szCs w:val="24"/>
+        </w:rPr>
+      </w:pPr>
+      <w:r>
+        <w:rPr>
+          <w:rFonts w:ascii="Montserrat" w:hAnsi="Montserrat" w:cs="Times New Roman"/>
           <w:sz w:val="24"/>
           <w:szCs w:val="24"/>
         </w:rPr>
@@ -1161,14 +1171,14 @@
         <w:spacing w:after="0" w:line="360" w:lineRule="auto"/>
         <w:jc w:val="both"/>
         <w:rPr>
-          <w:rFonts w:ascii="Times New Roman" w:hAnsi="Times New Roman" w:cs="Times New Roman"/>
-          <w:sz w:val="24"/>
-          <w:szCs w:val="24"/>
-        </w:rPr>
-      </w:pPr>
-      <w:r>
-        <w:rPr>
-          <w:rFonts w:ascii="Times New Roman" w:hAnsi="Times New Roman" w:cs="Times New Roman"/>
+          <w:rFonts w:ascii="Montserrat" w:hAnsi="Montserrat" w:cs="Times New Roman"/>
+          <w:sz w:val="24"/>
+          <w:szCs w:val="24"/>
+        </w:rPr>
+      </w:pPr>
+      <w:r>
+        <w:rPr>
+          <w:rFonts w:ascii="Montserrat" w:hAnsi="Montserrat" w:cs="Times New Roman"/>
           <w:sz w:val="24"/>
           <w:szCs w:val="24"/>
         </w:rPr>
@@ -1181,14 +1191,14 @@
         <w:spacing w:after="0" w:line="360" w:lineRule="auto"/>
         <w:jc w:val="both"/>
         <w:rPr>
-          <w:rFonts w:ascii="Times New Roman" w:hAnsi="Times New Roman" w:cs="Times New Roman"/>
-          <w:sz w:val="24"/>
-          <w:szCs w:val="24"/>
-        </w:rPr>
-      </w:pPr>
-      <w:r>
-        <w:rPr>
-          <w:rFonts w:ascii="Times New Roman" w:hAnsi="Times New Roman" w:cs="Times New Roman"/>
+          <w:rFonts w:ascii="Montserrat" w:hAnsi="Montserrat" w:cs="Times New Roman"/>
+          <w:sz w:val="24"/>
+          <w:szCs w:val="24"/>
+        </w:rPr>
+      </w:pPr>
+      <w:r>
+        <w:rPr>
+          <w:rFonts w:ascii="Montserrat" w:hAnsi="Montserrat" w:cs="Times New Roman"/>
           <w:sz w:val="24"/>
           <w:szCs w:val="24"/>
         </w:rPr>
@@ -1201,14 +1211,14 @@
         <w:spacing w:after="0" w:line="360" w:lineRule="auto"/>
         <w:jc w:val="both"/>
         <w:rPr>
-          <w:rFonts w:ascii="Times New Roman" w:hAnsi="Times New Roman" w:cs="Times New Roman"/>
-          <w:sz w:val="24"/>
-          <w:szCs w:val="24"/>
-        </w:rPr>
-      </w:pPr>
-      <w:r>
-        <w:rPr>
-          <w:rFonts w:ascii="Times New Roman" w:hAnsi="Times New Roman" w:cs="Times New Roman"/>
+          <w:rFonts w:ascii="Montserrat" w:hAnsi="Montserrat" w:cs="Times New Roman"/>
+          <w:sz w:val="24"/>
+          <w:szCs w:val="24"/>
+        </w:rPr>
+      </w:pPr>
+      <w:r>
+        <w:rPr>
+          <w:rFonts w:ascii="Montserrat" w:hAnsi="Montserrat" w:cs="Times New Roman"/>
           <w:sz w:val="24"/>
           <w:szCs w:val="24"/>
         </w:rPr>
@@ -1221,14 +1231,14 @@
         <w:spacing w:after="0" w:line="360" w:lineRule="auto"/>
         <w:jc w:val="both"/>
         <w:rPr>
-          <w:rFonts w:ascii="Times New Roman" w:hAnsi="Times New Roman" w:cs="Times New Roman"/>
-          <w:sz w:val="24"/>
-          <w:szCs w:val="24"/>
-        </w:rPr>
-      </w:pPr>
-      <w:r>
-        <w:rPr>
-          <w:rFonts w:ascii="Times New Roman" w:hAnsi="Times New Roman" w:cs="Times New Roman"/>
+          <w:rFonts w:ascii="Montserrat" w:hAnsi="Montserrat" w:cs="Times New Roman"/>
+          <w:sz w:val="24"/>
+          <w:szCs w:val="24"/>
+        </w:rPr>
+      </w:pPr>
+      <w:r>
+        <w:rPr>
+          <w:rFonts w:ascii="Montserrat" w:hAnsi="Montserrat" w:cs="Times New Roman"/>
           <w:sz w:val="24"/>
           <w:szCs w:val="24"/>
         </w:rPr>
@@ -1241,14 +1251,14 @@
         <w:spacing w:after="0" w:line="360" w:lineRule="auto"/>
         <w:jc w:val="both"/>
         <w:rPr>
-          <w:rFonts w:ascii="Times New Roman" w:hAnsi="Times New Roman" w:cs="Times New Roman"/>
-          <w:sz w:val="24"/>
-          <w:szCs w:val="24"/>
-        </w:rPr>
-      </w:pPr>
-      <w:r>
-        <w:rPr>
-          <w:rFonts w:ascii="Times New Roman" w:hAnsi="Times New Roman" w:cs="Times New Roman"/>
+          <w:rFonts w:ascii="Montserrat" w:hAnsi="Montserrat" w:cs="Times New Roman"/>
+          <w:sz w:val="24"/>
+          <w:szCs w:val="24"/>
+        </w:rPr>
+      </w:pPr>
+      <w:r>
+        <w:rPr>
+          <w:rFonts w:ascii="Montserrat" w:hAnsi="Montserrat" w:cs="Times New Roman"/>
           <w:sz w:val="24"/>
           <w:szCs w:val="24"/>
         </w:rPr>
@@ -1261,14 +1271,14 @@
         <w:spacing w:after="0" w:line="360" w:lineRule="auto"/>
         <w:jc w:val="both"/>
         <w:rPr>
-          <w:rFonts w:ascii="Times New Roman" w:hAnsi="Times New Roman" w:cs="Times New Roman"/>
-          <w:sz w:val="24"/>
-          <w:szCs w:val="24"/>
-        </w:rPr>
-      </w:pPr>
-      <w:r>
-        <w:rPr>
-          <w:rFonts w:ascii="Times New Roman" w:hAnsi="Times New Roman" w:cs="Times New Roman"/>
+          <w:rFonts w:ascii="Montserrat" w:hAnsi="Montserrat" w:cs="Times New Roman"/>
+          <w:sz w:val="24"/>
+          <w:szCs w:val="24"/>
+        </w:rPr>
+      </w:pPr>
+      <w:r>
+        <w:rPr>
+          <w:rFonts w:ascii="Montserrat" w:hAnsi="Montserrat" w:cs="Times New Roman"/>
           <w:sz w:val="24"/>
           <w:szCs w:val="24"/>
         </w:rPr>
@@ -1281,18 +1291,17 @@
         <w:spacing w:after="0" w:line="360" w:lineRule="auto"/>
         <w:jc w:val="both"/>
         <w:rPr>
-          <w:rFonts w:ascii="Times New Roman" w:hAnsi="Times New Roman" w:cs="Times New Roman"/>
-          <w:sz w:val="24"/>
-          <w:szCs w:val="24"/>
-        </w:rPr>
-      </w:pPr>
-      <w:r>
-        <w:rPr>
-          <w:rFonts w:ascii="Times New Roman" w:hAnsi="Times New Roman" w:cs="Times New Roman"/>
-          <w:sz w:val="24"/>
-          <w:szCs w:val="24"/>
-        </w:rPr>
-        <w:lastRenderedPageBreak/>
+          <w:rFonts w:ascii="Montserrat" w:hAnsi="Montserrat" w:cs="Times New Roman"/>
+          <w:sz w:val="24"/>
+          <w:szCs w:val="24"/>
+        </w:rPr>
+      </w:pPr>
+      <w:r>
+        <w:rPr>
+          <w:rFonts w:ascii="Montserrat" w:hAnsi="Montserrat" w:cs="Times New Roman"/>
+          <w:sz w:val="24"/>
+          <w:szCs w:val="24"/>
+        </w:rPr>
         <w:tab/>
         <w:t>Alle grunted. “I’ve see her assert her male side, why doesn’t she approach the girls herself if she really feels that way?”</w:t>
       </w:r>
@@ -1302,14 +1311,14 @@
         <w:spacing w:after="0" w:line="360" w:lineRule="auto"/>
         <w:jc w:val="both"/>
         <w:rPr>
-          <w:rFonts w:ascii="Times New Roman" w:hAnsi="Times New Roman" w:cs="Times New Roman"/>
-          <w:sz w:val="24"/>
-          <w:szCs w:val="24"/>
-        </w:rPr>
-      </w:pPr>
-      <w:r>
-        <w:rPr>
-          <w:rFonts w:ascii="Times New Roman" w:hAnsi="Times New Roman" w:cs="Times New Roman"/>
+          <w:rFonts w:ascii="Montserrat" w:hAnsi="Montserrat" w:cs="Times New Roman"/>
+          <w:sz w:val="24"/>
+          <w:szCs w:val="24"/>
+        </w:rPr>
+      </w:pPr>
+      <w:r>
+        <w:rPr>
+          <w:rFonts w:ascii="Montserrat" w:hAnsi="Montserrat" w:cs="Times New Roman"/>
           <w:sz w:val="24"/>
           <w:szCs w:val="24"/>
         </w:rPr>
@@ -1322,14 +1331,14 @@
         <w:spacing w:after="0" w:line="360" w:lineRule="auto"/>
         <w:jc w:val="both"/>
         <w:rPr>
-          <w:rFonts w:ascii="Times New Roman" w:hAnsi="Times New Roman" w:cs="Times New Roman"/>
-          <w:sz w:val="24"/>
-          <w:szCs w:val="24"/>
-        </w:rPr>
-      </w:pPr>
-      <w:r>
-        <w:rPr>
-          <w:rFonts w:ascii="Times New Roman" w:hAnsi="Times New Roman" w:cs="Times New Roman"/>
+          <w:rFonts w:ascii="Montserrat" w:hAnsi="Montserrat" w:cs="Times New Roman"/>
+          <w:sz w:val="24"/>
+          <w:szCs w:val="24"/>
+        </w:rPr>
+      </w:pPr>
+      <w:r>
+        <w:rPr>
+          <w:rFonts w:ascii="Montserrat" w:hAnsi="Montserrat" w:cs="Times New Roman"/>
           <w:sz w:val="24"/>
           <w:szCs w:val="24"/>
         </w:rPr>
@@ -1342,14 +1351,14 @@
         <w:spacing w:after="0" w:line="360" w:lineRule="auto"/>
         <w:jc w:val="both"/>
         <w:rPr>
-          <w:rFonts w:ascii="Times New Roman" w:hAnsi="Times New Roman" w:cs="Times New Roman"/>
-          <w:sz w:val="24"/>
-          <w:szCs w:val="24"/>
-        </w:rPr>
-      </w:pPr>
-      <w:r>
-        <w:rPr>
-          <w:rFonts w:ascii="Times New Roman" w:hAnsi="Times New Roman" w:cs="Times New Roman"/>
+          <w:rFonts w:ascii="Montserrat" w:hAnsi="Montserrat" w:cs="Times New Roman"/>
+          <w:sz w:val="24"/>
+          <w:szCs w:val="24"/>
+        </w:rPr>
+      </w:pPr>
+      <w:r>
+        <w:rPr>
+          <w:rFonts w:ascii="Montserrat" w:hAnsi="Montserrat" w:cs="Times New Roman"/>
           <w:sz w:val="24"/>
           <w:szCs w:val="24"/>
         </w:rPr>
@@ -1362,14 +1371,14 @@
         <w:spacing w:after="0" w:line="360" w:lineRule="auto"/>
         <w:jc w:val="both"/>
         <w:rPr>
-          <w:rFonts w:ascii="Times New Roman" w:hAnsi="Times New Roman" w:cs="Times New Roman"/>
-          <w:sz w:val="24"/>
-          <w:szCs w:val="24"/>
-        </w:rPr>
-      </w:pPr>
-      <w:r>
-        <w:rPr>
-          <w:rFonts w:ascii="Times New Roman" w:hAnsi="Times New Roman" w:cs="Times New Roman"/>
+          <w:rFonts w:ascii="Montserrat" w:hAnsi="Montserrat" w:cs="Times New Roman"/>
+          <w:sz w:val="24"/>
+          <w:szCs w:val="24"/>
+        </w:rPr>
+      </w:pPr>
+      <w:r>
+        <w:rPr>
+          <w:rFonts w:ascii="Montserrat" w:hAnsi="Montserrat" w:cs="Times New Roman"/>
           <w:sz w:val="24"/>
           <w:szCs w:val="24"/>
         </w:rPr>
@@ -1382,53 +1391,44 @@
         <w:spacing w:after="0" w:line="360" w:lineRule="auto"/>
         <w:jc w:val="both"/>
         <w:rPr>
-          <w:rFonts w:ascii="Times New Roman" w:hAnsi="Times New Roman" w:cs="Times New Roman"/>
-          <w:sz w:val="24"/>
-          <w:szCs w:val="24"/>
-        </w:rPr>
-      </w:pPr>
-    </w:p>
-    <w:p>
-      <w:pPr>
-        <w:spacing w:after="0" w:line="360" w:lineRule="auto"/>
-        <w:jc w:val="both"/>
-        <w:rPr>
-          <w:rFonts w:ascii="Times New Roman" w:hAnsi="Times New Roman" w:cs="Times New Roman"/>
-          <w:sz w:val="24"/>
-          <w:szCs w:val="24"/>
-        </w:rPr>
-      </w:pPr>
-      <w:r>
-        <w:rPr>
-          <w:rFonts w:ascii="Times New Roman" w:hAnsi="Times New Roman" w:cs="Times New Roman"/>
-          <w:sz w:val="24"/>
-          <w:szCs w:val="24"/>
-        </w:rPr>
-        <w:t xml:space="preserve">Lauren and Morgan dealt with the disappointment well, and returned to serving guests with restrained glares for Naomi. By this point, everyone had had a chance to tour the house and voice their admiration. It seemed certain that Virginia would be busy for years to come building palaces for the wealthier members of their set. That accounted for most of the people present. A psionic had too many advantages not to be financially successful. The only trick was using those advantages without getting caught, either by witnesses, or by the IRS. Organized games and dancing, presided over by Naomi, preceded dinner. </w:t>
-      </w:r>
-      <w:r>
-        <w:rPr>
-          <w:rFonts w:ascii="Times New Roman" w:hAnsi="Times New Roman" w:cs="Times New Roman"/>
-          <w:sz w:val="24"/>
-          <w:szCs w:val="24"/>
-        </w:rPr>
-        <w:lastRenderedPageBreak/>
-        <w:t xml:space="preserve">Anne, Alle, Lauren and Morgan took the opportunity to sneak into the kitchen and serve themselves, certain that they would be too busy serving others to eat with them. </w:t>
-      </w:r>
-    </w:p>
-    <w:p>
-      <w:pPr>
-        <w:spacing w:after="0" w:line="360" w:lineRule="auto"/>
-        <w:jc w:val="both"/>
-        <w:rPr>
-          <w:rFonts w:ascii="Times New Roman" w:hAnsi="Times New Roman" w:cs="Times New Roman"/>
-          <w:sz w:val="24"/>
-          <w:szCs w:val="24"/>
-        </w:rPr>
-      </w:pPr>
-      <w:r>
-        <w:rPr>
-          <w:rFonts w:ascii="Times New Roman" w:hAnsi="Times New Roman" w:cs="Times New Roman"/>
+          <w:rFonts w:ascii="Montserrat" w:hAnsi="Montserrat" w:cs="Times New Roman"/>
+          <w:sz w:val="24"/>
+          <w:szCs w:val="24"/>
+        </w:rPr>
+      </w:pPr>
+    </w:p>
+    <w:p>
+      <w:pPr>
+        <w:spacing w:after="0" w:line="360" w:lineRule="auto"/>
+        <w:jc w:val="both"/>
+        <w:rPr>
+          <w:rFonts w:ascii="Montserrat" w:hAnsi="Montserrat" w:cs="Times New Roman"/>
+          <w:sz w:val="24"/>
+          <w:szCs w:val="24"/>
+        </w:rPr>
+      </w:pPr>
+      <w:r>
+        <w:rPr>
+          <w:rFonts w:ascii="Montserrat" w:hAnsi="Montserrat" w:cs="Times New Roman"/>
+          <w:sz w:val="24"/>
+          <w:szCs w:val="24"/>
+        </w:rPr>
+        <w:t xml:space="preserve">Lauren and Morgan dealt with the disappointment well, and returned to serving guests with restrained glares for Naomi. By this point, everyone had had a chance to tour the house and voice their admiration. It seemed certain that Virginia would be busy for years to come building palaces for the wealthier members of their set. That accounted for most of the people present. A psionic had too many advantages not to be financially successful. The only trick was using those advantages without getting caught, either by witnesses, or by the IRS. Organized games and dancing, presided over by Naomi, preceded dinner. Anne, Alle, Lauren and Morgan took the opportunity to sneak into the kitchen and serve themselves, certain that they would be too busy serving others to eat with them. </w:t>
+      </w:r>
+    </w:p>
+    <w:p>
+      <w:pPr>
+        <w:spacing w:after="0" w:line="360" w:lineRule="auto"/>
+        <w:jc w:val="both"/>
+        <w:rPr>
+          <w:rFonts w:ascii="Montserrat" w:hAnsi="Montserrat" w:cs="Times New Roman"/>
+          <w:sz w:val="24"/>
+          <w:szCs w:val="24"/>
+        </w:rPr>
+      </w:pPr>
+      <w:r>
+        <w:rPr>
+          <w:rFonts w:ascii="Montserrat" w:hAnsi="Montserrat" w:cs="Times New Roman"/>
           <w:sz w:val="24"/>
           <w:szCs w:val="24"/>
         </w:rPr>
@@ -1441,14 +1441,14 @@
         <w:spacing w:after="0" w:line="360" w:lineRule="auto"/>
         <w:jc w:val="both"/>
         <w:rPr>
-          <w:rFonts w:ascii="Times New Roman" w:hAnsi="Times New Roman" w:cs="Times New Roman"/>
-          <w:sz w:val="24"/>
-          <w:szCs w:val="24"/>
-        </w:rPr>
-      </w:pPr>
-      <w:r>
-        <w:rPr>
-          <w:rFonts w:ascii="Times New Roman" w:hAnsi="Times New Roman" w:cs="Times New Roman"/>
+          <w:rFonts w:ascii="Montserrat" w:hAnsi="Montserrat" w:cs="Times New Roman"/>
+          <w:sz w:val="24"/>
+          <w:szCs w:val="24"/>
+        </w:rPr>
+      </w:pPr>
+      <w:r>
+        <w:rPr>
+          <w:rFonts w:ascii="Montserrat" w:hAnsi="Montserrat" w:cs="Times New Roman"/>
           <w:sz w:val="24"/>
           <w:szCs w:val="24"/>
         </w:rPr>
@@ -1461,14 +1461,14 @@
         <w:spacing w:after="0" w:line="360" w:lineRule="auto"/>
         <w:jc w:val="both"/>
         <w:rPr>
-          <w:rFonts w:ascii="Times New Roman" w:hAnsi="Times New Roman" w:cs="Times New Roman"/>
-          <w:sz w:val="24"/>
-          <w:szCs w:val="24"/>
-        </w:rPr>
-      </w:pPr>
-      <w:r>
-        <w:rPr>
-          <w:rFonts w:ascii="Times New Roman" w:hAnsi="Times New Roman" w:cs="Times New Roman"/>
+          <w:rFonts w:ascii="Montserrat" w:hAnsi="Montserrat" w:cs="Times New Roman"/>
+          <w:sz w:val="24"/>
+          <w:szCs w:val="24"/>
+        </w:rPr>
+      </w:pPr>
+      <w:r>
+        <w:rPr>
+          <w:rFonts w:ascii="Montserrat" w:hAnsi="Montserrat" w:cs="Times New Roman"/>
           <w:sz w:val="24"/>
           <w:szCs w:val="24"/>
         </w:rPr>
@@ -1481,14 +1481,14 @@
         <w:spacing w:after="0" w:line="360" w:lineRule="auto"/>
         <w:jc w:val="both"/>
         <w:rPr>
-          <w:rFonts w:ascii="Times New Roman" w:hAnsi="Times New Roman" w:cs="Times New Roman"/>
-          <w:sz w:val="24"/>
-          <w:szCs w:val="24"/>
-        </w:rPr>
-      </w:pPr>
-      <w:r>
-        <w:rPr>
-          <w:rFonts w:ascii="Times New Roman" w:hAnsi="Times New Roman" w:cs="Times New Roman"/>
+          <w:rFonts w:ascii="Montserrat" w:hAnsi="Montserrat" w:cs="Times New Roman"/>
+          <w:sz w:val="24"/>
+          <w:szCs w:val="24"/>
+        </w:rPr>
+      </w:pPr>
+      <w:r>
+        <w:rPr>
+          <w:rFonts w:ascii="Montserrat" w:hAnsi="Montserrat" w:cs="Times New Roman"/>
           <w:sz w:val="24"/>
           <w:szCs w:val="24"/>
         </w:rPr>
@@ -1501,14 +1501,14 @@
         <w:spacing w:after="0" w:line="360" w:lineRule="auto"/>
         <w:jc w:val="both"/>
         <w:rPr>
-          <w:rFonts w:ascii="Times New Roman" w:hAnsi="Times New Roman" w:cs="Times New Roman"/>
-          <w:sz w:val="24"/>
-          <w:szCs w:val="24"/>
-        </w:rPr>
-      </w:pPr>
-      <w:r>
-        <w:rPr>
-          <w:rFonts w:ascii="Times New Roman" w:hAnsi="Times New Roman" w:cs="Times New Roman"/>
+          <w:rFonts w:ascii="Montserrat" w:hAnsi="Montserrat" w:cs="Times New Roman"/>
+          <w:sz w:val="24"/>
+          <w:szCs w:val="24"/>
+        </w:rPr>
+      </w:pPr>
+      <w:r>
+        <w:rPr>
+          <w:rFonts w:ascii="Montserrat" w:hAnsi="Montserrat" w:cs="Times New Roman"/>
           <w:sz w:val="24"/>
           <w:szCs w:val="24"/>
         </w:rPr>
@@ -1521,14 +1521,14 @@
         <w:spacing w:after="0" w:line="360" w:lineRule="auto"/>
         <w:jc w:val="both"/>
         <w:rPr>
-          <w:rFonts w:ascii="Times New Roman" w:hAnsi="Times New Roman" w:cs="Times New Roman"/>
-          <w:sz w:val="24"/>
-          <w:szCs w:val="24"/>
-        </w:rPr>
-      </w:pPr>
-      <w:r>
-        <w:rPr>
-          <w:rFonts w:ascii="Times New Roman" w:hAnsi="Times New Roman" w:cs="Times New Roman"/>
+          <w:rFonts w:ascii="Montserrat" w:hAnsi="Montserrat" w:cs="Times New Roman"/>
+          <w:sz w:val="24"/>
+          <w:szCs w:val="24"/>
+        </w:rPr>
+      </w:pPr>
+      <w:r>
+        <w:rPr>
+          <w:rFonts w:ascii="Montserrat" w:hAnsi="Montserrat" w:cs="Times New Roman"/>
           <w:sz w:val="24"/>
           <w:szCs w:val="24"/>
         </w:rPr>
@@ -1541,43 +1541,34 @@
         <w:spacing w:after="0" w:line="360" w:lineRule="auto"/>
         <w:jc w:val="both"/>
         <w:rPr>
-          <w:rFonts w:ascii="Times New Roman" w:hAnsi="Times New Roman" w:cs="Times New Roman"/>
-          <w:sz w:val="24"/>
-          <w:szCs w:val="24"/>
-        </w:rPr>
-      </w:pPr>
-      <w:r>
-        <w:rPr>
-          <w:rFonts w:ascii="Times New Roman" w:hAnsi="Times New Roman" w:cs="Times New Roman"/>
-          <w:sz w:val="24"/>
-          <w:szCs w:val="24"/>
-        </w:rPr>
-        <w:tab/>
-        <w:t xml:space="preserve">“Oh, I’ve kept an eye on Mew,” Anne put in immediately, “and she is remarkably flexible, but it’s mostly they way she relaxes her muscles and how her joints are articulated. I think her ligaments have the necessary snap for gymnastics. All she really </w:t>
-      </w:r>
-      <w:r>
-        <w:rPr>
-          <w:rFonts w:ascii="Times New Roman" w:hAnsi="Times New Roman" w:cs="Times New Roman"/>
-          <w:sz w:val="24"/>
-          <w:szCs w:val="24"/>
-        </w:rPr>
-        <w:lastRenderedPageBreak/>
-        <w:t>needs is good muscle control and a lot of practice. I’ve seen her dive too, so I know she has the coordination for the acrobatic elements.” Morgan beamed with pride at the twins’ assessments.</w:t>
-      </w:r>
-    </w:p>
-    <w:p>
-      <w:pPr>
-        <w:spacing w:after="0" w:line="360" w:lineRule="auto"/>
-        <w:jc w:val="both"/>
-        <w:rPr>
-          <w:rFonts w:ascii="Times New Roman" w:hAnsi="Times New Roman" w:cs="Times New Roman"/>
-          <w:sz w:val="24"/>
-          <w:szCs w:val="24"/>
-        </w:rPr>
-      </w:pPr>
-      <w:r>
-        <w:rPr>
-          <w:rFonts w:ascii="Times New Roman" w:hAnsi="Times New Roman" w:cs="Times New Roman"/>
+          <w:rFonts w:ascii="Montserrat" w:hAnsi="Montserrat" w:cs="Times New Roman"/>
+          <w:sz w:val="24"/>
+          <w:szCs w:val="24"/>
+        </w:rPr>
+      </w:pPr>
+      <w:r>
+        <w:rPr>
+          <w:rFonts w:ascii="Montserrat" w:hAnsi="Montserrat" w:cs="Times New Roman"/>
+          <w:sz w:val="24"/>
+          <w:szCs w:val="24"/>
+        </w:rPr>
+        <w:tab/>
+        <w:t>“Oh, I’ve kept an eye on Mew,” Anne put in immediately, “and she is remarkably flexible, but it’s mostly they way she relaxes her muscles and how her joints are articulated. I think her ligaments have the necessary snap for gymnastics. All she really needs is good muscle control and a lot of practice. I’ve seen her dive too, so I know she has the coordination for the acrobatic elements.” Morgan beamed with pride at the twins’ assessments.</w:t>
+      </w:r>
+    </w:p>
+    <w:p>
+      <w:pPr>
+        <w:spacing w:after="0" w:line="360" w:lineRule="auto"/>
+        <w:jc w:val="both"/>
+        <w:rPr>
+          <w:rFonts w:ascii="Montserrat" w:hAnsi="Montserrat" w:cs="Times New Roman"/>
+          <w:sz w:val="24"/>
+          <w:szCs w:val="24"/>
+        </w:rPr>
+      </w:pPr>
+      <w:r>
+        <w:rPr>
+          <w:rFonts w:ascii="Montserrat" w:hAnsi="Montserrat" w:cs="Times New Roman"/>
           <w:sz w:val="24"/>
           <w:szCs w:val="24"/>
         </w:rPr>
@@ -1590,14 +1581,14 @@
         <w:spacing w:after="0" w:line="360" w:lineRule="auto"/>
         <w:jc w:val="both"/>
         <w:rPr>
-          <w:rFonts w:ascii="Times New Roman" w:hAnsi="Times New Roman" w:cs="Times New Roman"/>
-          <w:sz w:val="24"/>
-          <w:szCs w:val="24"/>
-        </w:rPr>
-      </w:pPr>
-      <w:r>
-        <w:rPr>
-          <w:rFonts w:ascii="Times New Roman" w:hAnsi="Times New Roman" w:cs="Times New Roman"/>
+          <w:rFonts w:ascii="Montserrat" w:hAnsi="Montserrat" w:cs="Times New Roman"/>
+          <w:sz w:val="24"/>
+          <w:szCs w:val="24"/>
+        </w:rPr>
+      </w:pPr>
+      <w:r>
+        <w:rPr>
+          <w:rFonts w:ascii="Montserrat" w:hAnsi="Montserrat" w:cs="Times New Roman"/>
           <w:sz w:val="24"/>
           <w:szCs w:val="24"/>
         </w:rPr>
@@ -1610,14 +1601,14 @@
         <w:spacing w:after="0" w:line="360" w:lineRule="auto"/>
         <w:jc w:val="both"/>
         <w:rPr>
-          <w:rFonts w:ascii="Times New Roman" w:hAnsi="Times New Roman" w:cs="Times New Roman"/>
-          <w:sz w:val="24"/>
-          <w:szCs w:val="24"/>
-        </w:rPr>
-      </w:pPr>
-      <w:r>
-        <w:rPr>
-          <w:rFonts w:ascii="Times New Roman" w:hAnsi="Times New Roman" w:cs="Times New Roman"/>
+          <w:rFonts w:ascii="Montserrat" w:hAnsi="Montserrat" w:cs="Times New Roman"/>
+          <w:sz w:val="24"/>
+          <w:szCs w:val="24"/>
+        </w:rPr>
+      </w:pPr>
+      <w:r>
+        <w:rPr>
+          <w:rFonts w:ascii="Montserrat" w:hAnsi="Montserrat" w:cs="Times New Roman"/>
           <w:sz w:val="24"/>
           <w:szCs w:val="24"/>
         </w:rPr>
@@ -1630,14 +1621,14 @@
         <w:spacing w:after="0" w:line="360" w:lineRule="auto"/>
         <w:jc w:val="both"/>
         <w:rPr>
-          <w:rFonts w:ascii="Times New Roman" w:hAnsi="Times New Roman" w:cs="Times New Roman"/>
-          <w:sz w:val="24"/>
-          <w:szCs w:val="24"/>
-        </w:rPr>
-      </w:pPr>
-      <w:r>
-        <w:rPr>
-          <w:rFonts w:ascii="Times New Roman" w:hAnsi="Times New Roman" w:cs="Times New Roman"/>
+          <w:rFonts w:ascii="Montserrat" w:hAnsi="Montserrat" w:cs="Times New Roman"/>
+          <w:sz w:val="24"/>
+          <w:szCs w:val="24"/>
+        </w:rPr>
+      </w:pPr>
+      <w:r>
+        <w:rPr>
+          <w:rFonts w:ascii="Montserrat" w:hAnsi="Montserrat" w:cs="Times New Roman"/>
           <w:sz w:val="24"/>
           <w:szCs w:val="24"/>
         </w:rPr>
@@ -1650,14 +1641,14 @@
         <w:spacing w:after="0" w:line="360" w:lineRule="auto"/>
         <w:jc w:val="both"/>
         <w:rPr>
-          <w:rFonts w:ascii="Times New Roman" w:hAnsi="Times New Roman" w:cs="Times New Roman"/>
-          <w:sz w:val="24"/>
-          <w:szCs w:val="24"/>
-        </w:rPr>
-      </w:pPr>
-      <w:r>
-        <w:rPr>
-          <w:rFonts w:ascii="Times New Roman" w:hAnsi="Times New Roman" w:cs="Times New Roman"/>
+          <w:rFonts w:ascii="Montserrat" w:hAnsi="Montserrat" w:cs="Times New Roman"/>
+          <w:sz w:val="24"/>
+          <w:szCs w:val="24"/>
+        </w:rPr>
+      </w:pPr>
+      <w:r>
+        <w:rPr>
+          <w:rFonts w:ascii="Montserrat" w:hAnsi="Montserrat" w:cs="Times New Roman"/>
           <w:sz w:val="24"/>
           <w:szCs w:val="24"/>
         </w:rPr>
@@ -1670,24 +1661,23 @@
         <w:spacing w:after="0" w:line="360" w:lineRule="auto"/>
         <w:jc w:val="both"/>
         <w:rPr>
-          <w:rFonts w:ascii="Times New Roman" w:hAnsi="Times New Roman" w:cs="Times New Roman"/>
-          <w:sz w:val="24"/>
-          <w:szCs w:val="24"/>
-        </w:rPr>
-      </w:pPr>
-      <w:r>
-        <w:rPr>
-          <w:rFonts w:ascii="Times New Roman" w:hAnsi="Times New Roman" w:cs="Times New Roman"/>
-          <w:sz w:val="24"/>
-          <w:szCs w:val="24"/>
-        </w:rPr>
-        <w:lastRenderedPageBreak/>
+          <w:rFonts w:ascii="Montserrat" w:hAnsi="Montserrat" w:cs="Times New Roman"/>
+          <w:sz w:val="24"/>
+          <w:szCs w:val="24"/>
+        </w:rPr>
+      </w:pPr>
+      <w:r>
+        <w:rPr>
+          <w:rFonts w:ascii="Montserrat" w:hAnsi="Montserrat" w:cs="Times New Roman"/>
+          <w:sz w:val="24"/>
+          <w:szCs w:val="24"/>
+        </w:rPr>
         <w:tab/>
         <w:t xml:space="preserve">“I’ll tell you what else would blow my mind,” Alle confided suddenly. “Imagine what happens if the Avatar Project succeeds. Here’s this kid, born in this perfect body, growing up like one of us, and then one day every one comes forward to tell him </w:t>
       </w:r>
       <w:r>
         <w:rPr>
-          <w:rFonts w:ascii="Times New Roman" w:hAnsi="Times New Roman" w:cs="Times New Roman"/>
+          <w:rFonts w:ascii="Montserrat" w:hAnsi="Montserrat" w:cs="Times New Roman"/>
           <w:i/>
           <w:iCs/>
           <w:sz w:val="24"/>
@@ -1697,7 +1687,7 @@
       </w:r>
       <w:r>
         <w:rPr>
-          <w:rFonts w:ascii="Times New Roman" w:hAnsi="Times New Roman" w:cs="Times New Roman"/>
+          <w:rFonts w:ascii="Montserrat" w:hAnsi="Montserrat" w:cs="Times New Roman"/>
           <w:sz w:val="24"/>
           <w:szCs w:val="24"/>
         </w:rPr>
@@ -1709,14 +1699,14 @@
         <w:spacing w:after="0" w:line="360" w:lineRule="auto"/>
         <w:jc w:val="both"/>
         <w:rPr>
-          <w:rFonts w:ascii="Times New Roman" w:hAnsi="Times New Roman" w:cs="Times New Roman"/>
-          <w:sz w:val="24"/>
-          <w:szCs w:val="24"/>
-        </w:rPr>
-      </w:pPr>
-      <w:r>
-        <w:rPr>
-          <w:rFonts w:ascii="Times New Roman" w:hAnsi="Times New Roman" w:cs="Times New Roman"/>
+          <w:rFonts w:ascii="Montserrat" w:hAnsi="Montserrat" w:cs="Times New Roman"/>
+          <w:sz w:val="24"/>
+          <w:szCs w:val="24"/>
+        </w:rPr>
+      </w:pPr>
+      <w:r>
+        <w:rPr>
+          <w:rFonts w:ascii="Montserrat" w:hAnsi="Montserrat" w:cs="Times New Roman"/>
           <w:sz w:val="24"/>
           <w:szCs w:val="24"/>
         </w:rPr>
@@ -1729,14 +1719,14 @@
         <w:spacing w:after="0" w:line="360" w:lineRule="auto"/>
         <w:jc w:val="both"/>
         <w:rPr>
-          <w:rFonts w:ascii="Times New Roman" w:hAnsi="Times New Roman" w:cs="Times New Roman"/>
-          <w:sz w:val="24"/>
-          <w:szCs w:val="24"/>
-        </w:rPr>
-      </w:pPr>
-      <w:r>
-        <w:rPr>
-          <w:rFonts w:ascii="Times New Roman" w:hAnsi="Times New Roman" w:cs="Times New Roman"/>
+          <w:rFonts w:ascii="Montserrat" w:hAnsi="Montserrat" w:cs="Times New Roman"/>
+          <w:sz w:val="24"/>
+          <w:szCs w:val="24"/>
+        </w:rPr>
+      </w:pPr>
+      <w:r>
+        <w:rPr>
+          <w:rFonts w:ascii="Montserrat" w:hAnsi="Montserrat" w:cs="Times New Roman"/>
           <w:sz w:val="24"/>
           <w:szCs w:val="24"/>
         </w:rPr>
@@ -1749,14 +1739,14 @@
         <w:spacing w:after="0" w:line="360" w:lineRule="auto"/>
         <w:jc w:val="both"/>
         <w:rPr>
-          <w:rFonts w:ascii="Times New Roman" w:hAnsi="Times New Roman" w:cs="Times New Roman"/>
-          <w:sz w:val="24"/>
-          <w:szCs w:val="24"/>
-        </w:rPr>
-      </w:pPr>
-      <w:r>
-        <w:rPr>
-          <w:rFonts w:ascii="Times New Roman" w:hAnsi="Times New Roman" w:cs="Times New Roman"/>
+          <w:rFonts w:ascii="Montserrat" w:hAnsi="Montserrat" w:cs="Times New Roman"/>
+          <w:sz w:val="24"/>
+          <w:szCs w:val="24"/>
+        </w:rPr>
+      </w:pPr>
+      <w:r>
+        <w:rPr>
+          <w:rFonts w:ascii="Montserrat" w:hAnsi="Montserrat" w:cs="Times New Roman"/>
           <w:sz w:val="24"/>
           <w:szCs w:val="24"/>
         </w:rPr>
@@ -1769,14 +1759,14 @@
         <w:spacing w:after="0" w:line="360" w:lineRule="auto"/>
         <w:jc w:val="both"/>
         <w:rPr>
-          <w:rFonts w:ascii="Times New Roman" w:hAnsi="Times New Roman" w:cs="Times New Roman"/>
-          <w:sz w:val="24"/>
-          <w:szCs w:val="24"/>
-        </w:rPr>
-      </w:pPr>
-      <w:r>
-        <w:rPr>
-          <w:rFonts w:ascii="Times New Roman" w:hAnsi="Times New Roman" w:cs="Times New Roman"/>
+          <w:rFonts w:ascii="Montserrat" w:hAnsi="Montserrat" w:cs="Times New Roman"/>
+          <w:sz w:val="24"/>
+          <w:szCs w:val="24"/>
+        </w:rPr>
+      </w:pPr>
+      <w:r>
+        <w:rPr>
+          <w:rFonts w:ascii="Montserrat" w:hAnsi="Montserrat" w:cs="Times New Roman"/>
           <w:sz w:val="24"/>
           <w:szCs w:val="24"/>
         </w:rPr>
@@ -1785,7 +1775,7 @@
       </w:r>
       <w:r>
         <w:rPr>
-          <w:rFonts w:ascii="Times New Roman" w:hAnsi="Times New Roman" w:cs="Times New Roman"/>
+          <w:rFonts w:ascii="Montserrat" w:hAnsi="Montserrat" w:cs="Times New Roman"/>
           <w:i/>
           <w:iCs/>
           <w:sz w:val="24"/>
@@ -1795,7 +1785,7 @@
       </w:r>
       <w:r>
         <w:rPr>
-          <w:rFonts w:ascii="Times New Roman" w:hAnsi="Times New Roman" w:cs="Times New Roman"/>
+          <w:rFonts w:ascii="Montserrat" w:hAnsi="Montserrat" w:cs="Times New Roman"/>
           <w:sz w:val="24"/>
           <w:szCs w:val="24"/>
         </w:rPr>
@@ -1807,14 +1797,14 @@
         <w:spacing w:after="0" w:line="360" w:lineRule="auto"/>
         <w:jc w:val="both"/>
         <w:rPr>
-          <w:rFonts w:ascii="Times New Roman" w:hAnsi="Times New Roman" w:cs="Times New Roman"/>
-          <w:sz w:val="24"/>
-          <w:szCs w:val="24"/>
-        </w:rPr>
-      </w:pPr>
-      <w:r>
-        <w:rPr>
-          <w:rFonts w:ascii="Times New Roman" w:hAnsi="Times New Roman" w:cs="Times New Roman"/>
+          <w:rFonts w:ascii="Montserrat" w:hAnsi="Montserrat" w:cs="Times New Roman"/>
+          <w:sz w:val="24"/>
+          <w:szCs w:val="24"/>
+        </w:rPr>
+      </w:pPr>
+      <w:r>
+        <w:rPr>
+          <w:rFonts w:ascii="Montserrat" w:hAnsi="Montserrat" w:cs="Times New Roman"/>
           <w:sz w:val="24"/>
           <w:szCs w:val="24"/>
         </w:rPr>
@@ -1827,18 +1817,17 @@
         <w:spacing w:after="0" w:line="360" w:lineRule="auto"/>
         <w:jc w:val="both"/>
         <w:rPr>
-          <w:rFonts w:ascii="Times New Roman" w:hAnsi="Times New Roman" w:cs="Times New Roman"/>
-          <w:sz w:val="24"/>
-          <w:szCs w:val="24"/>
-        </w:rPr>
-      </w:pPr>
-      <w:r>
-        <w:rPr>
-          <w:rFonts w:ascii="Times New Roman" w:hAnsi="Times New Roman" w:cs="Times New Roman"/>
-          <w:sz w:val="24"/>
-          <w:szCs w:val="24"/>
-        </w:rPr>
-        <w:lastRenderedPageBreak/>
+          <w:rFonts w:ascii="Montserrat" w:hAnsi="Montserrat" w:cs="Times New Roman"/>
+          <w:sz w:val="24"/>
+          <w:szCs w:val="24"/>
+        </w:rPr>
+      </w:pPr>
+      <w:r>
+        <w:rPr>
+          <w:rFonts w:ascii="Montserrat" w:hAnsi="Montserrat" w:cs="Times New Roman"/>
+          <w:sz w:val="24"/>
+          <w:szCs w:val="24"/>
+        </w:rPr>
         <w:tab/>
         <w:t xml:space="preserve">“Dad never gives answers to questions he feels a person needs to figure out for herself. I am sure he only asked my mom about proof out of intellectual curiosity. In any case, I suppose I was afraid to bring it up,” Lauren confessed. </w:t>
       </w:r>
@@ -1848,25 +1837,25 @@
         <w:spacing w:after="0" w:line="360" w:lineRule="auto"/>
         <w:jc w:val="both"/>
         <w:rPr>
-          <w:rFonts w:ascii="Times New Roman" w:hAnsi="Times New Roman" w:cs="Times New Roman"/>
-          <w:sz w:val="24"/>
-          <w:szCs w:val="24"/>
-        </w:rPr>
-      </w:pPr>
-    </w:p>
-    <w:p>
-      <w:pPr>
-        <w:spacing w:after="0" w:line="360" w:lineRule="auto"/>
-        <w:jc w:val="both"/>
-        <w:rPr>
-          <w:rFonts w:ascii="Times New Roman" w:hAnsi="Times New Roman" w:cs="Times New Roman"/>
-          <w:sz w:val="24"/>
-          <w:szCs w:val="24"/>
-        </w:rPr>
-      </w:pPr>
-      <w:r>
-        <w:rPr>
-          <w:rFonts w:ascii="Times New Roman" w:hAnsi="Times New Roman" w:cs="Times New Roman"/>
+          <w:rFonts w:ascii="Montserrat" w:hAnsi="Montserrat" w:cs="Times New Roman"/>
+          <w:sz w:val="24"/>
+          <w:szCs w:val="24"/>
+        </w:rPr>
+      </w:pPr>
+    </w:p>
+    <w:p>
+      <w:pPr>
+        <w:spacing w:after="0" w:line="360" w:lineRule="auto"/>
+        <w:jc w:val="both"/>
+        <w:rPr>
+          <w:rFonts w:ascii="Montserrat" w:hAnsi="Montserrat" w:cs="Times New Roman"/>
+          <w:sz w:val="24"/>
+          <w:szCs w:val="24"/>
+        </w:rPr>
+      </w:pPr>
+      <w:r>
+        <w:rPr>
+          <w:rFonts w:ascii="Montserrat" w:hAnsi="Montserrat" w:cs="Times New Roman"/>
           <w:sz w:val="24"/>
           <w:szCs w:val="24"/>
         </w:rPr>
@@ -1878,14 +1867,14 @@
         <w:spacing w:after="0" w:line="360" w:lineRule="auto"/>
         <w:jc w:val="both"/>
         <w:rPr>
-          <w:rFonts w:ascii="Times New Roman" w:hAnsi="Times New Roman" w:cs="Times New Roman"/>
-          <w:sz w:val="24"/>
-          <w:szCs w:val="24"/>
-        </w:rPr>
-      </w:pPr>
-      <w:r>
-        <w:rPr>
-          <w:rFonts w:ascii="Times New Roman" w:hAnsi="Times New Roman" w:cs="Times New Roman"/>
+          <w:rFonts w:ascii="Montserrat" w:hAnsi="Montserrat" w:cs="Times New Roman"/>
+          <w:sz w:val="24"/>
+          <w:szCs w:val="24"/>
+        </w:rPr>
+      </w:pPr>
+      <w:r>
+        <w:rPr>
+          <w:rFonts w:ascii="Montserrat" w:hAnsi="Montserrat" w:cs="Times New Roman"/>
           <w:sz w:val="24"/>
           <w:szCs w:val="24"/>
         </w:rPr>
@@ -1898,32 +1887,23 @@
         <w:spacing w:after="0" w:line="360" w:lineRule="auto"/>
         <w:jc w:val="both"/>
         <w:rPr>
-          <w:rFonts w:ascii="Times New Roman" w:hAnsi="Times New Roman" w:cs="Times New Roman"/>
-          <w:sz w:val="24"/>
-          <w:szCs w:val="24"/>
-        </w:rPr>
-      </w:pPr>
-      <w:r>
-        <w:rPr>
-          <w:rFonts w:ascii="Times New Roman" w:hAnsi="Times New Roman" w:cs="Times New Roman"/>
-          <w:sz w:val="24"/>
-          <w:szCs w:val="24"/>
-        </w:rPr>
-        <w:tab/>
-        <w:t xml:space="preserve">Still, not everyone was having sex. Most of the people still present were out on the dance floor. Alle and Anne danced together with Lauren and Morgan, the four of them avoiding boys their own age out of habit. Lauren and Morgan, because they had their sights set higher. Alle was surprised to feel some attraction, but she knew boys too </w:t>
-      </w:r>
-      <w:r>
-        <w:rPr>
-          <w:rFonts w:ascii="Times New Roman" w:hAnsi="Times New Roman" w:cs="Times New Roman"/>
-          <w:sz w:val="24"/>
-          <w:szCs w:val="24"/>
-        </w:rPr>
-        <w:lastRenderedPageBreak/>
-        <w:t xml:space="preserve">well. Anne ignored them entirely, she knew </w:t>
-      </w:r>
-      <w:r>
-        <w:rPr>
-          <w:rFonts w:ascii="Times New Roman" w:hAnsi="Times New Roman" w:cs="Times New Roman"/>
+          <w:rFonts w:ascii="Montserrat" w:hAnsi="Montserrat" w:cs="Times New Roman"/>
+          <w:sz w:val="24"/>
+          <w:szCs w:val="24"/>
+        </w:rPr>
+      </w:pPr>
+      <w:r>
+        <w:rPr>
+          <w:rFonts w:ascii="Montserrat" w:hAnsi="Montserrat" w:cs="Times New Roman"/>
+          <w:sz w:val="24"/>
+          <w:szCs w:val="24"/>
+        </w:rPr>
+        <w:tab/>
+        <w:t xml:space="preserve">Still, not everyone was having sex. Most of the people still present were out on the dance floor. Alle and Anne danced together with Lauren and Morgan, the four of them avoiding boys their own age out of habit. Lauren and Morgan, because they had their sights set higher. Alle was surprised to feel some attraction, but she knew boys too well. Anne ignored them entirely, she knew </w:t>
+      </w:r>
+      <w:r>
+        <w:rPr>
+          <w:rFonts w:ascii="Montserrat" w:hAnsi="Montserrat" w:cs="Times New Roman"/>
           <w:i/>
           <w:sz w:val="24"/>
           <w:szCs w:val="24"/>
@@ -1932,7 +1912,7 @@
       </w:r>
       <w:r>
         <w:rPr>
-          <w:rFonts w:ascii="Times New Roman" w:hAnsi="Times New Roman" w:cs="Times New Roman"/>
+          <w:rFonts w:ascii="Montserrat" w:hAnsi="Montserrat" w:cs="Times New Roman"/>
           <w:sz w:val="24"/>
           <w:szCs w:val="24"/>
         </w:rPr>
@@ -1944,14 +1924,14 @@
         <w:spacing w:after="0" w:line="360" w:lineRule="auto"/>
         <w:jc w:val="both"/>
         <w:rPr>
-          <w:rFonts w:ascii="Times New Roman" w:hAnsi="Times New Roman" w:cs="Times New Roman"/>
-          <w:sz w:val="24"/>
-          <w:szCs w:val="24"/>
-        </w:rPr>
-      </w:pPr>
-      <w:r>
-        <w:rPr>
-          <w:rFonts w:ascii="Times New Roman" w:hAnsi="Times New Roman" w:cs="Times New Roman"/>
+          <w:rFonts w:ascii="Montserrat" w:hAnsi="Montserrat" w:cs="Times New Roman"/>
+          <w:sz w:val="24"/>
+          <w:szCs w:val="24"/>
+        </w:rPr>
+      </w:pPr>
+      <w:r>
+        <w:rPr>
+          <w:rFonts w:ascii="Montserrat" w:hAnsi="Montserrat" w:cs="Times New Roman"/>
           <w:sz w:val="24"/>
           <w:szCs w:val="24"/>
         </w:rPr>
@@ -1960,7 +1940,7 @@
       </w:r>
       <w:r>
         <w:rPr>
-          <w:rFonts w:ascii="Times New Roman" w:hAnsi="Times New Roman" w:cs="Times New Roman"/>
+          <w:rFonts w:ascii="Montserrat" w:hAnsi="Montserrat" w:cs="Times New Roman"/>
           <w:i/>
           <w:iCs/>
           <w:sz w:val="24"/>
@@ -1970,7 +1950,7 @@
       </w:r>
       <w:r>
         <w:rPr>
-          <w:rFonts w:ascii="Times New Roman" w:hAnsi="Times New Roman" w:cs="Times New Roman"/>
+          <w:rFonts w:ascii="Montserrat" w:hAnsi="Montserrat" w:cs="Times New Roman"/>
           <w:sz w:val="24"/>
           <w:szCs w:val="24"/>
         </w:rPr>
@@ -1982,14 +1962,14 @@
         <w:spacing w:after="0" w:line="360" w:lineRule="auto"/>
         <w:jc w:val="both"/>
         <w:rPr>
-          <w:rFonts w:ascii="Times New Roman" w:hAnsi="Times New Roman" w:cs="Times New Roman"/>
-          <w:sz w:val="24"/>
-          <w:szCs w:val="24"/>
-        </w:rPr>
-      </w:pPr>
-      <w:r>
-        <w:rPr>
-          <w:rFonts w:ascii="Times New Roman" w:hAnsi="Times New Roman" w:cs="Times New Roman"/>
+          <w:rFonts w:ascii="Montserrat" w:hAnsi="Montserrat" w:cs="Times New Roman"/>
+          <w:sz w:val="24"/>
+          <w:szCs w:val="24"/>
+        </w:rPr>
+      </w:pPr>
+      <w:r>
+        <w:rPr>
+          <w:rFonts w:ascii="Montserrat" w:hAnsi="Montserrat" w:cs="Times New Roman"/>
           <w:sz w:val="24"/>
           <w:szCs w:val="24"/>
         </w:rPr>
@@ -1998,7 +1978,7 @@
       </w:r>
       <w:r>
         <w:rPr>
-          <w:rFonts w:ascii="Times New Roman" w:hAnsi="Times New Roman" w:cs="Times New Roman"/>
+          <w:rFonts w:ascii="Montserrat" w:hAnsi="Montserrat" w:cs="Times New Roman"/>
           <w:i/>
           <w:iCs/>
           <w:sz w:val="24"/>
@@ -2008,7 +1988,7 @@
       </w:r>
       <w:r>
         <w:rPr>
-          <w:rFonts w:ascii="Times New Roman" w:hAnsi="Times New Roman" w:cs="Times New Roman"/>
+          <w:rFonts w:ascii="Montserrat" w:hAnsi="Montserrat" w:cs="Times New Roman"/>
           <w:sz w:val="24"/>
           <w:szCs w:val="24"/>
         </w:rPr>
@@ -2020,14 +2000,14 @@
         <w:spacing w:after="0" w:line="360" w:lineRule="auto"/>
         <w:jc w:val="both"/>
         <w:rPr>
-          <w:rFonts w:ascii="Times New Roman" w:hAnsi="Times New Roman" w:cs="Times New Roman"/>
-          <w:sz w:val="24"/>
-          <w:szCs w:val="24"/>
-        </w:rPr>
-      </w:pPr>
-      <w:r>
-        <w:rPr>
-          <w:rFonts w:ascii="Times New Roman" w:hAnsi="Times New Roman" w:cs="Times New Roman"/>
+          <w:rFonts w:ascii="Montserrat" w:hAnsi="Montserrat" w:cs="Times New Roman"/>
+          <w:sz w:val="24"/>
+          <w:szCs w:val="24"/>
+        </w:rPr>
+      </w:pPr>
+      <w:r>
+        <w:rPr>
+          <w:rFonts w:ascii="Montserrat" w:hAnsi="Montserrat" w:cs="Times New Roman"/>
           <w:sz w:val="24"/>
           <w:szCs w:val="24"/>
         </w:rPr>
@@ -2040,14 +2020,14 @@
         <w:spacing w:after="0" w:line="360" w:lineRule="auto"/>
         <w:jc w:val="both"/>
         <w:rPr>
-          <w:rFonts w:ascii="Times New Roman" w:hAnsi="Times New Roman" w:cs="Times New Roman"/>
-          <w:sz w:val="24"/>
-          <w:szCs w:val="24"/>
-        </w:rPr>
-      </w:pPr>
-      <w:r>
-        <w:rPr>
-          <w:rFonts w:ascii="Times New Roman" w:hAnsi="Times New Roman" w:cs="Times New Roman"/>
+          <w:rFonts w:ascii="Montserrat" w:hAnsi="Montserrat" w:cs="Times New Roman"/>
+          <w:sz w:val="24"/>
+          <w:szCs w:val="24"/>
+        </w:rPr>
+      </w:pPr>
+      <w:r>
+        <w:rPr>
+          <w:rFonts w:ascii="Montserrat" w:hAnsi="Montserrat" w:cs="Times New Roman"/>
           <w:sz w:val="24"/>
           <w:szCs w:val="24"/>
         </w:rPr>
@@ -2060,14 +2040,14 @@
         <w:spacing w:after="0" w:line="360" w:lineRule="auto"/>
         <w:jc w:val="both"/>
         <w:rPr>
-          <w:rFonts w:ascii="Times New Roman" w:hAnsi="Times New Roman" w:cs="Times New Roman"/>
-          <w:sz w:val="24"/>
-          <w:szCs w:val="24"/>
-        </w:rPr>
-      </w:pPr>
-      <w:r>
-        <w:rPr>
-          <w:rFonts w:ascii="Times New Roman" w:hAnsi="Times New Roman" w:cs="Times New Roman"/>
+          <w:rFonts w:ascii="Montserrat" w:hAnsi="Montserrat" w:cs="Times New Roman"/>
+          <w:sz w:val="24"/>
+          <w:szCs w:val="24"/>
+        </w:rPr>
+      </w:pPr>
+      <w:r>
+        <w:rPr>
+          <w:rFonts w:ascii="Montserrat" w:hAnsi="Montserrat" w:cs="Times New Roman"/>
           <w:sz w:val="24"/>
           <w:szCs w:val="24"/>
         </w:rPr>
@@ -2080,14 +2060,14 @@
         <w:spacing w:after="0" w:line="360" w:lineRule="auto"/>
         <w:jc w:val="both"/>
         <w:rPr>
-          <w:rFonts w:ascii="Times New Roman" w:hAnsi="Times New Roman" w:cs="Times New Roman"/>
-          <w:sz w:val="24"/>
-          <w:szCs w:val="24"/>
-        </w:rPr>
-      </w:pPr>
-      <w:r>
-        <w:rPr>
-          <w:rFonts w:ascii="Times New Roman" w:hAnsi="Times New Roman" w:cs="Times New Roman"/>
+          <w:rFonts w:ascii="Montserrat" w:hAnsi="Montserrat" w:cs="Times New Roman"/>
+          <w:sz w:val="24"/>
+          <w:szCs w:val="24"/>
+        </w:rPr>
+      </w:pPr>
+      <w:r>
+        <w:rPr>
+          <w:rFonts w:ascii="Montserrat" w:hAnsi="Montserrat" w:cs="Times New Roman"/>
           <w:sz w:val="24"/>
           <w:szCs w:val="24"/>
         </w:rPr>
@@ -2100,43 +2080,34 @@
         <w:spacing w:after="0" w:line="360" w:lineRule="auto"/>
         <w:jc w:val="both"/>
         <w:rPr>
-          <w:rFonts w:ascii="Times New Roman" w:hAnsi="Times New Roman" w:cs="Times New Roman"/>
-          <w:sz w:val="24"/>
-          <w:szCs w:val="24"/>
-        </w:rPr>
-      </w:pPr>
-      <w:r>
-        <w:rPr>
-          <w:rFonts w:ascii="Times New Roman" w:hAnsi="Times New Roman" w:cs="Times New Roman"/>
-          <w:sz w:val="24"/>
-          <w:szCs w:val="24"/>
-        </w:rPr>
-        <w:tab/>
-        <w:t xml:space="preserve">Lauren had her head bent talking to Alle a few feet away. Alle had been laughing as both of them tried to lead, finally giving in to Lauren on account of her additional three inches and greater experience as a dancer. “I like to move, and the music gets inside me, but it drives my fighting instincts wild to have so many bodies flailing about around me,” Alle was explaining during a slower dance. “This is closer to the kind of dancing I’m okay with, but again, I don’t really know how to dance, and most people our age aren’t </w:t>
-      </w:r>
-      <w:r>
-        <w:rPr>
-          <w:rFonts w:ascii="Times New Roman" w:hAnsi="Times New Roman" w:cs="Times New Roman"/>
-          <w:sz w:val="24"/>
-          <w:szCs w:val="24"/>
-        </w:rPr>
-        <w:lastRenderedPageBreak/>
-        <w:t>much better. I could pick up real dancing if I bothered; it’s so much like learning a new kata,” she smiled.</w:t>
-      </w:r>
-    </w:p>
-    <w:p>
-      <w:pPr>
-        <w:spacing w:after="0" w:line="360" w:lineRule="auto"/>
-        <w:jc w:val="both"/>
-        <w:rPr>
-          <w:rFonts w:ascii="Times New Roman" w:hAnsi="Times New Roman" w:cs="Times New Roman"/>
-          <w:sz w:val="24"/>
-          <w:szCs w:val="24"/>
-        </w:rPr>
-      </w:pPr>
-      <w:r>
-        <w:rPr>
-          <w:rFonts w:ascii="Times New Roman" w:hAnsi="Times New Roman" w:cs="Times New Roman"/>
+          <w:rFonts w:ascii="Montserrat" w:hAnsi="Montserrat" w:cs="Times New Roman"/>
+          <w:sz w:val="24"/>
+          <w:szCs w:val="24"/>
+        </w:rPr>
+      </w:pPr>
+      <w:r>
+        <w:rPr>
+          <w:rFonts w:ascii="Montserrat" w:hAnsi="Montserrat" w:cs="Times New Roman"/>
+          <w:sz w:val="24"/>
+          <w:szCs w:val="24"/>
+        </w:rPr>
+        <w:tab/>
+        <w:t>Lauren had her head bent talking to Alle a few feet away. Alle had been laughing as both of them tried to lead, finally giving in to Lauren on account of her additional three inches and greater experience as a dancer. “I like to move, and the music gets inside me, but it drives my fighting instincts wild to have so many bodies flailing about around me,” Alle was explaining during a slower dance. “This is closer to the kind of dancing I’m okay with, but again, I don’t really know how to dance, and most people our age aren’t much better. I could pick up real dancing if I bothered; it’s so much like learning a new kata,” she smiled.</w:t>
+      </w:r>
+    </w:p>
+    <w:p>
+      <w:pPr>
+        <w:spacing w:after="0" w:line="360" w:lineRule="auto"/>
+        <w:jc w:val="both"/>
+        <w:rPr>
+          <w:rFonts w:ascii="Montserrat" w:hAnsi="Montserrat" w:cs="Times New Roman"/>
+          <w:sz w:val="24"/>
+          <w:szCs w:val="24"/>
+        </w:rPr>
+      </w:pPr>
+      <w:r>
+        <w:rPr>
+          <w:rFonts w:ascii="Montserrat" w:hAnsi="Montserrat" w:cs="Times New Roman"/>
           <w:sz w:val="24"/>
           <w:szCs w:val="24"/>
         </w:rPr>
@@ -2149,14 +2120,14 @@
         <w:spacing w:after="0" w:line="360" w:lineRule="auto"/>
         <w:jc w:val="both"/>
         <w:rPr>
-          <w:rFonts w:ascii="Times New Roman" w:hAnsi="Times New Roman" w:cs="Times New Roman"/>
-          <w:sz w:val="24"/>
-          <w:szCs w:val="24"/>
-        </w:rPr>
-      </w:pPr>
-      <w:r>
-        <w:rPr>
-          <w:rFonts w:ascii="Times New Roman" w:hAnsi="Times New Roman" w:cs="Times New Roman"/>
+          <w:rFonts w:ascii="Montserrat" w:hAnsi="Montserrat" w:cs="Times New Roman"/>
+          <w:sz w:val="24"/>
+          <w:szCs w:val="24"/>
+        </w:rPr>
+      </w:pPr>
+      <w:r>
+        <w:rPr>
+          <w:rFonts w:ascii="Montserrat" w:hAnsi="Montserrat" w:cs="Times New Roman"/>
           <w:sz w:val="24"/>
           <w:szCs w:val="24"/>
         </w:rPr>
@@ -2169,14 +2140,14 @@
         <w:spacing w:after="0" w:line="360" w:lineRule="auto"/>
         <w:jc w:val="both"/>
         <w:rPr>
-          <w:rFonts w:ascii="Times New Roman" w:hAnsi="Times New Roman" w:cs="Times New Roman"/>
-          <w:sz w:val="24"/>
-          <w:szCs w:val="24"/>
-        </w:rPr>
-      </w:pPr>
-      <w:r>
-        <w:rPr>
-          <w:rFonts w:ascii="Times New Roman" w:hAnsi="Times New Roman" w:cs="Times New Roman"/>
+          <w:rFonts w:ascii="Montserrat" w:hAnsi="Montserrat" w:cs="Times New Roman"/>
+          <w:sz w:val="24"/>
+          <w:szCs w:val="24"/>
+        </w:rPr>
+      </w:pPr>
+      <w:r>
+        <w:rPr>
+          <w:rFonts w:ascii="Montserrat" w:hAnsi="Montserrat" w:cs="Times New Roman"/>
           <w:sz w:val="24"/>
           <w:szCs w:val="24"/>
         </w:rPr>
@@ -2189,14 +2160,14 @@
         <w:spacing w:after="0" w:line="360" w:lineRule="auto"/>
         <w:jc w:val="both"/>
         <w:rPr>
-          <w:rFonts w:ascii="Times New Roman" w:hAnsi="Times New Roman" w:cs="Times New Roman"/>
-          <w:sz w:val="24"/>
-          <w:szCs w:val="24"/>
-        </w:rPr>
-      </w:pPr>
-      <w:r>
-        <w:rPr>
-          <w:rFonts w:ascii="Times New Roman" w:hAnsi="Times New Roman" w:cs="Times New Roman"/>
+          <w:rFonts w:ascii="Montserrat" w:hAnsi="Montserrat" w:cs="Times New Roman"/>
+          <w:sz w:val="24"/>
+          <w:szCs w:val="24"/>
+        </w:rPr>
+      </w:pPr>
+      <w:r>
+        <w:rPr>
+          <w:rFonts w:ascii="Montserrat" w:hAnsi="Montserrat" w:cs="Times New Roman"/>
           <w:sz w:val="24"/>
           <w:szCs w:val="24"/>
         </w:rPr>
@@ -2209,14 +2180,14 @@
         <w:spacing w:after="0" w:line="360" w:lineRule="auto"/>
         <w:jc w:val="both"/>
         <w:rPr>
-          <w:rFonts w:ascii="Times New Roman" w:hAnsi="Times New Roman" w:cs="Times New Roman"/>
-          <w:sz w:val="24"/>
-          <w:szCs w:val="24"/>
-        </w:rPr>
-      </w:pPr>
-      <w:r>
-        <w:rPr>
-          <w:rFonts w:ascii="Times New Roman" w:hAnsi="Times New Roman" w:cs="Times New Roman"/>
+          <w:rFonts w:ascii="Montserrat" w:hAnsi="Montserrat" w:cs="Times New Roman"/>
+          <w:sz w:val="24"/>
+          <w:szCs w:val="24"/>
+        </w:rPr>
+      </w:pPr>
+      <w:r>
+        <w:rPr>
+          <w:rFonts w:ascii="Montserrat" w:hAnsi="Montserrat" w:cs="Times New Roman"/>
           <w:sz w:val="24"/>
           <w:szCs w:val="24"/>
         </w:rPr>
@@ -2229,14 +2200,14 @@
         <w:spacing w:after="0" w:line="360" w:lineRule="auto"/>
         <w:jc w:val="both"/>
         <w:rPr>
-          <w:rFonts w:ascii="Times New Roman" w:hAnsi="Times New Roman" w:cs="Times New Roman"/>
-          <w:sz w:val="24"/>
-          <w:szCs w:val="24"/>
-        </w:rPr>
-      </w:pPr>
-      <w:r>
-        <w:rPr>
-          <w:rFonts w:ascii="Times New Roman" w:hAnsi="Times New Roman" w:cs="Times New Roman"/>
+          <w:rFonts w:ascii="Montserrat" w:hAnsi="Montserrat" w:cs="Times New Roman"/>
+          <w:sz w:val="24"/>
+          <w:szCs w:val="24"/>
+        </w:rPr>
+      </w:pPr>
+      <w:r>
+        <w:rPr>
+          <w:rFonts w:ascii="Montserrat" w:hAnsi="Montserrat" w:cs="Times New Roman"/>
           <w:sz w:val="24"/>
           <w:szCs w:val="24"/>
         </w:rPr>
@@ -2249,43 +2220,34 @@
         <w:spacing w:after="0" w:line="360" w:lineRule="auto"/>
         <w:jc w:val="both"/>
         <w:rPr>
-          <w:rFonts w:ascii="Times New Roman" w:hAnsi="Times New Roman" w:cs="Times New Roman"/>
-          <w:sz w:val="24"/>
-          <w:szCs w:val="24"/>
-        </w:rPr>
-      </w:pPr>
-      <w:r>
-        <w:rPr>
-          <w:rFonts w:ascii="Times New Roman" w:hAnsi="Times New Roman" w:cs="Times New Roman"/>
-          <w:sz w:val="24"/>
-          <w:szCs w:val="24"/>
-        </w:rPr>
-        <w:tab/>
-        <w:t xml:space="preserve">The bulk of the water was going in at the top, waiting for the upper pools to fill and spill over the falls to the ones below. They slipped up top and stripped down when </w:t>
-      </w:r>
-      <w:r>
-        <w:rPr>
-          <w:rFonts w:ascii="Times New Roman" w:hAnsi="Times New Roman" w:cs="Times New Roman"/>
-          <w:sz w:val="24"/>
-          <w:szCs w:val="24"/>
-        </w:rPr>
-        <w:lastRenderedPageBreak/>
-        <w:t xml:space="preserve">they found that the water was already about chest high in the deep end and no one else had bothered to venture up. Alle could not help shaking her head, she had worn a bathing suit all day, but now that she needed it, it was abandoned back in Anne’s room. It did not bother her; she preferred the feeling of water coursing over bare skin. The system was designed to pump a tremendous amount of water to the upper pools to sustain the waterfalls. In no time they were swimming free as they pleased, watching as the level gradually buoyed them up to the lip. When the water was creeping over the lip, they climbed out on the diving rocks and shouted a warning to those below. </w:t>
-      </w:r>
-    </w:p>
-    <w:p>
-      <w:pPr>
-        <w:spacing w:after="0" w:line="360" w:lineRule="auto"/>
-        <w:jc w:val="both"/>
-        <w:rPr>
-          <w:rFonts w:ascii="Times New Roman" w:hAnsi="Times New Roman" w:cs="Times New Roman"/>
-          <w:sz w:val="24"/>
-          <w:szCs w:val="24"/>
-        </w:rPr>
-      </w:pPr>
-      <w:r>
-        <w:rPr>
-          <w:rFonts w:ascii="Times New Roman" w:hAnsi="Times New Roman" w:cs="Times New Roman"/>
+          <w:rFonts w:ascii="Montserrat" w:hAnsi="Montserrat" w:cs="Times New Roman"/>
+          <w:sz w:val="24"/>
+          <w:szCs w:val="24"/>
+        </w:rPr>
+      </w:pPr>
+      <w:r>
+        <w:rPr>
+          <w:rFonts w:ascii="Montserrat" w:hAnsi="Montserrat" w:cs="Times New Roman"/>
+          <w:sz w:val="24"/>
+          <w:szCs w:val="24"/>
+        </w:rPr>
+        <w:tab/>
+        <w:t xml:space="preserve">The bulk of the water was going in at the top, waiting for the upper pools to fill and spill over the falls to the ones below. They slipped up top and stripped down when they found that the water was already about chest high in the deep end and no one else had bothered to venture up. Alle could not help shaking her head, she had worn a bathing suit all day, but now that she needed it, it was abandoned back in Anne’s room. It did not bother her; she preferred the feeling of water coursing over bare skin. The system was designed to pump a tremendous amount of water to the upper pools to sustain the waterfalls. In no time they were swimming free as they pleased, watching as the level gradually buoyed them up to the lip. When the water was creeping over the lip, they climbed out on the diving rocks and shouted a warning to those below. </w:t>
+      </w:r>
+    </w:p>
+    <w:p>
+      <w:pPr>
+        <w:spacing w:after="0" w:line="360" w:lineRule="auto"/>
+        <w:jc w:val="both"/>
+        <w:rPr>
+          <w:rFonts w:ascii="Montserrat" w:hAnsi="Montserrat" w:cs="Times New Roman"/>
+          <w:sz w:val="24"/>
+          <w:szCs w:val="24"/>
+        </w:rPr>
+      </w:pPr>
+      <w:r>
+        <w:rPr>
+          <w:rFonts w:ascii="Montserrat" w:hAnsi="Montserrat" w:cs="Times New Roman"/>
           <w:sz w:val="24"/>
           <w:szCs w:val="24"/>
         </w:rPr>
@@ -2298,14 +2260,14 @@
         <w:spacing w:after="0" w:line="360" w:lineRule="auto"/>
         <w:jc w:val="both"/>
         <w:rPr>
-          <w:rFonts w:ascii="Times New Roman" w:hAnsi="Times New Roman" w:cs="Times New Roman"/>
-          <w:sz w:val="24"/>
-          <w:szCs w:val="24"/>
-        </w:rPr>
-      </w:pPr>
-      <w:r>
-        <w:rPr>
-          <w:rFonts w:ascii="Times New Roman" w:hAnsi="Times New Roman" w:cs="Times New Roman"/>
+          <w:rFonts w:ascii="Montserrat" w:hAnsi="Montserrat" w:cs="Times New Roman"/>
+          <w:sz w:val="24"/>
+          <w:szCs w:val="24"/>
+        </w:rPr>
+      </w:pPr>
+      <w:r>
+        <w:rPr>
+          <w:rFonts w:ascii="Montserrat" w:hAnsi="Montserrat" w:cs="Times New Roman"/>
           <w:sz w:val="24"/>
           <w:szCs w:val="24"/>
         </w:rPr>
@@ -2318,14 +2280,14 @@
         <w:spacing w:after="0" w:line="360" w:lineRule="auto"/>
         <w:jc w:val="both"/>
         <w:rPr>
-          <w:rFonts w:ascii="Times New Roman" w:hAnsi="Times New Roman" w:cs="Times New Roman"/>
-          <w:sz w:val="24"/>
-          <w:szCs w:val="24"/>
-        </w:rPr>
-      </w:pPr>
-      <w:r>
-        <w:rPr>
-          <w:rFonts w:ascii="Times New Roman" w:hAnsi="Times New Roman" w:cs="Times New Roman"/>
+          <w:rFonts w:ascii="Montserrat" w:hAnsi="Montserrat" w:cs="Times New Roman"/>
+          <w:sz w:val="24"/>
+          <w:szCs w:val="24"/>
+        </w:rPr>
+      </w:pPr>
+      <w:r>
+        <w:rPr>
+          <w:rFonts w:ascii="Montserrat" w:hAnsi="Montserrat" w:cs="Times New Roman"/>
           <w:sz w:val="24"/>
           <w:szCs w:val="24"/>
         </w:rPr>
@@ -2338,18 +2300,17 @@
         <w:spacing w:after="0" w:line="360" w:lineRule="auto"/>
         <w:jc w:val="both"/>
         <w:rPr>
-          <w:rFonts w:ascii="Times New Roman" w:hAnsi="Times New Roman" w:cs="Times New Roman"/>
-          <w:sz w:val="24"/>
-          <w:szCs w:val="24"/>
-        </w:rPr>
-      </w:pPr>
-      <w:r>
-        <w:rPr>
-          <w:rFonts w:ascii="Times New Roman" w:hAnsi="Times New Roman" w:cs="Times New Roman"/>
-          <w:sz w:val="24"/>
-          <w:szCs w:val="24"/>
-        </w:rPr>
-        <w:lastRenderedPageBreak/>
+          <w:rFonts w:ascii="Montserrat" w:hAnsi="Montserrat" w:cs="Times New Roman"/>
+          <w:sz w:val="24"/>
+          <w:szCs w:val="24"/>
+        </w:rPr>
+      </w:pPr>
+      <w:r>
+        <w:rPr>
+          <w:rFonts w:ascii="Montserrat" w:hAnsi="Montserrat" w:cs="Times New Roman"/>
+          <w:sz w:val="24"/>
+          <w:szCs w:val="24"/>
+        </w:rPr>
         <w:tab/>
         <w:t>“I’m still getting by on instinct as a girl, so it would have been a matter of one of them getting past my guard. I’m too cautious to play a game I’m not too familiar with, I probably would have had a fit and run away before that could happen. Still, if one of them pushed the right button, I might have found myself unable to say no,” Alle said, slipping off the clothes she had borrowed, and handing them back to Anne. As she slipped out of her underwear, she turned to Anne and asked, “Bath or bed?”</w:t>
       </w:r>
@@ -2359,14 +2320,14 @@
         <w:spacing w:after="0" w:line="360" w:lineRule="auto"/>
         <w:jc w:val="both"/>
         <w:rPr>
-          <w:rFonts w:ascii="Times New Roman" w:hAnsi="Times New Roman" w:cs="Times New Roman"/>
-          <w:sz w:val="24"/>
-          <w:szCs w:val="24"/>
-        </w:rPr>
-      </w:pPr>
-      <w:r>
-        <w:rPr>
-          <w:rFonts w:ascii="Times New Roman" w:hAnsi="Times New Roman" w:cs="Times New Roman"/>
+          <w:rFonts w:ascii="Montserrat" w:hAnsi="Montserrat" w:cs="Times New Roman"/>
+          <w:sz w:val="24"/>
+          <w:szCs w:val="24"/>
+        </w:rPr>
+      </w:pPr>
+      <w:r>
+        <w:rPr>
+          <w:rFonts w:ascii="Montserrat" w:hAnsi="Montserrat" w:cs="Times New Roman"/>
           <w:sz w:val="24"/>
           <w:szCs w:val="24"/>
         </w:rPr>
@@ -2379,14 +2340,14 @@
         <w:spacing w:after="0" w:line="360" w:lineRule="auto"/>
         <w:jc w:val="both"/>
         <w:rPr>
-          <w:rFonts w:ascii="Times New Roman" w:hAnsi="Times New Roman" w:cs="Times New Roman"/>
-          <w:sz w:val="24"/>
-          <w:szCs w:val="24"/>
-        </w:rPr>
-      </w:pPr>
-      <w:r>
-        <w:rPr>
-          <w:rFonts w:ascii="Times New Roman" w:hAnsi="Times New Roman" w:cs="Times New Roman"/>
+          <w:rFonts w:ascii="Montserrat" w:hAnsi="Montserrat" w:cs="Times New Roman"/>
+          <w:sz w:val="24"/>
+          <w:szCs w:val="24"/>
+        </w:rPr>
+      </w:pPr>
+      <w:r>
+        <w:rPr>
+          <w:rFonts w:ascii="Montserrat" w:hAnsi="Montserrat" w:cs="Times New Roman"/>
           <w:sz w:val="24"/>
           <w:szCs w:val="24"/>
         </w:rPr>
@@ -2399,14 +2360,14 @@
         <w:spacing w:after="0" w:line="360" w:lineRule="auto"/>
         <w:jc w:val="both"/>
         <w:rPr>
-          <w:rFonts w:ascii="Times New Roman" w:hAnsi="Times New Roman" w:cs="Times New Roman"/>
-          <w:sz w:val="24"/>
-          <w:szCs w:val="24"/>
-        </w:rPr>
-      </w:pPr>
-      <w:r>
-        <w:rPr>
-          <w:rFonts w:ascii="Times New Roman" w:hAnsi="Times New Roman" w:cs="Times New Roman"/>
+          <w:rFonts w:ascii="Montserrat" w:hAnsi="Montserrat" w:cs="Times New Roman"/>
+          <w:sz w:val="24"/>
+          <w:szCs w:val="24"/>
+        </w:rPr>
+      </w:pPr>
+      <w:r>
+        <w:rPr>
+          <w:rFonts w:ascii="Montserrat" w:hAnsi="Montserrat" w:cs="Times New Roman"/>
           <w:sz w:val="24"/>
           <w:szCs w:val="24"/>
         </w:rPr>
@@ -2419,25 +2380,25 @@
         <w:spacing w:after="0" w:line="360" w:lineRule="auto"/>
         <w:jc w:val="both"/>
         <w:rPr>
-          <w:rFonts w:ascii="Times New Roman" w:hAnsi="Times New Roman" w:cs="Times New Roman"/>
-          <w:sz w:val="24"/>
-          <w:szCs w:val="24"/>
-        </w:rPr>
-      </w:pPr>
-    </w:p>
-    <w:p>
-      <w:pPr>
-        <w:spacing w:after="0" w:line="360" w:lineRule="auto"/>
-        <w:jc w:val="both"/>
-        <w:rPr>
-          <w:rFonts w:ascii="Times New Roman" w:hAnsi="Times New Roman" w:cs="Times New Roman"/>
-          <w:sz w:val="24"/>
-          <w:szCs w:val="24"/>
-        </w:rPr>
-      </w:pPr>
-      <w:r>
-        <w:rPr>
-          <w:rFonts w:ascii="Times New Roman" w:hAnsi="Times New Roman" w:cs="Times New Roman"/>
+          <w:rFonts w:ascii="Montserrat" w:hAnsi="Montserrat" w:cs="Times New Roman"/>
+          <w:sz w:val="24"/>
+          <w:szCs w:val="24"/>
+        </w:rPr>
+      </w:pPr>
+    </w:p>
+    <w:p>
+      <w:pPr>
+        <w:spacing w:after="0" w:line="360" w:lineRule="auto"/>
+        <w:jc w:val="both"/>
+        <w:rPr>
+          <w:rFonts w:ascii="Montserrat" w:hAnsi="Montserrat" w:cs="Times New Roman"/>
+          <w:sz w:val="24"/>
+          <w:szCs w:val="24"/>
+        </w:rPr>
+      </w:pPr>
+      <w:r>
+        <w:rPr>
+          <w:rFonts w:ascii="Montserrat" w:hAnsi="Montserrat" w:cs="Times New Roman"/>
           <w:sz w:val="24"/>
           <w:szCs w:val="24"/>
         </w:rPr>
@@ -2449,18 +2410,17 @@
         <w:spacing w:after="0" w:line="360" w:lineRule="auto"/>
         <w:jc w:val="both"/>
         <w:rPr>
-          <w:rFonts w:ascii="Times New Roman" w:hAnsi="Times New Roman" w:cs="Times New Roman"/>
-          <w:sz w:val="24"/>
-          <w:szCs w:val="24"/>
-        </w:rPr>
-      </w:pPr>
-      <w:r>
-        <w:rPr>
-          <w:rFonts w:ascii="Times New Roman" w:hAnsi="Times New Roman" w:cs="Times New Roman"/>
-          <w:sz w:val="24"/>
-          <w:szCs w:val="24"/>
-        </w:rPr>
-        <w:lastRenderedPageBreak/>
+          <w:rFonts w:ascii="Montserrat" w:hAnsi="Montserrat" w:cs="Times New Roman"/>
+          <w:sz w:val="24"/>
+          <w:szCs w:val="24"/>
+        </w:rPr>
+      </w:pPr>
+      <w:r>
+        <w:rPr>
+          <w:rFonts w:ascii="Montserrat" w:hAnsi="Montserrat" w:cs="Times New Roman"/>
+          <w:sz w:val="24"/>
+          <w:szCs w:val="24"/>
+        </w:rPr>
         <w:tab/>
         <w:t xml:space="preserve">“What are you reading?” Chris asked without preamble, staring at the title in disbelief. </w:t>
       </w:r>
@@ -2470,14 +2430,14 @@
         <w:spacing w:after="0" w:line="360" w:lineRule="auto"/>
         <w:jc w:val="both"/>
         <w:rPr>
-          <w:rFonts w:ascii="Times New Roman" w:hAnsi="Times New Roman" w:cs="Times New Roman"/>
-          <w:sz w:val="24"/>
-          <w:szCs w:val="24"/>
-        </w:rPr>
-      </w:pPr>
-      <w:r>
-        <w:rPr>
-          <w:rFonts w:ascii="Times New Roman" w:hAnsi="Times New Roman" w:cs="Times New Roman"/>
+          <w:rFonts w:ascii="Montserrat" w:hAnsi="Montserrat" w:cs="Times New Roman"/>
+          <w:sz w:val="24"/>
+          <w:szCs w:val="24"/>
+        </w:rPr>
+      </w:pPr>
+      <w:r>
+        <w:rPr>
+          <w:rFonts w:ascii="Montserrat" w:hAnsi="Montserrat" w:cs="Times New Roman"/>
           <w:sz w:val="24"/>
           <w:szCs w:val="24"/>
         </w:rPr>
@@ -2490,14 +2450,14 @@
         <w:spacing w:after="0" w:line="360" w:lineRule="auto"/>
         <w:jc w:val="both"/>
         <w:rPr>
-          <w:rFonts w:ascii="Times New Roman" w:hAnsi="Times New Roman" w:cs="Times New Roman"/>
-          <w:sz w:val="24"/>
-          <w:szCs w:val="24"/>
-        </w:rPr>
-      </w:pPr>
-      <w:r>
-        <w:rPr>
-          <w:rFonts w:ascii="Times New Roman" w:hAnsi="Times New Roman" w:cs="Times New Roman"/>
+          <w:rFonts w:ascii="Montserrat" w:hAnsi="Montserrat" w:cs="Times New Roman"/>
+          <w:sz w:val="24"/>
+          <w:szCs w:val="24"/>
+        </w:rPr>
+      </w:pPr>
+      <w:r>
+        <w:rPr>
+          <w:rFonts w:ascii="Montserrat" w:hAnsi="Montserrat" w:cs="Times New Roman"/>
           <w:sz w:val="24"/>
           <w:szCs w:val="24"/>
         </w:rPr>
@@ -2510,14 +2470,14 @@
         <w:spacing w:after="0" w:line="360" w:lineRule="auto"/>
         <w:jc w:val="both"/>
         <w:rPr>
-          <w:rFonts w:ascii="Times New Roman" w:hAnsi="Times New Roman" w:cs="Times New Roman"/>
-          <w:sz w:val="24"/>
-          <w:szCs w:val="24"/>
-        </w:rPr>
-      </w:pPr>
-      <w:r>
-        <w:rPr>
-          <w:rFonts w:ascii="Times New Roman" w:hAnsi="Times New Roman" w:cs="Times New Roman"/>
+          <w:rFonts w:ascii="Montserrat" w:hAnsi="Montserrat" w:cs="Times New Roman"/>
+          <w:sz w:val="24"/>
+          <w:szCs w:val="24"/>
+        </w:rPr>
+      </w:pPr>
+      <w:r>
+        <w:rPr>
+          <w:rFonts w:ascii="Montserrat" w:hAnsi="Montserrat" w:cs="Times New Roman"/>
           <w:sz w:val="24"/>
           <w:szCs w:val="24"/>
         </w:rPr>
@@ -2530,7 +2490,7 @@
         <w:spacing w:after="0" w:line="360" w:lineRule="auto"/>
         <w:jc w:val="both"/>
         <w:rPr>
-          <w:rFonts w:ascii="Times New Roman" w:hAnsi="Times New Roman" w:cs="Times New Roman"/>
+          <w:rFonts w:ascii="Montserrat" w:hAnsi="Montserrat" w:cs="Times New Roman"/>
           <w:sz w:val="24"/>
           <w:szCs w:val="24"/>
         </w:rPr>
@@ -2542,14 +2502,14 @@
         <w:ind w:left="720" w:right="720"/>
         <w:jc w:val="both"/>
         <w:rPr>
-          <w:rFonts w:ascii="Times New Roman" w:hAnsi="Times New Roman" w:cs="Times New Roman"/>
-          <w:sz w:val="24"/>
-          <w:szCs w:val="24"/>
-        </w:rPr>
-      </w:pPr>
-      <w:r>
-        <w:rPr>
-          <w:rFonts w:ascii="Times New Roman" w:hAnsi="Times New Roman" w:cs="Times New Roman"/>
+          <w:rFonts w:ascii="Montserrat" w:hAnsi="Montserrat" w:cs="Times New Roman"/>
+          <w:sz w:val="24"/>
+          <w:szCs w:val="24"/>
+        </w:rPr>
+      </w:pPr>
+      <w:r>
+        <w:rPr>
+          <w:rFonts w:ascii="Montserrat" w:hAnsi="Montserrat" w:cs="Times New Roman"/>
           <w:sz w:val="24"/>
           <w:szCs w:val="24"/>
         </w:rPr>
@@ -2562,7 +2522,7 @@
         <w:ind w:left="720" w:right="720"/>
         <w:jc w:val="both"/>
         <w:rPr>
-          <w:rFonts w:ascii="Times New Roman" w:hAnsi="Times New Roman" w:cs="Times New Roman"/>
+          <w:rFonts w:ascii="Montserrat" w:hAnsi="Montserrat" w:cs="Times New Roman"/>
           <w:sz w:val="24"/>
           <w:szCs w:val="24"/>
         </w:rPr>
@@ -2574,14 +2534,14 @@
         <w:ind w:left="720" w:right="720"/>
         <w:jc w:val="both"/>
         <w:rPr>
-          <w:rFonts w:ascii="Times New Roman" w:hAnsi="Times New Roman" w:cs="Times New Roman"/>
-          <w:sz w:val="24"/>
-          <w:szCs w:val="24"/>
-        </w:rPr>
-      </w:pPr>
-      <w:r>
-        <w:rPr>
-          <w:rFonts w:ascii="Times New Roman" w:hAnsi="Times New Roman" w:cs="Times New Roman"/>
+          <w:rFonts w:ascii="Montserrat" w:hAnsi="Montserrat" w:cs="Times New Roman"/>
+          <w:sz w:val="24"/>
+          <w:szCs w:val="24"/>
+        </w:rPr>
+      </w:pPr>
+      <w:r>
+        <w:rPr>
+          <w:rFonts w:ascii="Montserrat" w:hAnsi="Montserrat" w:cs="Times New Roman"/>
           <w:sz w:val="24"/>
           <w:szCs w:val="24"/>
         </w:rPr>
@@ -2594,28 +2554,19 @@
         <w:ind w:left="720" w:right="720"/>
         <w:jc w:val="both"/>
         <w:rPr>
-          <w:rFonts w:ascii="Times New Roman" w:hAnsi="Times New Roman" w:cs="Times New Roman"/>
-          <w:sz w:val="24"/>
-          <w:szCs w:val="24"/>
-        </w:rPr>
-      </w:pPr>
-      <w:r>
-        <w:rPr>
-          <w:rFonts w:ascii="Times New Roman" w:hAnsi="Times New Roman" w:cs="Times New Roman"/>
-          <w:sz w:val="24"/>
-          <w:szCs w:val="24"/>
-        </w:rPr>
-        <w:tab/>
-        <w:t xml:space="preserve">I really am sorry I had to leave just as things were getting interesting. I miss you guys, and I’ve been thinking of you both. I didn’t find out until I got here that it was a matter of family obligation. Would you believe I’ve been engaged to get married? No, it’s not what you think. Scary thought! This was something that was arranged when I was born, so </w:t>
-      </w:r>
-      <w:r>
-        <w:rPr>
-          <w:rFonts w:ascii="Times New Roman" w:hAnsi="Times New Roman" w:cs="Times New Roman"/>
-          <w:sz w:val="24"/>
-          <w:szCs w:val="24"/>
-        </w:rPr>
-        <w:lastRenderedPageBreak/>
-        <w:t xml:space="preserve">that should give you an idea of the awkward situation I am in. It’s enough to make anyone forget to write a letter, I can assure you. </w:t>
+          <w:rFonts w:ascii="Montserrat" w:hAnsi="Montserrat" w:cs="Times New Roman"/>
+          <w:sz w:val="24"/>
+          <w:szCs w:val="24"/>
+        </w:rPr>
+      </w:pPr>
+      <w:r>
+        <w:rPr>
+          <w:rFonts w:ascii="Montserrat" w:hAnsi="Montserrat" w:cs="Times New Roman"/>
+          <w:sz w:val="24"/>
+          <w:szCs w:val="24"/>
+        </w:rPr>
+        <w:tab/>
+        <w:t xml:space="preserve">I really am sorry I had to leave just as things were getting interesting. I miss you guys, and I’ve been thinking of you both. I didn’t find out until I got here that it was a matter of family obligation. Would you believe I’ve been engaged to get married? No, it’s not what you think. Scary thought! This was something that was arranged when I was born, so that should give you an idea of the awkward situation I am in. It’s enough to make anyone forget to write a letter, I can assure you. </w:t>
       </w:r>
     </w:p>
     <w:p>
@@ -2624,14 +2575,14 @@
         <w:ind w:left="720" w:right="720"/>
         <w:jc w:val="both"/>
         <w:rPr>
-          <w:rFonts w:ascii="Times New Roman" w:hAnsi="Times New Roman" w:cs="Times New Roman"/>
-          <w:sz w:val="24"/>
-          <w:szCs w:val="24"/>
-        </w:rPr>
-      </w:pPr>
-      <w:r>
-        <w:rPr>
-          <w:rFonts w:ascii="Times New Roman" w:hAnsi="Times New Roman" w:cs="Times New Roman"/>
+          <w:rFonts w:ascii="Montserrat" w:hAnsi="Montserrat" w:cs="Times New Roman"/>
+          <w:sz w:val="24"/>
+          <w:szCs w:val="24"/>
+        </w:rPr>
+      </w:pPr>
+      <w:r>
+        <w:rPr>
+          <w:rFonts w:ascii="Montserrat" w:hAnsi="Montserrat" w:cs="Times New Roman"/>
           <w:sz w:val="24"/>
           <w:szCs w:val="24"/>
         </w:rPr>
@@ -2645,14 +2596,14 @@
         <w:ind w:left="720" w:right="720"/>
         <w:jc w:val="both"/>
         <w:rPr>
-          <w:rFonts w:ascii="Times New Roman" w:hAnsi="Times New Roman" w:cs="Times New Roman"/>
-          <w:sz w:val="24"/>
-          <w:szCs w:val="24"/>
-        </w:rPr>
-      </w:pPr>
-      <w:r>
-        <w:rPr>
-          <w:rFonts w:ascii="Times New Roman" w:hAnsi="Times New Roman" w:cs="Times New Roman"/>
+          <w:rFonts w:ascii="Montserrat" w:hAnsi="Montserrat" w:cs="Times New Roman"/>
+          <w:sz w:val="24"/>
+          <w:szCs w:val="24"/>
+        </w:rPr>
+      </w:pPr>
+      <w:r>
+        <w:rPr>
+          <w:rFonts w:ascii="Montserrat" w:hAnsi="Montserrat" w:cs="Times New Roman"/>
           <w:sz w:val="24"/>
           <w:szCs w:val="24"/>
         </w:rPr>
@@ -2666,14 +2617,14 @@
         <w:ind w:left="720" w:right="720"/>
         <w:jc w:val="both"/>
         <w:rPr>
-          <w:rFonts w:ascii="Times New Roman" w:hAnsi="Times New Roman" w:cs="Times New Roman"/>
-          <w:sz w:val="24"/>
-          <w:szCs w:val="24"/>
-        </w:rPr>
-      </w:pPr>
-      <w:r>
-        <w:rPr>
-          <w:rFonts w:ascii="Times New Roman" w:hAnsi="Times New Roman" w:cs="Times New Roman"/>
+          <w:rFonts w:ascii="Montserrat" w:hAnsi="Montserrat" w:cs="Times New Roman"/>
+          <w:sz w:val="24"/>
+          <w:szCs w:val="24"/>
+        </w:rPr>
+      </w:pPr>
+      <w:r>
+        <w:rPr>
+          <w:rFonts w:ascii="Montserrat" w:hAnsi="Montserrat" w:cs="Times New Roman"/>
           <w:sz w:val="24"/>
           <w:szCs w:val="24"/>
         </w:rPr>
@@ -2687,14 +2638,14 @@
         <w:ind w:left="720" w:right="720"/>
         <w:jc w:val="both"/>
         <w:rPr>
-          <w:rFonts w:ascii="Times New Roman" w:hAnsi="Times New Roman" w:cs="Times New Roman"/>
-          <w:sz w:val="24"/>
-          <w:szCs w:val="24"/>
-        </w:rPr>
-      </w:pPr>
-      <w:r>
-        <w:rPr>
-          <w:rFonts w:ascii="Times New Roman" w:hAnsi="Times New Roman" w:cs="Times New Roman"/>
+          <w:rFonts w:ascii="Montserrat" w:hAnsi="Montserrat" w:cs="Times New Roman"/>
+          <w:sz w:val="24"/>
+          <w:szCs w:val="24"/>
+        </w:rPr>
+      </w:pPr>
+      <w:r>
+        <w:rPr>
+          <w:rFonts w:ascii="Montserrat" w:hAnsi="Montserrat" w:cs="Times New Roman"/>
           <w:sz w:val="24"/>
           <w:szCs w:val="24"/>
         </w:rPr>
@@ -2708,28 +2659,19 @@
         <w:ind w:left="720" w:right="720"/>
         <w:jc w:val="both"/>
         <w:rPr>
-          <w:rFonts w:ascii="Times New Roman" w:hAnsi="Times New Roman" w:cs="Times New Roman"/>
-          <w:sz w:val="24"/>
-          <w:szCs w:val="24"/>
-        </w:rPr>
-      </w:pPr>
-      <w:r>
-        <w:rPr>
-          <w:rFonts w:ascii="Times New Roman" w:hAnsi="Times New Roman" w:cs="Times New Roman"/>
-          <w:sz w:val="24"/>
-          <w:szCs w:val="24"/>
-        </w:rPr>
-        <w:tab/>
-        <w:t xml:space="preserve">So, don’t worry about me. I have someone to look out for me, someone who can show me around and help me figure out how to be a normal girl. It makes me a little guilty, since that’s what I was supposed to be for both of you. A friend, a guide, someone who knows the terrain better. In your case, it’s not realizing you’re a girl, but realizing your own </w:t>
-      </w:r>
-      <w:r>
-        <w:rPr>
-          <w:rFonts w:ascii="Times New Roman" w:hAnsi="Times New Roman" w:cs="Times New Roman"/>
-          <w:sz w:val="24"/>
-          <w:szCs w:val="24"/>
-        </w:rPr>
-        <w:lastRenderedPageBreak/>
-        <w:t xml:space="preserve">potential. I’m still not happy about leaving you, and I don’t know how long I will be tied down here. As you can see, it’s a bit more complicated than I assumed. </w:t>
+          <w:rFonts w:ascii="Montserrat" w:hAnsi="Montserrat" w:cs="Times New Roman"/>
+          <w:sz w:val="24"/>
+          <w:szCs w:val="24"/>
+        </w:rPr>
+      </w:pPr>
+      <w:r>
+        <w:rPr>
+          <w:rFonts w:ascii="Montserrat" w:hAnsi="Montserrat" w:cs="Times New Roman"/>
+          <w:sz w:val="24"/>
+          <w:szCs w:val="24"/>
+        </w:rPr>
+        <w:tab/>
+        <w:t xml:space="preserve">So, don’t worry about me. I have someone to look out for me, someone who can show me around and help me figure out how to be a normal girl. It makes me a little guilty, since that’s what I was supposed to be for both of you. A friend, a guide, someone who knows the terrain better. In your case, it’s not realizing you’re a girl, but realizing your own potential. I’m still not happy about leaving you, and I don’t know how long I will be tied down here. As you can see, it’s a bit more complicated than I assumed. </w:t>
       </w:r>
     </w:p>
     <w:p>
@@ -2738,14 +2680,14 @@
         <w:ind w:left="720" w:right="720"/>
         <w:jc w:val="both"/>
         <w:rPr>
-          <w:rFonts w:ascii="Times New Roman" w:hAnsi="Times New Roman" w:cs="Times New Roman"/>
-          <w:sz w:val="24"/>
-          <w:szCs w:val="24"/>
-        </w:rPr>
-      </w:pPr>
-      <w:r>
-        <w:rPr>
-          <w:rFonts w:ascii="Times New Roman" w:hAnsi="Times New Roman" w:cs="Times New Roman"/>
+          <w:rFonts w:ascii="Montserrat" w:hAnsi="Montserrat" w:cs="Times New Roman"/>
+          <w:sz w:val="24"/>
+          <w:szCs w:val="24"/>
+        </w:rPr>
+      </w:pPr>
+      <w:r>
+        <w:rPr>
+          <w:rFonts w:ascii="Montserrat" w:hAnsi="Montserrat" w:cs="Times New Roman"/>
           <w:sz w:val="24"/>
           <w:szCs w:val="24"/>
         </w:rPr>
@@ -2759,7 +2701,7 @@
         <w:ind w:left="720" w:right="720"/>
         <w:jc w:val="both"/>
         <w:rPr>
-          <w:rFonts w:ascii="Times New Roman" w:hAnsi="Times New Roman" w:cs="Times New Roman"/>
+          <w:rFonts w:ascii="Montserrat" w:hAnsi="Montserrat" w:cs="Times New Roman"/>
           <w:sz w:val="24"/>
           <w:szCs w:val="24"/>
         </w:rPr>
@@ -2771,14 +2713,14 @@
         <w:ind w:left="720" w:right="720"/>
         <w:jc w:val="both"/>
         <w:rPr>
-          <w:rFonts w:ascii="Times New Roman" w:hAnsi="Times New Roman" w:cs="Times New Roman"/>
-          <w:sz w:val="24"/>
-          <w:szCs w:val="24"/>
-        </w:rPr>
-      </w:pPr>
-      <w:r>
-        <w:rPr>
-          <w:rFonts w:ascii="Times New Roman" w:hAnsi="Times New Roman" w:cs="Times New Roman"/>
+          <w:rFonts w:ascii="Montserrat" w:hAnsi="Montserrat" w:cs="Times New Roman"/>
+          <w:sz w:val="24"/>
+          <w:szCs w:val="24"/>
+        </w:rPr>
+      </w:pPr>
+      <w:r>
+        <w:rPr>
+          <w:rFonts w:ascii="Montserrat" w:hAnsi="Montserrat" w:cs="Times New Roman"/>
           <w:sz w:val="24"/>
           <w:szCs w:val="24"/>
         </w:rPr>
@@ -2791,14 +2733,14 @@
         <w:ind w:left="720" w:right="720"/>
         <w:jc w:val="both"/>
         <w:rPr>
-          <w:rFonts w:ascii="Times New Roman" w:hAnsi="Times New Roman" w:cs="Times New Roman"/>
-          <w:sz w:val="24"/>
-          <w:szCs w:val="24"/>
-        </w:rPr>
-      </w:pPr>
-      <w:r>
-        <w:rPr>
-          <w:rFonts w:ascii="Times New Roman" w:hAnsi="Times New Roman" w:cs="Times New Roman"/>
+          <w:rFonts w:ascii="Montserrat" w:hAnsi="Montserrat" w:cs="Times New Roman"/>
+          <w:sz w:val="24"/>
+          <w:szCs w:val="24"/>
+        </w:rPr>
+      </w:pPr>
+      <w:r>
+        <w:rPr>
+          <w:rFonts w:ascii="Montserrat" w:hAnsi="Montserrat" w:cs="Times New Roman"/>
           <w:sz w:val="24"/>
           <w:szCs w:val="24"/>
         </w:rPr>
@@ -2810,25 +2752,25 @@
         <w:spacing w:after="0" w:line="360" w:lineRule="auto"/>
         <w:jc w:val="both"/>
         <w:rPr>
-          <w:rFonts w:ascii="Times New Roman" w:hAnsi="Times New Roman" w:cs="Times New Roman"/>
-          <w:sz w:val="24"/>
-          <w:szCs w:val="24"/>
-        </w:rPr>
-      </w:pPr>
-    </w:p>
-    <w:p>
-      <w:pPr>
-        <w:spacing w:after="0" w:line="360" w:lineRule="auto"/>
-        <w:jc w:val="both"/>
-        <w:rPr>
-          <w:rFonts w:ascii="Times New Roman" w:hAnsi="Times New Roman" w:cs="Times New Roman"/>
-          <w:sz w:val="24"/>
-          <w:szCs w:val="24"/>
-        </w:rPr>
-      </w:pPr>
-      <w:r>
-        <w:rPr>
-          <w:rFonts w:ascii="Times New Roman" w:hAnsi="Times New Roman" w:cs="Times New Roman"/>
+          <w:rFonts w:ascii="Montserrat" w:hAnsi="Montserrat" w:cs="Times New Roman"/>
+          <w:sz w:val="24"/>
+          <w:szCs w:val="24"/>
+        </w:rPr>
+      </w:pPr>
+    </w:p>
+    <w:p>
+      <w:pPr>
+        <w:spacing w:after="0" w:line="360" w:lineRule="auto"/>
+        <w:jc w:val="both"/>
+        <w:rPr>
+          <w:rFonts w:ascii="Montserrat" w:hAnsi="Montserrat" w:cs="Times New Roman"/>
+          <w:sz w:val="24"/>
+          <w:szCs w:val="24"/>
+        </w:rPr>
+      </w:pPr>
+      <w:r>
+        <w:rPr>
+          <w:rFonts w:ascii="Montserrat" w:hAnsi="Montserrat" w:cs="Times New Roman"/>
           <w:sz w:val="24"/>
           <w:szCs w:val="24"/>
         </w:rPr>
@@ -2837,7 +2779,7 @@
       </w:r>
       <w:r>
         <w:rPr>
-          <w:rFonts w:ascii="Times New Roman" w:hAnsi="Times New Roman" w:cs="Times New Roman"/>
+          <w:rFonts w:ascii="Montserrat" w:hAnsi="Montserrat" w:cs="Times New Roman"/>
           <w:i/>
           <w:iCs/>
           <w:sz w:val="24"/>
@@ -2847,7 +2789,7 @@
       </w:r>
       <w:r>
         <w:rPr>
-          <w:rFonts w:ascii="Times New Roman" w:hAnsi="Times New Roman" w:cs="Times New Roman"/>
+          <w:rFonts w:ascii="Montserrat" w:hAnsi="Montserrat" w:cs="Times New Roman"/>
           <w:sz w:val="24"/>
           <w:szCs w:val="24"/>
         </w:rPr>
@@ -2855,7 +2797,7 @@
       </w:r>
       <w:r>
         <w:rPr>
-          <w:rFonts w:ascii="Times New Roman" w:hAnsi="Times New Roman" w:cs="Times New Roman"/>
+          <w:rFonts w:ascii="Montserrat" w:hAnsi="Montserrat" w:cs="Times New Roman"/>
           <w:i/>
           <w:iCs/>
           <w:sz w:val="24"/>
@@ -2865,7 +2807,7 @@
       </w:r>
       <w:r>
         <w:rPr>
-          <w:rFonts w:ascii="Times New Roman" w:hAnsi="Times New Roman" w:cs="Times New Roman"/>
+          <w:rFonts w:ascii="Montserrat" w:hAnsi="Montserrat" w:cs="Times New Roman"/>
           <w:sz w:val="24"/>
           <w:szCs w:val="24"/>
         </w:rPr>
@@ -2877,14 +2819,14 @@
         <w:spacing w:after="0" w:line="360" w:lineRule="auto"/>
         <w:jc w:val="both"/>
         <w:rPr>
-          <w:rFonts w:ascii="Times New Roman" w:hAnsi="Times New Roman" w:cs="Times New Roman"/>
-          <w:sz w:val="24"/>
-          <w:szCs w:val="24"/>
-        </w:rPr>
-      </w:pPr>
-      <w:r>
-        <w:rPr>
-          <w:rFonts w:ascii="Times New Roman" w:hAnsi="Times New Roman" w:cs="Times New Roman"/>
+          <w:rFonts w:ascii="Montserrat" w:hAnsi="Montserrat" w:cs="Times New Roman"/>
+          <w:sz w:val="24"/>
+          <w:szCs w:val="24"/>
+        </w:rPr>
+      </w:pPr>
+      <w:r>
+        <w:rPr>
+          <w:rFonts w:ascii="Montserrat" w:hAnsi="Montserrat" w:cs="Times New Roman"/>
           <w:sz w:val="24"/>
           <w:szCs w:val="24"/>
         </w:rPr>
@@ -2897,43 +2839,34 @@
         <w:spacing w:after="0" w:line="360" w:lineRule="auto"/>
         <w:jc w:val="both"/>
         <w:rPr>
-          <w:rFonts w:ascii="Times New Roman" w:hAnsi="Times New Roman" w:cs="Times New Roman"/>
-          <w:sz w:val="24"/>
-          <w:szCs w:val="24"/>
-        </w:rPr>
-      </w:pPr>
-      <w:r>
-        <w:rPr>
-          <w:rFonts w:ascii="Times New Roman" w:hAnsi="Times New Roman" w:cs="Times New Roman"/>
-          <w:sz w:val="24"/>
-          <w:szCs w:val="24"/>
-        </w:rPr>
-        <w:tab/>
-        <w:t xml:space="preserve">“Well, I’m not saying she isn’t, I am just amazed that she is adjusting so well. I’d expect a guy to hate it, or at least resent it. A girl doesn’t have the kind of freedom and opportunity a boy does. Even today, a girl is virtually a second-class citizen. I suppose I should be impressed that Alex can cope with it and is actually happy with herself,” Chris shook his head. Jean noticed that Chris kept the envelope as he gave back the letter Jon had received. Chris helped Jean finish packing Alex’s books, and took them out to his car, promising to take care of shipping them to her. Before leaving, Chris gave Jean the extra copies of the books he had gone shopping for; books from a list Victor had recommended to help them revise their worldviews. They worked out in the dojo and </w:t>
-      </w:r>
-      <w:r>
-        <w:rPr>
-          <w:rFonts w:ascii="Times New Roman" w:hAnsi="Times New Roman" w:cs="Times New Roman"/>
-          <w:sz w:val="24"/>
-          <w:szCs w:val="24"/>
-        </w:rPr>
-        <w:lastRenderedPageBreak/>
-        <w:t xml:space="preserve">then Chris left, saying he had a few more errands to run. By the end of the day, Chris had vanished. </w:t>
-      </w:r>
-    </w:p>
-    <w:p>
-      <w:pPr>
-        <w:spacing w:after="0" w:line="360" w:lineRule="auto"/>
-        <w:jc w:val="both"/>
-        <w:rPr>
-          <w:rFonts w:ascii="Times New Roman" w:hAnsi="Times New Roman" w:cs="Times New Roman"/>
-          <w:sz w:val="24"/>
-          <w:szCs w:val="24"/>
-        </w:rPr>
-      </w:pPr>
-      <w:r>
-        <w:rPr>
-          <w:rFonts w:ascii="Times New Roman" w:hAnsi="Times New Roman" w:cs="Times New Roman"/>
+          <w:rFonts w:ascii="Montserrat" w:hAnsi="Montserrat" w:cs="Times New Roman"/>
+          <w:sz w:val="24"/>
+          <w:szCs w:val="24"/>
+        </w:rPr>
+      </w:pPr>
+      <w:r>
+        <w:rPr>
+          <w:rFonts w:ascii="Montserrat" w:hAnsi="Montserrat" w:cs="Times New Roman"/>
+          <w:sz w:val="24"/>
+          <w:szCs w:val="24"/>
+        </w:rPr>
+        <w:tab/>
+        <w:t xml:space="preserve">“Well, I’m not saying she isn’t, I am just amazed that she is adjusting so well. I’d expect a guy to hate it, or at least resent it. A girl doesn’t have the kind of freedom and opportunity a boy does. Even today, a girl is virtually a second-class citizen. I suppose I should be impressed that Alex can cope with it and is actually happy with herself,” Chris shook his head. Jean noticed that Chris kept the envelope as he gave back the letter Jon had received. Chris helped Jean finish packing Alex’s books, and took them out to his car, promising to take care of shipping them to her. Before leaving, Chris gave Jean the extra copies of the books he had gone shopping for; books from a list Victor had recommended to help them revise their worldviews. They worked out in the dojo and then Chris left, saying he had a few more errands to run. By the end of the day, Chris had vanished. </w:t>
+      </w:r>
+    </w:p>
+    <w:p>
+      <w:pPr>
+        <w:spacing w:after="0" w:line="360" w:lineRule="auto"/>
+        <w:jc w:val="both"/>
+        <w:rPr>
+          <w:rFonts w:ascii="Montserrat" w:hAnsi="Montserrat" w:cs="Times New Roman"/>
+          <w:sz w:val="24"/>
+          <w:szCs w:val="24"/>
+        </w:rPr>
+      </w:pPr>
+      <w:r>
+        <w:rPr>
+          <w:rFonts w:ascii="Montserrat" w:hAnsi="Montserrat" w:cs="Times New Roman"/>
           <w:sz w:val="24"/>
           <w:szCs w:val="24"/>
         </w:rPr>
@@ -2946,18 +2879,18 @@
         <w:spacing w:after="0" w:line="360" w:lineRule="auto"/>
         <w:jc w:val="both"/>
         <w:rPr>
-          <w:rFonts w:ascii="Times New Roman" w:hAnsi="Times New Roman" w:cs="Times New Roman"/>
-          <w:sz w:val="24"/>
-          <w:szCs w:val="24"/>
-        </w:rPr>
-      </w:pPr>
-    </w:p>
-    <w:p>
-      <w:pPr>
-        <w:spacing w:after="0" w:line="360" w:lineRule="auto"/>
-        <w:jc w:val="both"/>
-        <w:rPr>
-          <w:rFonts w:ascii="Times New Roman" w:hAnsi="Times New Roman" w:cs="Times New Roman"/>
+          <w:rFonts w:ascii="Montserrat" w:hAnsi="Montserrat" w:cs="Times New Roman"/>
+          <w:sz w:val="24"/>
+          <w:szCs w:val="24"/>
+        </w:rPr>
+      </w:pPr>
+    </w:p>
+    <w:p>
+      <w:pPr>
+        <w:spacing w:after="0" w:line="360" w:lineRule="auto"/>
+        <w:jc w:val="both"/>
+        <w:rPr>
+          <w:rFonts w:ascii="Montserrat" w:hAnsi="Montserrat" w:cs="Times New Roman"/>
           <w:sz w:val="24"/>
           <w:szCs w:val="24"/>
         </w:rPr>
@@ -2973,8 +2906,106 @@
 </w:document>
 </file>
 
+<file path=word/numbering.xml><?xml version="1.0" encoding="utf-8"?>
+<w:numbering xmlns:wpc="http://schemas.microsoft.com/office/word/2010/wordprocessingCanvas" xmlns:cx="http://schemas.microsoft.com/office/drawing/2014/chartex" xmlns:cx1="http://schemas.microsoft.com/office/drawing/2015/9/8/chartex" xmlns:cx2="http://schemas.microsoft.com/office/drawing/2015/10/21/chartex" xmlns:cx3="http://schemas.microsoft.com/office/drawing/2016/5/9/chartex" xmlns:cx4="http://schemas.microsoft.com/office/drawing/2016/5/10/chartex" xmlns:cx5="http://schemas.microsoft.com/office/drawing/2016/5/11/chartex" xmlns:cx6="http://schemas.microsoft.com/office/drawing/2016/5/12/chartex" xmlns:cx7="http://schemas.microsoft.com/office/drawing/2016/5/13/chartex" xmlns:cx8="http://schemas.microsoft.com/office/drawing/2016/5/14/chartex" xmlns:mc="http://schemas.openxmlformats.org/markup-compatibility/2006" xmlns:aink="http://schemas.microsoft.com/office/drawing/2016/ink" xmlns:am3d="http://schemas.microsoft.com/office/drawing/2017/model3d" xmlns:o="urn:schemas-microsoft-com:office:office" xmlns:oel="http://schemas.microsoft.com/office/2019/extlst" xmlns:r="http://schemas.openxmlformats.org/officeDocument/2006/relationships" xmlns:m="http://schemas.openxmlformats.org/officeDocument/2006/math" xmlns:v="urn:schemas-microsoft-com:vml" xmlns:wp14="http://schemas.microsoft.com/office/word/2010/wordprocessingDrawing" xmlns:wp="http://schemas.openxmlformats.org/drawingml/2006/wordprocessingDrawing" xmlns:w10="urn:schemas-microsoft-com:office:word" xmlns:w="http://schemas.openxmlformats.org/wordprocessingml/2006/main" xmlns:w14="http://schemas.microsoft.com/office/word/2010/wordml" xmlns:w15="http://schemas.microsoft.com/office/word/2012/wordml" xmlns:w16cex="http://schemas.microsoft.com/office/word/2018/wordml/cex" xmlns:w16cid="http://schemas.microsoft.com/office/word/2016/wordml/cid" xmlns:w16="http://schemas.microsoft.com/office/word/2018/wordml" xmlns:w16du="http://schemas.microsoft.com/office/word/2023/wordml/word16du" xmlns:w16sdtdh="http://schemas.microsoft.com/office/word/2020/wordml/sdtdatahash" xmlns:w16sdtfl="http://schemas.microsoft.com/office/word/2024/wordml/sdtformatlock" xmlns:w16se="http://schemas.microsoft.com/office/word/2015/wordml/symex" xmlns:wpg="http://schemas.microsoft.com/office/word/2010/wordprocessingGroup" xmlns:wpi="http://schemas.microsoft.com/office/word/2010/wordprocessingInk" xmlns:wne="http://schemas.microsoft.com/office/word/2006/wordml" xmlns:wps="http://schemas.microsoft.com/office/word/2010/wordprocessingShape" mc:Ignorable="w14 w15 w16se w16cid w16 w16cex w16sdtdh w16sdtfl w16du wp14">
+  <w:abstractNum w:abstractNumId="0" w15:restartNumberingAfterBreak="0">
+    <w:nsid w:val="FFFFFFFB"/>
+    <w:multiLevelType w:val="multilevel"/>
+    <w:tmpl w:val="80A499BA"/>
+    <w:lvl w:ilvl="0">
+      <w:start w:val="1"/>
+      <w:numFmt w:val="cardinalText"/>
+      <w:lvlText w:val="Chapter %1 "/>
+      <w:legacy w:legacy="1" w:legacySpace="144" w:legacyIndent="0"/>
+      <w:lvlJc w:val="left"/>
+    </w:lvl>
+    <w:lvl w:ilvl="1">
+      <w:start w:val="1"/>
+      <w:numFmt w:val="none"/>
+      <w:pStyle w:val="Heading2"/>
+      <w:suff w:val="nothing"/>
+      <w:lvlText w:val=""/>
+      <w:lvlJc w:val="left"/>
+    </w:lvl>
+    <w:lvl w:ilvl="2">
+      <w:start w:val="1"/>
+      <w:numFmt w:val="none"/>
+      <w:suff w:val="nothing"/>
+      <w:lvlText w:val=""/>
+      <w:lvlJc w:val="left"/>
+    </w:lvl>
+    <w:lvl w:ilvl="3">
+      <w:start w:val="1"/>
+      <w:numFmt w:val="none"/>
+      <w:pStyle w:val="Heading4"/>
+      <w:suff w:val="nothing"/>
+      <w:lvlText w:val=""/>
+      <w:lvlJc w:val="left"/>
+    </w:lvl>
+    <w:lvl w:ilvl="4">
+      <w:start w:val="1"/>
+      <w:numFmt w:val="none"/>
+      <w:pStyle w:val="Heading5"/>
+      <w:suff w:val="nothing"/>
+      <w:lvlText w:val=""/>
+      <w:lvlJc w:val="left"/>
+    </w:lvl>
+    <w:lvl w:ilvl="5">
+      <w:start w:val="1"/>
+      <w:numFmt w:val="none"/>
+      <w:pStyle w:val="Heading6"/>
+      <w:suff w:val="nothing"/>
+      <w:lvlText w:val=""/>
+      <w:lvlJc w:val="left"/>
+    </w:lvl>
+    <w:lvl w:ilvl="6">
+      <w:start w:val="1"/>
+      <w:numFmt w:val="none"/>
+      <w:suff w:val="nothing"/>
+      <w:lvlText w:val=""/>
+      <w:lvlJc w:val="left"/>
+    </w:lvl>
+    <w:lvl w:ilvl="7">
+      <w:start w:val="1"/>
+      <w:numFmt w:val="none"/>
+      <w:suff w:val="nothing"/>
+      <w:lvlText w:val=""/>
+      <w:lvlJc w:val="left"/>
+    </w:lvl>
+    <w:lvl w:ilvl="8">
+      <w:start w:val="1"/>
+      <w:numFmt w:val="none"/>
+      <w:suff w:val="nothing"/>
+      <w:lvlText w:val=""/>
+      <w:lvlJc w:val="left"/>
+    </w:lvl>
+  </w:abstractNum>
+  <w:num w:numId="1" w16cid:durableId="1995571993">
+    <w:abstractNumId w:val="0"/>
+  </w:num>
+  <w:num w:numId="2" w16cid:durableId="46153926">
+    <w:abstractNumId w:val="0"/>
+  </w:num>
+  <w:num w:numId="3" w16cid:durableId="743450457">
+    <w:abstractNumId w:val="0"/>
+  </w:num>
+  <w:num w:numId="4" w16cid:durableId="1260483995">
+    <w:abstractNumId w:val="0"/>
+  </w:num>
+  <w:num w:numId="5" w16cid:durableId="110169452">
+    <w:abstractNumId w:val="0"/>
+  </w:num>
+  <w:num w:numId="6" w16cid:durableId="646323867">
+    <w:abstractNumId w:val="0"/>
+  </w:num>
+  <w:num w:numId="7" w16cid:durableId="1192180964">
+    <w:abstractNumId w:val="0"/>
+  </w:num>
+</w:numbering>
+</file>
+
 <file path=word/styles.xml><?xml version="1.0" encoding="utf-8"?>
-<w:styles xmlns:r="http://schemas.openxmlformats.org/officeDocument/2006/relationships" xmlns:w="http://schemas.openxmlformats.org/wordprocessingml/2006/main">
+<w:styles xmlns:mc="http://schemas.openxmlformats.org/markup-compatibility/2006" xmlns:r="http://schemas.openxmlformats.org/officeDocument/2006/relationships" xmlns:w="http://schemas.openxmlformats.org/wordprocessingml/2006/main" xmlns:w14="http://schemas.microsoft.com/office/word/2010/wordml" xmlns:w15="http://schemas.microsoft.com/office/word/2012/wordml" xmlns:w16cex="http://schemas.microsoft.com/office/word/2018/wordml/cex" xmlns:w16cid="http://schemas.microsoft.com/office/word/2016/wordml/cid" xmlns:w16="http://schemas.microsoft.com/office/word/2018/wordml" xmlns:w16du="http://schemas.microsoft.com/office/word/2023/wordml/word16du" xmlns:w16sdtdh="http://schemas.microsoft.com/office/word/2020/wordml/sdtdatahash" xmlns:w16sdtfl="http://schemas.microsoft.com/office/word/2024/wordml/sdtformatlock" xmlns:w16se="http://schemas.microsoft.com/office/word/2015/wordml/symex" mc:Ignorable="w14 w15 w16se w16cid w16 w16cex w16sdtdh w16sdtfl w16du">
   <w:docDefaults>
     <w:rPrDefault>
       <w:rPr>
@@ -2984,160 +3015,561 @@
         <w:lang w:val="en-US" w:eastAsia="en-US" w:bidi="ar-SA"/>
       </w:rPr>
     </w:rPrDefault>
-    <w:pPrDefault>
-      <w:pPr>
-        <w:spacing w:after="200" w:line="276" w:lineRule="auto"/>
-      </w:pPr>
-    </w:pPrDefault>
+    <w:pPrDefault/>
   </w:docDefaults>
-  <w:latentStyles w:defLockedState="0" w:defUIPriority="99" w:defSemiHidden="1" w:defUnhideWhenUsed="1" w:defQFormat="0" w:count="267">
-    <w:lsdException w:name="Normal" w:semiHidden="0" w:uiPriority="0" w:unhideWhenUsed="0" w:qFormat="1"/>
-    <w:lsdException w:name="heading 1" w:semiHidden="0" w:uiPriority="9" w:unhideWhenUsed="0" w:qFormat="1"/>
-    <w:lsdException w:name="heading 2" w:uiPriority="9" w:qFormat="1"/>
-    <w:lsdException w:name="heading 3" w:uiPriority="9" w:qFormat="1"/>
-    <w:lsdException w:name="heading 4" w:uiPriority="9" w:qFormat="1"/>
-    <w:lsdException w:name="heading 5" w:uiPriority="9" w:qFormat="1"/>
-    <w:lsdException w:name="heading 6" w:uiPriority="9" w:qFormat="1"/>
-    <w:lsdException w:name="heading 7" w:uiPriority="9" w:qFormat="1"/>
-    <w:lsdException w:name="heading 8" w:uiPriority="9" w:qFormat="1"/>
-    <w:lsdException w:name="heading 9" w:uiPriority="9" w:qFormat="1"/>
-    <w:lsdException w:name="toc 1" w:uiPriority="39"/>
-    <w:lsdException w:name="toc 2" w:uiPriority="39"/>
-    <w:lsdException w:name="toc 3" w:uiPriority="39"/>
-    <w:lsdException w:name="toc 4" w:uiPriority="39"/>
-    <w:lsdException w:name="toc 5" w:uiPriority="39"/>
-    <w:lsdException w:name="toc 6" w:uiPriority="39"/>
-    <w:lsdException w:name="toc 7" w:uiPriority="39"/>
-    <w:lsdException w:name="toc 8" w:uiPriority="39"/>
-    <w:lsdException w:name="toc 9" w:uiPriority="39"/>
-    <w:lsdException w:name="caption" w:uiPriority="35" w:qFormat="1"/>
-    <w:lsdException w:name="Title" w:semiHidden="0" w:uiPriority="10" w:unhideWhenUsed="0" w:qFormat="1"/>
-    <w:lsdException w:name="Default Paragraph Font" w:uiPriority="1"/>
-    <w:lsdException w:name="Body Text" w:uiPriority="0"/>
-    <w:lsdException w:name="Subtitle" w:semiHidden="0" w:uiPriority="11" w:unhideWhenUsed="0" w:qFormat="1"/>
-    <w:lsdException w:name="Strong" w:semiHidden="0" w:uiPriority="22" w:unhideWhenUsed="0" w:qFormat="1"/>
-    <w:lsdException w:name="Emphasis" w:semiHidden="0" w:uiPriority="20" w:unhideWhenUsed="0" w:qFormat="1"/>
-    <w:lsdException w:name="Table Grid" w:semiHidden="0" w:uiPriority="59" w:unhideWhenUsed="0"/>
-    <w:lsdException w:name="Placeholder Text" w:unhideWhenUsed="0"/>
-    <w:lsdException w:name="No Spacing" w:semiHidden="0" w:uiPriority="1" w:unhideWhenUsed="0" w:qFormat="1"/>
-    <w:lsdException w:name="Light Shading" w:semiHidden="0" w:uiPriority="60" w:unhideWhenUsed="0"/>
-    <w:lsdException w:name="Light List" w:semiHidden="0" w:uiPriority="61" w:unhideWhenUsed="0"/>
-    <w:lsdException w:name="Light Grid" w:semiHidden="0" w:uiPriority="62" w:unhideWhenUsed="0"/>
-    <w:lsdException w:name="Medium Shading 1" w:semiHidden="0" w:uiPriority="63" w:unhideWhenUsed="0"/>
-    <w:lsdException w:name="Medium Shading 2" w:semiHidden="0" w:uiPriority="64" w:unhideWhenUsed="0"/>
-    <w:lsdException w:name="Medium List 1" w:semiHidden="0" w:uiPriority="65" w:unhideWhenUsed="0"/>
-    <w:lsdException w:name="Medium List 2" w:semiHidden="0" w:uiPriority="66" w:unhideWhenUsed="0"/>
-    <w:lsdException w:name="Medium Grid 1" w:semiHidden="0" w:uiPriority="67" w:unhideWhenUsed="0"/>
-    <w:lsdException w:name="Medium Grid 2" w:semiHidden="0" w:uiPriority="68" w:unhideWhenUsed="0"/>
-    <w:lsdException w:name="Medium Grid 3" w:semiHidden="0" w:uiPriority="69" w:unhideWhenUsed="0"/>
-    <w:lsdException w:name="Dark List" w:semiHidden="0" w:uiPriority="70" w:unhideWhenUsed="0"/>
-    <w:lsdException w:name="Colorful Shading" w:semiHidden="0" w:uiPriority="71" w:unhideWhenUsed="0"/>
-    <w:lsdException w:name="Colorful List" w:semiHidden="0" w:uiPriority="72" w:unhideWhenUsed="0"/>
-    <w:lsdException w:name="Colorful Grid" w:semiHidden="0" w:uiPriority="73" w:unhideWhenUsed="0"/>
-    <w:lsdException w:name="Light Shading Accent 1" w:semiHidden="0" w:uiPriority="60" w:unhideWhenUsed="0"/>
-    <w:lsdException w:name="Light List Accent 1" w:semiHidden="0" w:uiPriority="61" w:unhideWhenUsed="0"/>
-    <w:lsdException w:name="Light Grid Accent 1" w:semiHidden="0" w:uiPriority="62" w:unhideWhenUsed="0"/>
-    <w:lsdException w:name="Medium Shading 1 Accent 1" w:semiHidden="0" w:uiPriority="63" w:unhideWhenUsed="0"/>
-    <w:lsdException w:name="Medium Shading 2 Accent 1" w:semiHidden="0" w:uiPriority="64" w:unhideWhenUsed="0"/>
-    <w:lsdException w:name="Medium List 1 Accent 1" w:semiHidden="0" w:uiPriority="65" w:unhideWhenUsed="0"/>
-    <w:lsdException w:name="Revision" w:unhideWhenUsed="0"/>
-    <w:lsdException w:name="List Paragraph" w:semiHidden="0" w:uiPriority="34" w:unhideWhenUsed="0" w:qFormat="1"/>
-    <w:lsdException w:name="Quote" w:semiHidden="0" w:uiPriority="29" w:unhideWhenUsed="0" w:qFormat="1"/>
-    <w:lsdException w:name="Intense Quote" w:semiHidden="0" w:uiPriority="30" w:unhideWhenUsed="0" w:qFormat="1"/>
-    <w:lsdException w:name="Medium List 2 Accent 1" w:semiHidden="0" w:uiPriority="66" w:unhideWhenUsed="0"/>
-    <w:lsdException w:name="Medium Grid 1 Accent 1" w:semiHidden="0" w:uiPriority="67" w:unhideWhenUsed="0"/>
-    <w:lsdException w:name="Medium Grid 2 Accent 1" w:semiHidden="0" w:uiPriority="68" w:unhideWhenUsed="0"/>
-    <w:lsdException w:name="Medium Grid 3 Accent 1" w:semiHidden="0" w:uiPriority="69" w:unhideWhenUsed="0"/>
-    <w:lsdException w:name="Dark List Accent 1" w:semiHidden="0" w:uiPriority="70" w:unhideWhenUsed="0"/>
-    <w:lsdException w:name="Colorful Shading Accent 1" w:semiHidden="0" w:uiPriority="71" w:unhideWhenUsed="0"/>
-    <w:lsdException w:name="Colorful List Accent 1" w:semiHidden="0" w:uiPriority="72" w:unhideWhenUsed="0"/>
-    <w:lsdException w:name="Colorful Grid Accent 1" w:semiHidden="0" w:uiPriority="73" w:unhideWhenUsed="0"/>
-    <w:lsdException w:name="Light Shading Accent 2" w:semiHidden="0" w:uiPriority="60" w:unhideWhenUsed="0"/>
-    <w:lsdException w:name="Light List Accent 2" w:semiHidden="0" w:uiPriority="61" w:unhideWhenUsed="0"/>
-    <w:lsdException w:name="Light Grid Accent 2" w:semiHidden="0" w:uiPriority="62" w:unhideWhenUsed="0"/>
-    <w:lsdException w:name="Medium Shading 1 Accent 2" w:semiHidden="0" w:uiPriority="63" w:unhideWhenUsed="0"/>
-    <w:lsdException w:name="Medium Shading 2 Accent 2" w:semiHidden="0" w:uiPriority="64" w:unhideWhenUsed="0"/>
-    <w:lsdException w:name="Medium List 1 Accent 2" w:semiHidden="0" w:uiPriority="65" w:unhideWhenUsed="0"/>
-    <w:lsdException w:name="Medium List 2 Accent 2" w:semiHidden="0" w:uiPriority="66" w:unhideWhenUsed="0"/>
-    <w:lsdException w:name="Medium Grid 1 Accent 2" w:semiHidden="0" w:uiPriority="67" w:unhideWhenUsed="0"/>
-    <w:lsdException w:name="Medium Grid 2 Accent 2" w:semiHidden="0" w:uiPriority="68" w:unhideWhenUsed="0"/>
-    <w:lsdException w:name="Medium Grid 3 Accent 2" w:semiHidden="0" w:uiPriority="69" w:unhideWhenUsed="0"/>
-    <w:lsdException w:name="Dark List Accent 2" w:semiHidden="0" w:uiPriority="70" w:unhideWhenUsed="0"/>
-    <w:lsdException w:name="Colorful Shading Accent 2" w:semiHidden="0" w:uiPriority="71" w:unhideWhenUsed="0"/>
-    <w:lsdException w:name="Colorful List Accent 2" w:semiHidden="0" w:uiPriority="72" w:unhideWhenUsed="0"/>
-    <w:lsdException w:name="Colorful Grid Accent 2" w:semiHidden="0" w:uiPriority="73" w:unhideWhenUsed="0"/>
-    <w:lsdException w:name="Light Shading Accent 3" w:semiHidden="0" w:uiPriority="60" w:unhideWhenUsed="0"/>
-    <w:lsdException w:name="Light List Accent 3" w:semiHidden="0" w:uiPriority="61" w:unhideWhenUsed="0"/>
-    <w:lsdException w:name="Light Grid Accent 3" w:semiHidden="0" w:uiPriority="62" w:unhideWhenUsed="0"/>
-    <w:lsdException w:name="Medium Shading 1 Accent 3" w:semiHidden="0" w:uiPriority="63" w:unhideWhenUsed="0"/>
-    <w:lsdException w:name="Medium Shading 2 Accent 3" w:semiHidden="0" w:uiPriority="64" w:unhideWhenUsed="0"/>
-    <w:lsdException w:name="Medium List 1 Accent 3" w:semiHidden="0" w:uiPriority="65" w:unhideWhenUsed="0"/>
-    <w:lsdException w:name="Medium List 2 Accent 3" w:semiHidden="0" w:uiPriority="66" w:unhideWhenUsed="0"/>
-    <w:lsdException w:name="Medium Grid 1 Accent 3" w:semiHidden="0" w:uiPriority="67" w:unhideWhenUsed="0"/>
-    <w:lsdException w:name="Medium Grid 2 Accent 3" w:semiHidden="0" w:uiPriority="68" w:unhideWhenUsed="0"/>
-    <w:lsdException w:name="Medium Grid 3 Accent 3" w:semiHidden="0" w:uiPriority="69" w:unhideWhenUsed="0"/>
-    <w:lsdException w:name="Dark List Accent 3" w:semiHidden="0" w:uiPriority="70" w:unhideWhenUsed="0"/>
-    <w:lsdException w:name="Colorful Shading Accent 3" w:semiHidden="0" w:uiPriority="71" w:unhideWhenUsed="0"/>
-    <w:lsdException w:name="Colorful List Accent 3" w:semiHidden="0" w:uiPriority="72" w:unhideWhenUsed="0"/>
-    <w:lsdException w:name="Colorful Grid Accent 3" w:semiHidden="0" w:uiPriority="73" w:unhideWhenUsed="0"/>
-    <w:lsdException w:name="Light Shading Accent 4" w:semiHidden="0" w:uiPriority="60" w:unhideWhenUsed="0"/>
-    <w:lsdException w:name="Light List Accent 4" w:semiHidden="0" w:uiPriority="61" w:unhideWhenUsed="0"/>
-    <w:lsdException w:name="Light Grid Accent 4" w:semiHidden="0" w:uiPriority="62" w:unhideWhenUsed="0"/>
-    <w:lsdException w:name="Medium Shading 1 Accent 4" w:semiHidden="0" w:uiPriority="63" w:unhideWhenUsed="0"/>
-    <w:lsdException w:name="Medium Shading 2 Accent 4" w:semiHidden="0" w:uiPriority="64" w:unhideWhenUsed="0"/>
-    <w:lsdException w:name="Medium List 1 Accent 4" w:semiHidden="0" w:uiPriority="65" w:unhideWhenUsed="0"/>
-    <w:lsdException w:name="Medium List 2 Accent 4" w:semiHidden="0" w:uiPriority="66" w:unhideWhenUsed="0"/>
-    <w:lsdException w:name="Medium Grid 1 Accent 4" w:semiHidden="0" w:uiPriority="67" w:unhideWhenUsed="0"/>
-    <w:lsdException w:name="Medium Grid 2 Accent 4" w:semiHidden="0" w:uiPriority="68" w:unhideWhenUsed="0"/>
-    <w:lsdException w:name="Medium Grid 3 Accent 4" w:semiHidden="0" w:uiPriority="69" w:unhideWhenUsed="0"/>
-    <w:lsdException w:name="Dark List Accent 4" w:semiHidden="0" w:uiPriority="70" w:unhideWhenUsed="0"/>
-    <w:lsdException w:name="Colorful Shading Accent 4" w:semiHidden="0" w:uiPriority="71" w:unhideWhenUsed="0"/>
-    <w:lsdException w:name="Colorful List Accent 4" w:semiHidden="0" w:uiPriority="72" w:unhideWhenUsed="0"/>
-    <w:lsdException w:name="Colorful Grid Accent 4" w:semiHidden="0" w:uiPriority="73" w:unhideWhenUsed="0"/>
-    <w:lsdException w:name="Light Shading Accent 5" w:semiHidden="0" w:uiPriority="60" w:unhideWhenUsed="0"/>
-    <w:lsdException w:name="Light List Accent 5" w:semiHidden="0" w:uiPriority="61" w:unhideWhenUsed="0"/>
-    <w:lsdException w:name="Light Grid Accent 5" w:semiHidden="0" w:uiPriority="62" w:unhideWhenUsed="0"/>
-    <w:lsdException w:name="Medium Shading 1 Accent 5" w:semiHidden="0" w:uiPriority="63" w:unhideWhenUsed="0"/>
-    <w:lsdException w:name="Medium Shading 2 Accent 5" w:semiHidden="0" w:uiPriority="64" w:unhideWhenUsed="0"/>
-    <w:lsdException w:name="Medium List 1 Accent 5" w:semiHidden="0" w:uiPriority="65" w:unhideWhenUsed="0"/>
-    <w:lsdException w:name="Medium List 2 Accent 5" w:semiHidden="0" w:uiPriority="66" w:unhideWhenUsed="0"/>
-    <w:lsdException w:name="Medium Grid 1 Accent 5" w:semiHidden="0" w:uiPriority="67" w:unhideWhenUsed="0"/>
-    <w:lsdException w:name="Medium Grid 2 Accent 5" w:semiHidden="0" w:uiPriority="68" w:unhideWhenUsed="0"/>
-    <w:lsdException w:name="Medium Grid 3 Accent 5" w:semiHidden="0" w:uiPriority="69" w:unhideWhenUsed="0"/>
-    <w:lsdException w:name="Dark List Accent 5" w:semiHidden="0" w:uiPriority="70" w:unhideWhenUsed="0"/>
-    <w:lsdException w:name="Colorful Shading Accent 5" w:semiHidden="0" w:uiPriority="71" w:unhideWhenUsed="0"/>
-    <w:lsdException w:name="Colorful List Accent 5" w:semiHidden="0" w:uiPriority="72" w:unhideWhenUsed="0"/>
-    <w:lsdException w:name="Colorful Grid Accent 5" w:semiHidden="0" w:uiPriority="73" w:unhideWhenUsed="0"/>
-    <w:lsdException w:name="Light Shading Accent 6" w:semiHidden="0" w:uiPriority="60" w:unhideWhenUsed="0"/>
-    <w:lsdException w:name="Light List Accent 6" w:semiHidden="0" w:uiPriority="61" w:unhideWhenUsed="0"/>
-    <w:lsdException w:name="Light Grid Accent 6" w:semiHidden="0" w:uiPriority="62" w:unhideWhenUsed="0"/>
-    <w:lsdException w:name="Medium Shading 1 Accent 6" w:semiHidden="0" w:uiPriority="63" w:unhideWhenUsed="0"/>
-    <w:lsdException w:name="Medium Shading 2 Accent 6" w:semiHidden="0" w:uiPriority="64" w:unhideWhenUsed="0"/>
-    <w:lsdException w:name="Medium List 1 Accent 6" w:semiHidden="0" w:uiPriority="65" w:unhideWhenUsed="0"/>
-    <w:lsdException w:name="Medium List 2 Accent 6" w:semiHidden="0" w:uiPriority="66" w:unhideWhenUsed="0"/>
-    <w:lsdException w:name="Medium Grid 1 Accent 6" w:semiHidden="0" w:uiPriority="67" w:unhideWhenUsed="0"/>
-    <w:lsdException w:name="Medium Grid 2 Accent 6" w:semiHidden="0" w:uiPriority="68" w:unhideWhenUsed="0"/>
-    <w:lsdException w:name="Medium Grid 3 Accent 6" w:semiHidden="0" w:uiPriority="69" w:unhideWhenUsed="0"/>
-    <w:lsdException w:name="Dark List Accent 6" w:semiHidden="0" w:uiPriority="70" w:unhideWhenUsed="0"/>
-    <w:lsdException w:name="Colorful Shading Accent 6" w:semiHidden="0" w:uiPriority="71" w:unhideWhenUsed="0"/>
-    <w:lsdException w:name="Colorful List Accent 6" w:semiHidden="0" w:uiPriority="72" w:unhideWhenUsed="0"/>
-    <w:lsdException w:name="Colorful Grid Accent 6" w:semiHidden="0" w:uiPriority="73" w:unhideWhenUsed="0"/>
-    <w:lsdException w:name="Subtle Emphasis" w:semiHidden="0" w:uiPriority="19" w:unhideWhenUsed="0" w:qFormat="1"/>
-    <w:lsdException w:name="Intense Emphasis" w:semiHidden="0" w:uiPriority="21" w:unhideWhenUsed="0" w:qFormat="1"/>
-    <w:lsdException w:name="Subtle Reference" w:semiHidden="0" w:uiPriority="31" w:unhideWhenUsed="0" w:qFormat="1"/>
-    <w:lsdException w:name="Intense Reference" w:semiHidden="0" w:uiPriority="32" w:unhideWhenUsed="0" w:qFormat="1"/>
-    <w:lsdException w:name="Book Title" w:semiHidden="0" w:uiPriority="33" w:unhideWhenUsed="0" w:qFormat="1"/>
-    <w:lsdException w:name="Bibliography" w:uiPriority="37"/>
-    <w:lsdException w:name="TOC Heading" w:uiPriority="39" w:qFormat="1"/>
+  <w:latentStyles w:defLockedState="0" w:defUIPriority="99" w:defSemiHidden="0" w:defUnhideWhenUsed="0" w:defQFormat="0" w:count="376">
+    <w:lsdException w:name="Normal" w:uiPriority="0" w:qFormat="1"/>
+    <w:lsdException w:name="heading 1" w:uiPriority="0" w:qFormat="1"/>
+    <w:lsdException w:name="heading 2" w:semiHidden="1" w:uiPriority="0" w:unhideWhenUsed="1" w:qFormat="1"/>
+    <w:lsdException w:name="heading 3" w:semiHidden="1" w:uiPriority="0" w:unhideWhenUsed="1" w:qFormat="1"/>
+    <w:lsdException w:name="heading 4" w:semiHidden="1" w:uiPriority="0" w:unhideWhenUsed="1" w:qFormat="1"/>
+    <w:lsdException w:name="heading 5" w:semiHidden="1" w:uiPriority="0" w:unhideWhenUsed="1" w:qFormat="1"/>
+    <w:lsdException w:name="heading 6" w:semiHidden="1" w:uiPriority="0" w:unhideWhenUsed="1" w:qFormat="1"/>
+    <w:lsdException w:name="heading 7" w:semiHidden="1" w:uiPriority="0" w:unhideWhenUsed="1" w:qFormat="1"/>
+    <w:lsdException w:name="heading 8" w:semiHidden="1" w:uiPriority="0" w:unhideWhenUsed="1" w:qFormat="1"/>
+    <w:lsdException w:name="heading 9" w:semiHidden="1" w:uiPriority="0" w:unhideWhenUsed="1" w:qFormat="1"/>
+    <w:lsdException w:name="index 1" w:semiHidden="1" w:unhideWhenUsed="1"/>
+    <w:lsdException w:name="index 2" w:semiHidden="1" w:unhideWhenUsed="1"/>
+    <w:lsdException w:name="index 3" w:semiHidden="1" w:unhideWhenUsed="1"/>
+    <w:lsdException w:name="index 4" w:semiHidden="1" w:unhideWhenUsed="1"/>
+    <w:lsdException w:name="index 5" w:semiHidden="1" w:unhideWhenUsed="1"/>
+    <w:lsdException w:name="index 6" w:semiHidden="1" w:unhideWhenUsed="1"/>
+    <w:lsdException w:name="index 7" w:semiHidden="1" w:unhideWhenUsed="1"/>
+    <w:lsdException w:name="index 8" w:semiHidden="1" w:unhideWhenUsed="1"/>
+    <w:lsdException w:name="index 9" w:semiHidden="1" w:unhideWhenUsed="1"/>
+    <w:lsdException w:name="toc 1" w:semiHidden="1" w:uiPriority="39" w:unhideWhenUsed="1"/>
+    <w:lsdException w:name="toc 2" w:semiHidden="1" w:uiPriority="39" w:unhideWhenUsed="1"/>
+    <w:lsdException w:name="toc 3" w:semiHidden="1" w:uiPriority="39" w:unhideWhenUsed="1"/>
+    <w:lsdException w:name="toc 4" w:semiHidden="1" w:uiPriority="39" w:unhideWhenUsed="1"/>
+    <w:lsdException w:name="toc 5" w:semiHidden="1" w:uiPriority="39" w:unhideWhenUsed="1"/>
+    <w:lsdException w:name="toc 6" w:semiHidden="1" w:uiPriority="39" w:unhideWhenUsed="1"/>
+    <w:lsdException w:name="toc 7" w:semiHidden="1" w:uiPriority="39" w:unhideWhenUsed="1"/>
+    <w:lsdException w:name="toc 8" w:semiHidden="1" w:uiPriority="39" w:unhideWhenUsed="1"/>
+    <w:lsdException w:name="toc 9" w:semiHidden="1" w:uiPriority="39" w:unhideWhenUsed="1"/>
+    <w:lsdException w:name="Normal Indent" w:semiHidden="1" w:unhideWhenUsed="1"/>
+    <w:lsdException w:name="footnote text" w:semiHidden="1" w:unhideWhenUsed="1"/>
+    <w:lsdException w:name="annotation text" w:semiHidden="1" w:unhideWhenUsed="1"/>
+    <w:lsdException w:name="header" w:semiHidden="1" w:unhideWhenUsed="1"/>
+    <w:lsdException w:name="footer" w:semiHidden="1" w:unhideWhenUsed="1"/>
+    <w:lsdException w:name="index heading" w:semiHidden="1" w:unhideWhenUsed="1"/>
+    <w:lsdException w:name="caption" w:semiHidden="1" w:uiPriority="35" w:unhideWhenUsed="1" w:qFormat="1"/>
+    <w:lsdException w:name="table of figures" w:semiHidden="1" w:unhideWhenUsed="1"/>
+    <w:lsdException w:name="envelope address" w:semiHidden="1" w:unhideWhenUsed="1"/>
+    <w:lsdException w:name="envelope return" w:semiHidden="1" w:unhideWhenUsed="1"/>
+    <w:lsdException w:name="footnote reference" w:semiHidden="1" w:unhideWhenUsed="1"/>
+    <w:lsdException w:name="annotation reference" w:semiHidden="1" w:unhideWhenUsed="1"/>
+    <w:lsdException w:name="line number" w:semiHidden="1" w:unhideWhenUsed="1"/>
+    <w:lsdException w:name="page number" w:semiHidden="1" w:unhideWhenUsed="1"/>
+    <w:lsdException w:name="endnote reference" w:semiHidden="1" w:unhideWhenUsed="1"/>
+    <w:lsdException w:name="endnote text" w:semiHidden="1" w:unhideWhenUsed="1"/>
+    <w:lsdException w:name="table of authorities" w:semiHidden="1" w:unhideWhenUsed="1"/>
+    <w:lsdException w:name="macro" w:semiHidden="1" w:unhideWhenUsed="1"/>
+    <w:lsdException w:name="toa heading" w:semiHidden="1" w:unhideWhenUsed="1"/>
+    <w:lsdException w:name="List" w:semiHidden="1" w:unhideWhenUsed="1"/>
+    <w:lsdException w:name="List Bullet" w:semiHidden="1" w:unhideWhenUsed="1"/>
+    <w:lsdException w:name="List Number" w:semiHidden="1" w:unhideWhenUsed="1"/>
+    <w:lsdException w:name="List 2" w:semiHidden="1" w:unhideWhenUsed="1"/>
+    <w:lsdException w:name="List 3" w:semiHidden="1" w:unhideWhenUsed="1"/>
+    <w:lsdException w:name="List 4" w:semiHidden="1" w:unhideWhenUsed="1"/>
+    <w:lsdException w:name="List 5" w:semiHidden="1" w:unhideWhenUsed="1"/>
+    <w:lsdException w:name="List Bullet 2" w:semiHidden="1" w:unhideWhenUsed="1"/>
+    <w:lsdException w:name="List Bullet 3" w:semiHidden="1" w:unhideWhenUsed="1"/>
+    <w:lsdException w:name="List Bullet 4" w:semiHidden="1" w:unhideWhenUsed="1"/>
+    <w:lsdException w:name="List Bullet 5" w:semiHidden="1" w:unhideWhenUsed="1"/>
+    <w:lsdException w:name="List Number 2" w:semiHidden="1" w:unhideWhenUsed="1"/>
+    <w:lsdException w:name="List Number 3" w:semiHidden="1" w:unhideWhenUsed="1"/>
+    <w:lsdException w:name="List Number 4" w:semiHidden="1" w:unhideWhenUsed="1"/>
+    <w:lsdException w:name="List Number 5" w:semiHidden="1" w:unhideWhenUsed="1"/>
+    <w:lsdException w:name="Title" w:uiPriority="10" w:qFormat="1"/>
+    <w:lsdException w:name="Closing" w:semiHidden="1" w:unhideWhenUsed="1"/>
+    <w:lsdException w:name="Signature" w:semiHidden="1" w:unhideWhenUsed="1"/>
+    <w:lsdException w:name="Default Paragraph Font" w:semiHidden="1" w:uiPriority="1" w:unhideWhenUsed="1"/>
+    <w:lsdException w:name="Body Text" w:semiHidden="1" w:uiPriority="0" w:unhideWhenUsed="1"/>
+    <w:lsdException w:name="Body Text Indent" w:semiHidden="1" w:unhideWhenUsed="1"/>
+    <w:lsdException w:name="List Continue" w:semiHidden="1" w:unhideWhenUsed="1"/>
+    <w:lsdException w:name="List Continue 2" w:semiHidden="1" w:unhideWhenUsed="1"/>
+    <w:lsdException w:name="List Continue 3" w:semiHidden="1" w:unhideWhenUsed="1"/>
+    <w:lsdException w:name="List Continue 4" w:semiHidden="1" w:unhideWhenUsed="1"/>
+    <w:lsdException w:name="List Continue 5" w:semiHidden="1" w:unhideWhenUsed="1"/>
+    <w:lsdException w:name="Message Header" w:semiHidden="1" w:unhideWhenUsed="1"/>
+    <w:lsdException w:name="Subtitle" w:uiPriority="11" w:qFormat="1"/>
+    <w:lsdException w:name="Salutation" w:semiHidden="1" w:unhideWhenUsed="1"/>
+    <w:lsdException w:name="Date" w:semiHidden="1" w:unhideWhenUsed="1"/>
+    <w:lsdException w:name="Body Text First Indent" w:semiHidden="1" w:unhideWhenUsed="1"/>
+    <w:lsdException w:name="Body Text First Indent 2" w:semiHidden="1" w:unhideWhenUsed="1"/>
+    <w:lsdException w:name="Note Heading" w:semiHidden="1" w:unhideWhenUsed="1"/>
+    <w:lsdException w:name="Body Text 2" w:semiHidden="1" w:unhideWhenUsed="1"/>
+    <w:lsdException w:name="Body Text 3" w:semiHidden="1" w:unhideWhenUsed="1"/>
+    <w:lsdException w:name="Body Text Indent 2" w:semiHidden="1" w:unhideWhenUsed="1"/>
+    <w:lsdException w:name="Body Text Indent 3" w:semiHidden="1" w:unhideWhenUsed="1"/>
+    <w:lsdException w:name="Block Text" w:semiHidden="1" w:unhideWhenUsed="1"/>
+    <w:lsdException w:name="Hyperlink" w:semiHidden="1" w:unhideWhenUsed="1"/>
+    <w:lsdException w:name="FollowedHyperlink" w:semiHidden="1" w:unhideWhenUsed="1"/>
+    <w:lsdException w:name="Strong" w:uiPriority="22" w:qFormat="1"/>
+    <w:lsdException w:name="Emphasis" w:uiPriority="20" w:qFormat="1"/>
+    <w:lsdException w:name="Document Map" w:semiHidden="1" w:unhideWhenUsed="1"/>
+    <w:lsdException w:name="Plain Text" w:semiHidden="1" w:unhideWhenUsed="1"/>
+    <w:lsdException w:name="E-mail Signature" w:semiHidden="1" w:unhideWhenUsed="1"/>
+    <w:lsdException w:name="HTML Top of Form" w:semiHidden="1" w:unhideWhenUsed="1"/>
+    <w:lsdException w:name="HTML Bottom of Form" w:semiHidden="1" w:unhideWhenUsed="1"/>
+    <w:lsdException w:name="Normal (Web)" w:semiHidden="1" w:unhideWhenUsed="1"/>
+    <w:lsdException w:name="HTML Acronym" w:semiHidden="1" w:unhideWhenUsed="1"/>
+    <w:lsdException w:name="HTML Address" w:semiHidden="1" w:unhideWhenUsed="1"/>
+    <w:lsdException w:name="HTML Cite" w:semiHidden="1" w:unhideWhenUsed="1"/>
+    <w:lsdException w:name="HTML Code" w:semiHidden="1" w:unhideWhenUsed="1"/>
+    <w:lsdException w:name="HTML Definition" w:semiHidden="1" w:unhideWhenUsed="1"/>
+    <w:lsdException w:name="HTML Keyboard" w:semiHidden="1" w:unhideWhenUsed="1"/>
+    <w:lsdException w:name="HTML Preformatted" w:semiHidden="1" w:unhideWhenUsed="1"/>
+    <w:lsdException w:name="HTML Sample" w:semiHidden="1" w:unhideWhenUsed="1"/>
+    <w:lsdException w:name="HTML Typewriter" w:semiHidden="1" w:unhideWhenUsed="1"/>
+    <w:lsdException w:name="HTML Variable" w:semiHidden="1" w:unhideWhenUsed="1"/>
+    <w:lsdException w:name="Normal Table" w:semiHidden="1" w:unhideWhenUsed="1"/>
+    <w:lsdException w:name="annotation subject" w:semiHidden="1" w:unhideWhenUsed="1"/>
+    <w:lsdException w:name="No List" w:semiHidden="1" w:unhideWhenUsed="1"/>
+    <w:lsdException w:name="Outline List 1" w:semiHidden="1" w:unhideWhenUsed="1"/>
+    <w:lsdException w:name="Outline List 2" w:semiHidden="1" w:unhideWhenUsed="1"/>
+    <w:lsdException w:name="Outline List 3" w:semiHidden="1" w:unhideWhenUsed="1"/>
+    <w:lsdException w:name="Table Simple 1" w:semiHidden="1" w:unhideWhenUsed="1"/>
+    <w:lsdException w:name="Table Simple 2" w:semiHidden="1" w:unhideWhenUsed="1"/>
+    <w:lsdException w:name="Table Simple 3" w:semiHidden="1" w:unhideWhenUsed="1"/>
+    <w:lsdException w:name="Table Classic 1" w:semiHidden="1" w:unhideWhenUsed="1"/>
+    <w:lsdException w:name="Table Classic 2" w:semiHidden="1" w:unhideWhenUsed="1"/>
+    <w:lsdException w:name="Table Classic 3" w:semiHidden="1" w:unhideWhenUsed="1"/>
+    <w:lsdException w:name="Table Classic 4" w:semiHidden="1" w:unhideWhenUsed="1"/>
+    <w:lsdException w:name="Table Colorful 1" w:semiHidden="1" w:unhideWhenUsed="1"/>
+    <w:lsdException w:name="Table Colorful 2" w:semiHidden="1" w:unhideWhenUsed="1"/>
+    <w:lsdException w:name="Table Colorful 3" w:semiHidden="1" w:unhideWhenUsed="1"/>
+    <w:lsdException w:name="Table Columns 1" w:semiHidden="1" w:unhideWhenUsed="1"/>
+    <w:lsdException w:name="Table Columns 2" w:semiHidden="1" w:unhideWhenUsed="1"/>
+    <w:lsdException w:name="Table Columns 3" w:semiHidden="1" w:unhideWhenUsed="1"/>
+    <w:lsdException w:name="Table Columns 4" w:semiHidden="1" w:unhideWhenUsed="1"/>
+    <w:lsdException w:name="Table Columns 5" w:semiHidden="1" w:unhideWhenUsed="1"/>
+    <w:lsdException w:name="Table Grid 1" w:semiHidden="1" w:unhideWhenUsed="1"/>
+    <w:lsdException w:name="Table Grid 2" w:semiHidden="1" w:unhideWhenUsed="1"/>
+    <w:lsdException w:name="Table Grid 3" w:semiHidden="1" w:unhideWhenUsed="1"/>
+    <w:lsdException w:name="Table Grid 4" w:semiHidden="1" w:unhideWhenUsed="1"/>
+    <w:lsdException w:name="Table Grid 5" w:semiHidden="1" w:unhideWhenUsed="1"/>
+    <w:lsdException w:name="Table Grid 6" w:semiHidden="1" w:unhideWhenUsed="1"/>
+    <w:lsdException w:name="Table Grid 7" w:semiHidden="1" w:unhideWhenUsed="1"/>
+    <w:lsdException w:name="Table Grid 8" w:semiHidden="1" w:unhideWhenUsed="1"/>
+    <w:lsdException w:name="Table List 1" w:semiHidden="1" w:unhideWhenUsed="1"/>
+    <w:lsdException w:name="Table List 2" w:semiHidden="1" w:unhideWhenUsed="1"/>
+    <w:lsdException w:name="Table List 3" w:semiHidden="1" w:unhideWhenUsed="1"/>
+    <w:lsdException w:name="Table List 4" w:semiHidden="1" w:unhideWhenUsed="1"/>
+    <w:lsdException w:name="Table List 5" w:semiHidden="1" w:unhideWhenUsed="1"/>
+    <w:lsdException w:name="Table List 6" w:semiHidden="1" w:unhideWhenUsed="1"/>
+    <w:lsdException w:name="Table List 7" w:semiHidden="1" w:unhideWhenUsed="1"/>
+    <w:lsdException w:name="Table List 8" w:semiHidden="1" w:unhideWhenUsed="1"/>
+    <w:lsdException w:name="Table 3D effects 1" w:semiHidden="1" w:unhideWhenUsed="1"/>
+    <w:lsdException w:name="Table 3D effects 2" w:semiHidden="1" w:unhideWhenUsed="1"/>
+    <w:lsdException w:name="Table 3D effects 3" w:semiHidden="1" w:unhideWhenUsed="1"/>
+    <w:lsdException w:name="Table Contemporary" w:semiHidden="1" w:unhideWhenUsed="1"/>
+    <w:lsdException w:name="Table Elegant" w:semiHidden="1" w:unhideWhenUsed="1"/>
+    <w:lsdException w:name="Table Professional" w:semiHidden="1" w:unhideWhenUsed="1"/>
+    <w:lsdException w:name="Table Subtle 1" w:semiHidden="1" w:unhideWhenUsed="1"/>
+    <w:lsdException w:name="Table Subtle 2" w:semiHidden="1" w:unhideWhenUsed="1"/>
+    <w:lsdException w:name="Table Web 1" w:semiHidden="1" w:unhideWhenUsed="1"/>
+    <w:lsdException w:name="Table Web 2" w:semiHidden="1" w:unhideWhenUsed="1"/>
+    <w:lsdException w:name="Table Web 3" w:semiHidden="1" w:unhideWhenUsed="1"/>
+    <w:lsdException w:name="Balloon Text" w:semiHidden="1" w:unhideWhenUsed="1"/>
+    <w:lsdException w:name="Table Grid" w:uiPriority="59"/>
+    <w:lsdException w:name="Table Theme" w:semiHidden="1" w:unhideWhenUsed="1"/>
+    <w:lsdException w:name="Placeholder Text" w:semiHidden="1"/>
+    <w:lsdException w:name="No Spacing" w:uiPriority="1" w:qFormat="1"/>
+    <w:lsdException w:name="Light Shading" w:uiPriority="60"/>
+    <w:lsdException w:name="Light List" w:uiPriority="61"/>
+    <w:lsdException w:name="Light Grid" w:uiPriority="62"/>
+    <w:lsdException w:name="Medium Shading 1" w:uiPriority="63"/>
+    <w:lsdException w:name="Medium Shading 2" w:uiPriority="64"/>
+    <w:lsdException w:name="Medium List 1" w:uiPriority="65"/>
+    <w:lsdException w:name="Medium List 2" w:uiPriority="66"/>
+    <w:lsdException w:name="Medium Grid 1" w:uiPriority="67"/>
+    <w:lsdException w:name="Medium Grid 2" w:uiPriority="68"/>
+    <w:lsdException w:name="Medium Grid 3" w:uiPriority="69"/>
+    <w:lsdException w:name="Dark List" w:uiPriority="70"/>
+    <w:lsdException w:name="Colorful Shading" w:uiPriority="71"/>
+    <w:lsdException w:name="Colorful List" w:uiPriority="72"/>
+    <w:lsdException w:name="Colorful Grid" w:uiPriority="73"/>
+    <w:lsdException w:name="Light Shading Accent 1" w:uiPriority="60"/>
+    <w:lsdException w:name="Light List Accent 1" w:uiPriority="61"/>
+    <w:lsdException w:name="Light Grid Accent 1" w:uiPriority="62"/>
+    <w:lsdException w:name="Medium Shading 1 Accent 1" w:uiPriority="63"/>
+    <w:lsdException w:name="Medium Shading 2 Accent 1" w:uiPriority="64"/>
+    <w:lsdException w:name="Medium List 1 Accent 1" w:uiPriority="65"/>
+    <w:lsdException w:name="Revision" w:semiHidden="1"/>
+    <w:lsdException w:name="List Paragraph" w:uiPriority="34" w:qFormat="1"/>
+    <w:lsdException w:name="Quote" w:uiPriority="29" w:qFormat="1"/>
+    <w:lsdException w:name="Intense Quote" w:uiPriority="30" w:qFormat="1"/>
+    <w:lsdException w:name="Medium List 2 Accent 1" w:uiPriority="66"/>
+    <w:lsdException w:name="Medium Grid 1 Accent 1" w:uiPriority="67"/>
+    <w:lsdException w:name="Medium Grid 2 Accent 1" w:uiPriority="68"/>
+    <w:lsdException w:name="Medium Grid 3 Accent 1" w:uiPriority="69"/>
+    <w:lsdException w:name="Dark List Accent 1" w:uiPriority="70"/>
+    <w:lsdException w:name="Colorful Shading Accent 1" w:uiPriority="71"/>
+    <w:lsdException w:name="Colorful List Accent 1" w:uiPriority="72"/>
+    <w:lsdException w:name="Colorful Grid Accent 1" w:uiPriority="73"/>
+    <w:lsdException w:name="Light Shading Accent 2" w:uiPriority="60"/>
+    <w:lsdException w:name="Light List Accent 2" w:uiPriority="61"/>
+    <w:lsdException w:name="Light Grid Accent 2" w:uiPriority="62"/>
+    <w:lsdException w:name="Medium Shading 1 Accent 2" w:uiPriority="63"/>
+    <w:lsdException w:name="Medium Shading 2 Accent 2" w:uiPriority="64"/>
+    <w:lsdException w:name="Medium List 1 Accent 2" w:uiPriority="65"/>
+    <w:lsdException w:name="Medium List 2 Accent 2" w:uiPriority="66"/>
+    <w:lsdException w:name="Medium Grid 1 Accent 2" w:uiPriority="67"/>
+    <w:lsdException w:name="Medium Grid 2 Accent 2" w:uiPriority="68"/>
+    <w:lsdException w:name="Medium Grid 3 Accent 2" w:uiPriority="69"/>
+    <w:lsdException w:name="Dark List Accent 2" w:uiPriority="70"/>
+    <w:lsdException w:name="Colorful Shading Accent 2" w:uiPriority="71"/>
+    <w:lsdException w:name="Colorful List Accent 2" w:uiPriority="72"/>
+    <w:lsdException w:name="Colorful Grid Accent 2" w:uiPriority="73"/>
+    <w:lsdException w:name="Light Shading Accent 3" w:uiPriority="60"/>
+    <w:lsdException w:name="Light List Accent 3" w:uiPriority="61"/>
+    <w:lsdException w:name="Light Grid Accent 3" w:uiPriority="62"/>
+    <w:lsdException w:name="Medium Shading 1 Accent 3" w:uiPriority="63"/>
+    <w:lsdException w:name="Medium Shading 2 Accent 3" w:uiPriority="64"/>
+    <w:lsdException w:name="Medium List 1 Accent 3" w:uiPriority="65"/>
+    <w:lsdException w:name="Medium List 2 Accent 3" w:uiPriority="66"/>
+    <w:lsdException w:name="Medium Grid 1 Accent 3" w:uiPriority="67"/>
+    <w:lsdException w:name="Medium Grid 2 Accent 3" w:uiPriority="68"/>
+    <w:lsdException w:name="Medium Grid 3 Accent 3" w:uiPriority="69"/>
+    <w:lsdException w:name="Dark List Accent 3" w:uiPriority="70"/>
+    <w:lsdException w:name="Colorful Shading Accent 3" w:uiPriority="71"/>
+    <w:lsdException w:name="Colorful List Accent 3" w:uiPriority="72"/>
+    <w:lsdException w:name="Colorful Grid Accent 3" w:uiPriority="73"/>
+    <w:lsdException w:name="Light Shading Accent 4" w:uiPriority="60"/>
+    <w:lsdException w:name="Light List Accent 4" w:uiPriority="61"/>
+    <w:lsdException w:name="Light Grid Accent 4" w:uiPriority="62"/>
+    <w:lsdException w:name="Medium Shading 1 Accent 4" w:uiPriority="63"/>
+    <w:lsdException w:name="Medium Shading 2 Accent 4" w:uiPriority="64"/>
+    <w:lsdException w:name="Medium List 1 Accent 4" w:uiPriority="65"/>
+    <w:lsdException w:name="Medium List 2 Accent 4" w:uiPriority="66"/>
+    <w:lsdException w:name="Medium Grid 1 Accent 4" w:uiPriority="67"/>
+    <w:lsdException w:name="Medium Grid 2 Accent 4" w:uiPriority="68"/>
+    <w:lsdException w:name="Medium Grid 3 Accent 4" w:uiPriority="69"/>
+    <w:lsdException w:name="Dark List Accent 4" w:uiPriority="70"/>
+    <w:lsdException w:name="Colorful Shading Accent 4" w:uiPriority="71"/>
+    <w:lsdException w:name="Colorful List Accent 4" w:uiPriority="72"/>
+    <w:lsdException w:name="Colorful Grid Accent 4" w:uiPriority="73"/>
+    <w:lsdException w:name="Light Shading Accent 5" w:uiPriority="60"/>
+    <w:lsdException w:name="Light List Accent 5" w:uiPriority="61"/>
+    <w:lsdException w:name="Light Grid Accent 5" w:uiPriority="62"/>
+    <w:lsdException w:name="Medium Shading 1 Accent 5" w:uiPriority="63"/>
+    <w:lsdException w:name="Medium Shading 2 Accent 5" w:uiPriority="64"/>
+    <w:lsdException w:name="Medium List 1 Accent 5" w:uiPriority="65"/>
+    <w:lsdException w:name="Medium List 2 Accent 5" w:uiPriority="66"/>
+    <w:lsdException w:name="Medium Grid 1 Accent 5" w:uiPriority="67"/>
+    <w:lsdException w:name="Medium Grid 2 Accent 5" w:uiPriority="68"/>
+    <w:lsdException w:name="Medium Grid 3 Accent 5" w:uiPriority="69"/>
+    <w:lsdException w:name="Dark List Accent 5" w:uiPriority="70"/>
+    <w:lsdException w:name="Colorful Shading Accent 5" w:uiPriority="71"/>
+    <w:lsdException w:name="Colorful List Accent 5" w:uiPriority="72"/>
+    <w:lsdException w:name="Colorful Grid Accent 5" w:uiPriority="73"/>
+    <w:lsdException w:name="Light Shading Accent 6" w:uiPriority="60"/>
+    <w:lsdException w:name="Light List Accent 6" w:uiPriority="61"/>
+    <w:lsdException w:name="Light Grid Accent 6" w:uiPriority="62"/>
+    <w:lsdException w:name="Medium Shading 1 Accent 6" w:uiPriority="63"/>
+    <w:lsdException w:name="Medium Shading 2 Accent 6" w:uiPriority="64"/>
+    <w:lsdException w:name="Medium List 1 Accent 6" w:uiPriority="65"/>
+    <w:lsdException w:name="Medium List 2 Accent 6" w:uiPriority="66"/>
+    <w:lsdException w:name="Medium Grid 1 Accent 6" w:uiPriority="67"/>
+    <w:lsdException w:name="Medium Grid 2 Accent 6" w:uiPriority="68"/>
+    <w:lsdException w:name="Medium Grid 3 Accent 6" w:uiPriority="69"/>
+    <w:lsdException w:name="Dark List Accent 6" w:uiPriority="70"/>
+    <w:lsdException w:name="Colorful Shading Accent 6" w:uiPriority="71"/>
+    <w:lsdException w:name="Colorful List Accent 6" w:uiPriority="72"/>
+    <w:lsdException w:name="Colorful Grid Accent 6" w:uiPriority="73"/>
+    <w:lsdException w:name="Subtle Emphasis" w:uiPriority="19" w:qFormat="1"/>
+    <w:lsdException w:name="Intense Emphasis" w:uiPriority="21" w:qFormat="1"/>
+    <w:lsdException w:name="Subtle Reference" w:uiPriority="31" w:qFormat="1"/>
+    <w:lsdException w:name="Intense Reference" w:uiPriority="32" w:qFormat="1"/>
+    <w:lsdException w:name="Book Title" w:uiPriority="33" w:qFormat="1"/>
+    <w:lsdException w:name="Bibliography" w:semiHidden="1" w:uiPriority="37" w:unhideWhenUsed="1"/>
+    <w:lsdException w:name="TOC Heading" w:semiHidden="1" w:uiPriority="39" w:unhideWhenUsed="1" w:qFormat="1"/>
+    <w:lsdException w:name="Plain Table 1" w:uiPriority="41"/>
+    <w:lsdException w:name="Plain Table 2" w:uiPriority="42"/>
+    <w:lsdException w:name="Plain Table 3" w:uiPriority="43"/>
+    <w:lsdException w:name="Plain Table 4" w:uiPriority="44"/>
+    <w:lsdException w:name="Plain Table 5" w:uiPriority="45"/>
+    <w:lsdException w:name="Grid Table Light" w:uiPriority="40"/>
+    <w:lsdException w:name="Grid Table 1 Light" w:uiPriority="46"/>
+    <w:lsdException w:name="Grid Table 2" w:uiPriority="47"/>
+    <w:lsdException w:name="Grid Table 3" w:uiPriority="48"/>
+    <w:lsdException w:name="Grid Table 4" w:uiPriority="49"/>
+    <w:lsdException w:name="Grid Table 5 Dark" w:uiPriority="50"/>
+    <w:lsdException w:name="Grid Table 6 Colorful" w:uiPriority="51"/>
+    <w:lsdException w:name="Grid Table 7 Colorful" w:uiPriority="52"/>
+    <w:lsdException w:name="Grid Table 1 Light Accent 1" w:uiPriority="46"/>
+    <w:lsdException w:name="Grid Table 2 Accent 1" w:uiPriority="47"/>
+    <w:lsdException w:name="Grid Table 3 Accent 1" w:uiPriority="48"/>
+    <w:lsdException w:name="Grid Table 4 Accent 1" w:uiPriority="49"/>
+    <w:lsdException w:name="Grid Table 5 Dark Accent 1" w:uiPriority="50"/>
+    <w:lsdException w:name="Grid Table 6 Colorful Accent 1" w:uiPriority="51"/>
+    <w:lsdException w:name="Grid Table 7 Colorful Accent 1" w:uiPriority="52"/>
+    <w:lsdException w:name="Grid Table 1 Light Accent 2" w:uiPriority="46"/>
+    <w:lsdException w:name="Grid Table 2 Accent 2" w:uiPriority="47"/>
+    <w:lsdException w:name="Grid Table 3 Accent 2" w:uiPriority="48"/>
+    <w:lsdException w:name="Grid Table 4 Accent 2" w:uiPriority="49"/>
+    <w:lsdException w:name="Grid Table 5 Dark Accent 2" w:uiPriority="50"/>
+    <w:lsdException w:name="Grid Table 6 Colorful Accent 2" w:uiPriority="51"/>
+    <w:lsdException w:name="Grid Table 7 Colorful Accent 2" w:uiPriority="52"/>
+    <w:lsdException w:name="Grid Table 1 Light Accent 3" w:uiPriority="46"/>
+    <w:lsdException w:name="Grid Table 2 Accent 3" w:uiPriority="47"/>
+    <w:lsdException w:name="Grid Table 3 Accent 3" w:uiPriority="48"/>
+    <w:lsdException w:name="Grid Table 4 Accent 3" w:uiPriority="49"/>
+    <w:lsdException w:name="Grid Table 5 Dark Accent 3" w:uiPriority="50"/>
+    <w:lsdException w:name="Grid Table 6 Colorful Accent 3" w:uiPriority="51"/>
+    <w:lsdException w:name="Grid Table 7 Colorful Accent 3" w:uiPriority="52"/>
+    <w:lsdException w:name="Grid Table 1 Light Accent 4" w:uiPriority="46"/>
+    <w:lsdException w:name="Grid Table 2 Accent 4" w:uiPriority="47"/>
+    <w:lsdException w:name="Grid Table 3 Accent 4" w:uiPriority="48"/>
+    <w:lsdException w:name="Grid Table 4 Accent 4" w:uiPriority="49"/>
+    <w:lsdException w:name="Grid Table 5 Dark Accent 4" w:uiPriority="50"/>
+    <w:lsdException w:name="Grid Table 6 Colorful Accent 4" w:uiPriority="51"/>
+    <w:lsdException w:name="Grid Table 7 Colorful Accent 4" w:uiPriority="52"/>
+    <w:lsdException w:name="Grid Table 1 Light Accent 5" w:uiPriority="46"/>
+    <w:lsdException w:name="Grid Table 2 Accent 5" w:uiPriority="47"/>
+    <w:lsdException w:name="Grid Table 3 Accent 5" w:uiPriority="48"/>
+    <w:lsdException w:name="Grid Table 4 Accent 5" w:uiPriority="49"/>
+    <w:lsdException w:name="Grid Table 5 Dark Accent 5" w:uiPriority="50"/>
+    <w:lsdException w:name="Grid Table 6 Colorful Accent 5" w:uiPriority="51"/>
+    <w:lsdException w:name="Grid Table 7 Colorful Accent 5" w:uiPriority="52"/>
+    <w:lsdException w:name="Grid Table 1 Light Accent 6" w:uiPriority="46"/>
+    <w:lsdException w:name="Grid Table 2 Accent 6" w:uiPriority="47"/>
+    <w:lsdException w:name="Grid Table 3 Accent 6" w:uiPriority="48"/>
+    <w:lsdException w:name="Grid Table 4 Accent 6" w:uiPriority="49"/>
+    <w:lsdException w:name="Grid Table 5 Dark Accent 6" w:uiPriority="50"/>
+    <w:lsdException w:name="Grid Table 6 Colorful Accent 6" w:uiPriority="51"/>
+    <w:lsdException w:name="Grid Table 7 Colorful Accent 6" w:uiPriority="52"/>
+    <w:lsdException w:name="List Table 1 Light" w:uiPriority="46"/>
+    <w:lsdException w:name="List Table 2" w:uiPriority="47"/>
+    <w:lsdException w:name="List Table 3" w:uiPriority="48"/>
+    <w:lsdException w:name="List Table 4" w:uiPriority="49"/>
+    <w:lsdException w:name="List Table 5 Dark" w:uiPriority="50"/>
+    <w:lsdException w:name="List Table 6 Colorful" w:uiPriority="51"/>
+    <w:lsdException w:name="List Table 7 Colorful" w:uiPriority="52"/>
+    <w:lsdException w:name="List Table 1 Light Accent 1" w:uiPriority="46"/>
+    <w:lsdException w:name="List Table 2 Accent 1" w:uiPriority="47"/>
+    <w:lsdException w:name="List Table 3 Accent 1" w:uiPriority="48"/>
+    <w:lsdException w:name="List Table 4 Accent 1" w:uiPriority="49"/>
+    <w:lsdException w:name="List Table 5 Dark Accent 1" w:uiPriority="50"/>
+    <w:lsdException w:name="List Table 6 Colorful Accent 1" w:uiPriority="51"/>
+    <w:lsdException w:name="List Table 7 Colorful Accent 1" w:uiPriority="52"/>
+    <w:lsdException w:name="List Table 1 Light Accent 2" w:uiPriority="46"/>
+    <w:lsdException w:name="List Table 2 Accent 2" w:uiPriority="47"/>
+    <w:lsdException w:name="List Table 3 Accent 2" w:uiPriority="48"/>
+    <w:lsdException w:name="List Table 4 Accent 2" w:uiPriority="49"/>
+    <w:lsdException w:name="List Table 5 Dark Accent 2" w:uiPriority="50"/>
+    <w:lsdException w:name="List Table 6 Colorful Accent 2" w:uiPriority="51"/>
+    <w:lsdException w:name="List Table 7 Colorful Accent 2" w:uiPriority="52"/>
+    <w:lsdException w:name="List Table 1 Light Accent 3" w:uiPriority="46"/>
+    <w:lsdException w:name="List Table 2 Accent 3" w:uiPriority="47"/>
+    <w:lsdException w:name="List Table 3 Accent 3" w:uiPriority="48"/>
+    <w:lsdException w:name="List Table 4 Accent 3" w:uiPriority="49"/>
+    <w:lsdException w:name="List Table 5 Dark Accent 3" w:uiPriority="50"/>
+    <w:lsdException w:name="List Table 6 Colorful Accent 3" w:uiPriority="51"/>
+    <w:lsdException w:name="List Table 7 Colorful Accent 3" w:uiPriority="52"/>
+    <w:lsdException w:name="List Table 1 Light Accent 4" w:uiPriority="46"/>
+    <w:lsdException w:name="List Table 2 Accent 4" w:uiPriority="47"/>
+    <w:lsdException w:name="List Table 3 Accent 4" w:uiPriority="48"/>
+    <w:lsdException w:name="List Table 4 Accent 4" w:uiPriority="49"/>
+    <w:lsdException w:name="List Table 5 Dark Accent 4" w:uiPriority="50"/>
+    <w:lsdException w:name="List Table 6 Colorful Accent 4" w:uiPriority="51"/>
+    <w:lsdException w:name="List Table 7 Colorful Accent 4" w:uiPriority="52"/>
+    <w:lsdException w:name="List Table 1 Light Accent 5" w:uiPriority="46"/>
+    <w:lsdException w:name="List Table 2 Accent 5" w:uiPriority="47"/>
+    <w:lsdException w:name="List Table 3 Accent 5" w:uiPriority="48"/>
+    <w:lsdException w:name="List Table 4 Accent 5" w:uiPriority="49"/>
+    <w:lsdException w:name="List Table 5 Dark Accent 5" w:uiPriority="50"/>
+    <w:lsdException w:name="List Table 6 Colorful Accent 5" w:uiPriority="51"/>
+    <w:lsdException w:name="List Table 7 Colorful Accent 5" w:uiPriority="52"/>
+    <w:lsdException w:name="List Table 1 Light Accent 6" w:uiPriority="46"/>
+    <w:lsdException w:name="List Table 2 Accent 6" w:uiPriority="47"/>
+    <w:lsdException w:name="List Table 3 Accent 6" w:uiPriority="48"/>
+    <w:lsdException w:name="List Table 4 Accent 6" w:uiPriority="49"/>
+    <w:lsdException w:name="List Table 5 Dark Accent 6" w:uiPriority="50"/>
+    <w:lsdException w:name="List Table 6 Colorful Accent 6" w:uiPriority="51"/>
+    <w:lsdException w:name="List Table 7 Colorful Accent 6" w:uiPriority="52"/>
+    <w:lsdException w:name="Mention" w:semiHidden="1" w:unhideWhenUsed="1"/>
+    <w:lsdException w:name="Smart Hyperlink" w:semiHidden="1" w:unhideWhenUsed="1"/>
+    <w:lsdException w:name="Hashtag" w:semiHidden="1" w:unhideWhenUsed="1"/>
+    <w:lsdException w:name="Unresolved Mention" w:semiHidden="1" w:unhideWhenUsed="1"/>
+    <w:lsdException w:name="Smart Link" w:semiHidden="1" w:unhideWhenUsed="1"/>
   </w:latentStyles>
   <w:style w:type="paragraph" w:default="1" w:styleId="Normal">
     <w:name w:val="Normal"/>
     <w:qFormat/>
-    <w:rsid w:val="00C20FD8"/>
+    <w:rsid w:val="00BD529A"/>
+    <w:pPr>
+      <w:spacing w:after="240" w:line="276" w:lineRule="auto"/>
+    </w:pPr>
+    <w:rPr>
+      <w:rFonts w:cstheme="minorHAnsi"/>
+      <w:sz w:val="28"/>
+      <w:szCs w:val="28"/>
+    </w:rPr>
+  </w:style>
+  <w:style w:type="paragraph" w:styleId="Heading1">
+    <w:name w:val="heading 1"/>
+    <w:basedOn w:val="NoSpacing"/>
+    <w:next w:val="Normal"/>
+    <w:link w:val="Heading1Char"/>
+    <w:qFormat/>
+    <w:rsid w:val="00BD529A"/>
+    <w:pPr>
+      <w:keepNext/>
+      <w:spacing w:before="240" w:after="60"/>
+      <w:outlineLvl w:val="0"/>
+    </w:pPr>
+    <w:rPr>
+      <w:rFonts w:eastAsiaTheme="majorEastAsia"/>
+      <w:b/>
+      <w:kern w:val="28"/>
+      <w:sz w:val="56"/>
+    </w:rPr>
+  </w:style>
+  <w:style w:type="paragraph" w:styleId="Heading2">
+    <w:name w:val="heading 2"/>
+    <w:basedOn w:val="Heading1"/>
+    <w:next w:val="Normal"/>
+    <w:link w:val="Heading2Char"/>
+    <w:qFormat/>
+    <w:rsid w:val="00BD529A"/>
+    <w:pPr>
+      <w:numPr>
+        <w:ilvl w:val="1"/>
+        <w:numId w:val="7"/>
+      </w:numPr>
+      <w:outlineLvl w:val="1"/>
+    </w:pPr>
+    <w:rPr>
+      <w:rFonts w:asciiTheme="majorHAnsi" w:hAnsiTheme="majorHAnsi"/>
+      <w:sz w:val="48"/>
+      <w:szCs w:val="48"/>
+    </w:rPr>
+  </w:style>
+  <w:style w:type="paragraph" w:styleId="Heading3">
+    <w:name w:val="heading 3"/>
+    <w:basedOn w:val="Heading2"/>
+    <w:next w:val="Normal"/>
+    <w:link w:val="Heading3Char"/>
+    <w:qFormat/>
+    <w:rsid w:val="00BD529A"/>
+    <w:pPr>
+      <w:outlineLvl w:val="2"/>
+    </w:pPr>
+    <w:rPr>
+      <w:sz w:val="40"/>
+    </w:rPr>
+  </w:style>
+  <w:style w:type="paragraph" w:styleId="Heading4">
+    <w:name w:val="heading 4"/>
+    <w:basedOn w:val="Heading3"/>
+    <w:next w:val="Normal"/>
+    <w:link w:val="Heading4Char"/>
+    <w:qFormat/>
+    <w:rsid w:val="00BD529A"/>
+    <w:pPr>
+      <w:numPr>
+        <w:ilvl w:val="3"/>
+      </w:numPr>
+      <w:outlineLvl w:val="3"/>
+    </w:pPr>
+    <w:rPr>
+      <w:sz w:val="32"/>
+    </w:rPr>
+  </w:style>
+  <w:style w:type="paragraph" w:styleId="Heading5">
+    <w:name w:val="heading 5"/>
+    <w:basedOn w:val="Heading4"/>
+    <w:next w:val="Normal"/>
+    <w:link w:val="Heading5Char"/>
+    <w:qFormat/>
+    <w:rsid w:val="00BD529A"/>
+    <w:pPr>
+      <w:numPr>
+        <w:ilvl w:val="4"/>
+      </w:numPr>
+      <w:outlineLvl w:val="4"/>
+    </w:pPr>
+    <w:rPr>
+      <w:sz w:val="28"/>
+    </w:rPr>
+  </w:style>
+  <w:style w:type="paragraph" w:styleId="Heading6">
+    <w:name w:val="heading 6"/>
+    <w:basedOn w:val="Heading5"/>
+    <w:next w:val="Normal"/>
+    <w:link w:val="Heading6Char"/>
+    <w:qFormat/>
+    <w:rsid w:val="00BD529A"/>
+    <w:pPr>
+      <w:numPr>
+        <w:ilvl w:val="5"/>
+      </w:numPr>
+      <w:outlineLvl w:val="5"/>
+    </w:pPr>
+    <w:rPr>
+      <w:bCs/>
+      <w:sz w:val="24"/>
+      <w:szCs w:val="24"/>
+      <w:u w:val="single"/>
+    </w:rPr>
+  </w:style>
+  <w:style w:type="paragraph" w:styleId="Heading7">
+    <w:name w:val="heading 7"/>
+    <w:basedOn w:val="Heading6"/>
+    <w:next w:val="Normal"/>
+    <w:link w:val="Heading7Char"/>
+    <w:qFormat/>
+    <w:rsid w:val="00BD529A"/>
+    <w:pPr>
+      <w:keepNext w:val="0"/>
+      <w:numPr>
+        <w:ilvl w:val="0"/>
+        <w:numId w:val="0"/>
+      </w:numPr>
+      <w:outlineLvl w:val="6"/>
+    </w:pPr>
+    <w:rPr>
+      <w:b w:val="0"/>
+      <w:kern w:val="0"/>
+    </w:rPr>
+  </w:style>
+  <w:style w:type="paragraph" w:styleId="Heading8">
+    <w:name w:val="heading 8"/>
+    <w:basedOn w:val="Heading6"/>
+    <w:next w:val="Normal"/>
+    <w:link w:val="Heading8Char"/>
+    <w:qFormat/>
+    <w:rsid w:val="00BD529A"/>
+    <w:pPr>
+      <w:outlineLvl w:val="7"/>
+    </w:pPr>
+    <w:rPr>
+      <w:i/>
+      <w:iCs/>
+      <w:u w:val="none"/>
+    </w:rPr>
+  </w:style>
+  <w:style w:type="paragraph" w:styleId="Heading9">
+    <w:name w:val="heading 9"/>
+    <w:basedOn w:val="Heading8"/>
+    <w:next w:val="Normal"/>
+    <w:link w:val="Heading9Char"/>
+    <w:qFormat/>
+    <w:rsid w:val="00BD529A"/>
+    <w:pPr>
+      <w:outlineLvl w:val="8"/>
+    </w:pPr>
+    <w:rPr>
+      <w:b w:val="0"/>
+      <w:bCs w:val="0"/>
+    </w:rPr>
   </w:style>
   <w:style w:type="character" w:default="1" w:styleId="DefaultParagraphFont">
     <w:name w:val="Default Paragraph Font"/>
     <w:uiPriority w:val="1"/>
+    <w:semiHidden/>
     <w:unhideWhenUsed/>
   </w:style>
   <w:style w:type="table" w:default="1" w:styleId="TableNormal">
@@ -3145,7 +3577,6 @@
     <w:uiPriority w:val="99"/>
     <w:semiHidden/>
     <w:unhideWhenUsed/>
-    <w:qFormat/>
     <w:tblPr>
       <w:tblInd w:w="0" w:type="dxa"/>
       <w:tblCellMar>
@@ -3191,6 +3622,505 @@
       <w:sz w:val="20"/>
       <w:szCs w:val="20"/>
       <w:lang w:eastAsia="ar-SA"/>
+    </w:rPr>
+  </w:style>
+  <w:style w:type="paragraph" w:customStyle="1" w:styleId="Subheading1">
+    <w:name w:val="Subheading 1"/>
+    <w:basedOn w:val="Heading1"/>
+    <w:next w:val="Normal"/>
+    <w:link w:val="Subheading1Char"/>
+    <w:qFormat/>
+    <w:rsid w:val="00BD529A"/>
+    <w:pPr>
+      <w:spacing w:before="0" w:after="0" w:line="240" w:lineRule="auto"/>
+      <w:contextualSpacing/>
+    </w:pPr>
+    <w:rPr>
+      <w:rFonts w:asciiTheme="majorHAnsi" w:eastAsiaTheme="minorHAnsi" w:hAnsiTheme="majorHAnsi"/>
+      <w:sz w:val="48"/>
+      <w:szCs w:val="48"/>
+      <w:vertAlign w:val="superscript"/>
+    </w:rPr>
+  </w:style>
+  <w:style w:type="character" w:customStyle="1" w:styleId="Subheading1Char">
+    <w:name w:val="Subheading 1 Char"/>
+    <w:basedOn w:val="DefaultParagraphFont"/>
+    <w:link w:val="Subheading1"/>
+    <w:rsid w:val="00BD529A"/>
+    <w:rPr>
+      <w:rFonts w:asciiTheme="majorHAnsi" w:hAnsiTheme="majorHAnsi" w:cstheme="minorHAnsi"/>
+      <w:b/>
+      <w:kern w:val="28"/>
+      <w:sz w:val="48"/>
+      <w:szCs w:val="48"/>
+      <w:vertAlign w:val="superscript"/>
+    </w:rPr>
+  </w:style>
+  <w:style w:type="character" w:customStyle="1" w:styleId="Heading1Char">
+    <w:name w:val="Heading 1 Char"/>
+    <w:basedOn w:val="DefaultParagraphFont"/>
+    <w:link w:val="Heading1"/>
+    <w:rsid w:val="00BD529A"/>
+    <w:rPr>
+      <w:rFonts w:eastAsiaTheme="majorEastAsia" w:cstheme="minorHAnsi"/>
+      <w:b/>
+      <w:kern w:val="28"/>
+      <w:sz w:val="56"/>
+      <w:szCs w:val="28"/>
+    </w:rPr>
+  </w:style>
+  <w:style w:type="paragraph" w:customStyle="1" w:styleId="Subheading2">
+    <w:name w:val="Subheading 2"/>
+    <w:basedOn w:val="Subheading1"/>
+    <w:next w:val="Normal"/>
+    <w:link w:val="Subheading2Char"/>
+    <w:qFormat/>
+    <w:rsid w:val="00BD529A"/>
+  </w:style>
+  <w:style w:type="character" w:customStyle="1" w:styleId="Subheading2Char">
+    <w:name w:val="Subheading 2 Char"/>
+    <w:basedOn w:val="Subheading1Char"/>
+    <w:link w:val="Subheading2"/>
+    <w:rsid w:val="00BD529A"/>
+    <w:rPr>
+      <w:rFonts w:asciiTheme="majorHAnsi" w:hAnsiTheme="majorHAnsi" w:cstheme="minorHAnsi"/>
+      <w:b/>
+      <w:kern w:val="28"/>
+      <w:sz w:val="48"/>
+      <w:szCs w:val="48"/>
+      <w:vertAlign w:val="superscript"/>
+    </w:rPr>
+  </w:style>
+  <w:style w:type="paragraph" w:customStyle="1" w:styleId="Subheading3">
+    <w:name w:val="Subheading 3"/>
+    <w:basedOn w:val="Subheading2"/>
+    <w:next w:val="Normal"/>
+    <w:link w:val="Subheading3Char"/>
+    <w:qFormat/>
+    <w:rsid w:val="00BD529A"/>
+    <w:rPr>
+      <w:sz w:val="40"/>
+      <w:szCs w:val="40"/>
+    </w:rPr>
+  </w:style>
+  <w:style w:type="character" w:customStyle="1" w:styleId="Subheading3Char">
+    <w:name w:val="Subheading 3 Char"/>
+    <w:basedOn w:val="Subheading2Char"/>
+    <w:link w:val="Subheading3"/>
+    <w:rsid w:val="00BD529A"/>
+    <w:rPr>
+      <w:rFonts w:asciiTheme="majorHAnsi" w:hAnsiTheme="majorHAnsi" w:cstheme="minorHAnsi"/>
+      <w:b/>
+      <w:kern w:val="28"/>
+      <w:sz w:val="40"/>
+      <w:szCs w:val="40"/>
+      <w:vertAlign w:val="superscript"/>
+    </w:rPr>
+  </w:style>
+  <w:style w:type="paragraph" w:customStyle="1" w:styleId="Suptitle">
+    <w:name w:val="Suptitle"/>
+    <w:basedOn w:val="Subtitle"/>
+    <w:link w:val="SuptitleChar"/>
+    <w:qFormat/>
+    <w:rsid w:val="00BD529A"/>
+    <w:pPr>
+      <w:spacing w:before="240" w:line="240" w:lineRule="auto"/>
+    </w:pPr>
+    <w:rPr>
+      <w:vertAlign w:val="subscript"/>
+    </w:rPr>
+  </w:style>
+  <w:style w:type="character" w:customStyle="1" w:styleId="SuptitleChar">
+    <w:name w:val="Suptitle Char"/>
+    <w:basedOn w:val="SubtitleChar"/>
+    <w:link w:val="Suptitle"/>
+    <w:rsid w:val="00BD529A"/>
+    <w:rPr>
+      <w:rFonts w:asciiTheme="majorHAnsi" w:eastAsiaTheme="majorEastAsia" w:hAnsiTheme="majorHAnsi" w:cstheme="majorBidi"/>
+      <w:color w:val="7F7F7F" w:themeColor="text1" w:themeTint="80"/>
+      <w:spacing w:val="-10"/>
+      <w:kern w:val="28"/>
+      <w:sz w:val="72"/>
+      <w:szCs w:val="72"/>
+      <w:vertAlign w:val="subscript"/>
+    </w:rPr>
+  </w:style>
+  <w:style w:type="paragraph" w:styleId="Subtitle">
+    <w:name w:val="Subtitle"/>
+    <w:basedOn w:val="Title"/>
+    <w:next w:val="Normal"/>
+    <w:link w:val="SubtitleChar"/>
+    <w:uiPriority w:val="11"/>
+    <w:qFormat/>
+    <w:rsid w:val="00BD529A"/>
+    <w:rPr>
+      <w:b w:val="0"/>
+      <w:bCs w:val="0"/>
+      <w:color w:val="7F7F7F" w:themeColor="text1" w:themeTint="80"/>
+      <w:vertAlign w:val="superscript"/>
+    </w:rPr>
+  </w:style>
+  <w:style w:type="character" w:customStyle="1" w:styleId="SubtitleChar">
+    <w:name w:val="Subtitle Char"/>
+    <w:basedOn w:val="DefaultParagraphFont"/>
+    <w:link w:val="Subtitle"/>
+    <w:uiPriority w:val="11"/>
+    <w:rsid w:val="00BD529A"/>
+    <w:rPr>
+      <w:rFonts w:asciiTheme="majorHAnsi" w:eastAsiaTheme="majorEastAsia" w:hAnsiTheme="majorHAnsi" w:cstheme="majorBidi"/>
+      <w:color w:val="7F7F7F" w:themeColor="text1" w:themeTint="80"/>
+      <w:spacing w:val="-10"/>
+      <w:kern w:val="28"/>
+      <w:sz w:val="72"/>
+      <w:szCs w:val="72"/>
+      <w:vertAlign w:val="superscript"/>
+    </w:rPr>
+  </w:style>
+  <w:style w:type="paragraph" w:styleId="NoSpacing">
+    <w:name w:val="No Spacing"/>
+    <w:basedOn w:val="Normal"/>
+    <w:uiPriority w:val="1"/>
+    <w:qFormat/>
+    <w:rsid w:val="00BD529A"/>
+    <w:pPr>
+      <w:spacing w:after="0"/>
+    </w:pPr>
+  </w:style>
+  <w:style w:type="character" w:customStyle="1" w:styleId="Heading2Char">
+    <w:name w:val="Heading 2 Char"/>
+    <w:basedOn w:val="DefaultParagraphFont"/>
+    <w:link w:val="Heading2"/>
+    <w:rsid w:val="00BD529A"/>
+    <w:rPr>
+      <w:rFonts w:asciiTheme="majorHAnsi" w:eastAsiaTheme="majorEastAsia" w:hAnsiTheme="majorHAnsi" w:cstheme="minorHAnsi"/>
+      <w:b/>
+      <w:kern w:val="28"/>
+      <w:sz w:val="48"/>
+      <w:szCs w:val="48"/>
+    </w:rPr>
+  </w:style>
+  <w:style w:type="character" w:customStyle="1" w:styleId="Heading3Char">
+    <w:name w:val="Heading 3 Char"/>
+    <w:basedOn w:val="DefaultParagraphFont"/>
+    <w:link w:val="Heading3"/>
+    <w:rsid w:val="00BD529A"/>
+    <w:rPr>
+      <w:rFonts w:asciiTheme="majorHAnsi" w:eastAsiaTheme="majorEastAsia" w:hAnsiTheme="majorHAnsi" w:cstheme="minorHAnsi"/>
+      <w:b/>
+      <w:kern w:val="28"/>
+      <w:sz w:val="40"/>
+      <w:szCs w:val="48"/>
+    </w:rPr>
+  </w:style>
+  <w:style w:type="character" w:customStyle="1" w:styleId="Heading4Char">
+    <w:name w:val="Heading 4 Char"/>
+    <w:basedOn w:val="DefaultParagraphFont"/>
+    <w:link w:val="Heading4"/>
+    <w:rsid w:val="00BD529A"/>
+    <w:rPr>
+      <w:rFonts w:asciiTheme="majorHAnsi" w:eastAsiaTheme="majorEastAsia" w:hAnsiTheme="majorHAnsi" w:cstheme="minorHAnsi"/>
+      <w:b/>
+      <w:kern w:val="28"/>
+      <w:sz w:val="32"/>
+      <w:szCs w:val="48"/>
+    </w:rPr>
+  </w:style>
+  <w:style w:type="character" w:customStyle="1" w:styleId="Heading5Char">
+    <w:name w:val="Heading 5 Char"/>
+    <w:basedOn w:val="DefaultParagraphFont"/>
+    <w:link w:val="Heading5"/>
+    <w:rsid w:val="00BD529A"/>
+    <w:rPr>
+      <w:rFonts w:asciiTheme="majorHAnsi" w:eastAsiaTheme="majorEastAsia" w:hAnsiTheme="majorHAnsi" w:cstheme="minorHAnsi"/>
+      <w:b/>
+      <w:kern w:val="28"/>
+      <w:sz w:val="28"/>
+      <w:szCs w:val="48"/>
+    </w:rPr>
+  </w:style>
+  <w:style w:type="character" w:customStyle="1" w:styleId="Heading6Char">
+    <w:name w:val="Heading 6 Char"/>
+    <w:basedOn w:val="DefaultParagraphFont"/>
+    <w:link w:val="Heading6"/>
+    <w:rsid w:val="00BD529A"/>
+    <w:rPr>
+      <w:rFonts w:asciiTheme="majorHAnsi" w:eastAsiaTheme="majorEastAsia" w:hAnsiTheme="majorHAnsi" w:cstheme="minorHAnsi"/>
+      <w:b/>
+      <w:bCs/>
+      <w:kern w:val="28"/>
+      <w:sz w:val="24"/>
+      <w:szCs w:val="24"/>
+      <w:u w:val="single"/>
+    </w:rPr>
+  </w:style>
+  <w:style w:type="character" w:customStyle="1" w:styleId="Heading7Char">
+    <w:name w:val="Heading 7 Char"/>
+    <w:basedOn w:val="DefaultParagraphFont"/>
+    <w:link w:val="Heading7"/>
+    <w:rsid w:val="00BD529A"/>
+    <w:rPr>
+      <w:rFonts w:asciiTheme="majorHAnsi" w:eastAsiaTheme="majorEastAsia" w:hAnsiTheme="majorHAnsi" w:cstheme="minorHAnsi"/>
+      <w:bCs/>
+      <w:sz w:val="24"/>
+      <w:szCs w:val="24"/>
+      <w:u w:val="single"/>
+    </w:rPr>
+  </w:style>
+  <w:style w:type="character" w:customStyle="1" w:styleId="Heading8Char">
+    <w:name w:val="Heading 8 Char"/>
+    <w:basedOn w:val="DefaultParagraphFont"/>
+    <w:link w:val="Heading8"/>
+    <w:rsid w:val="00BD529A"/>
+    <w:rPr>
+      <w:rFonts w:asciiTheme="majorHAnsi" w:eastAsiaTheme="majorEastAsia" w:hAnsiTheme="majorHAnsi" w:cstheme="minorHAnsi"/>
+      <w:b/>
+      <w:bCs/>
+      <w:i/>
+      <w:iCs/>
+      <w:kern w:val="28"/>
+      <w:sz w:val="24"/>
+      <w:szCs w:val="24"/>
+    </w:rPr>
+  </w:style>
+  <w:style w:type="character" w:customStyle="1" w:styleId="Heading9Char">
+    <w:name w:val="Heading 9 Char"/>
+    <w:basedOn w:val="DefaultParagraphFont"/>
+    <w:link w:val="Heading9"/>
+    <w:rsid w:val="00BD529A"/>
+    <w:rPr>
+      <w:rFonts w:asciiTheme="majorHAnsi" w:eastAsiaTheme="majorEastAsia" w:hAnsiTheme="majorHAnsi" w:cstheme="minorHAnsi"/>
+      <w:i/>
+      <w:iCs/>
+      <w:kern w:val="28"/>
+      <w:sz w:val="24"/>
+      <w:szCs w:val="24"/>
+    </w:rPr>
+  </w:style>
+  <w:style w:type="paragraph" w:styleId="Caption">
+    <w:name w:val="caption"/>
+    <w:basedOn w:val="Normal"/>
+    <w:next w:val="Normal"/>
+    <w:uiPriority w:val="35"/>
+    <w:semiHidden/>
+    <w:unhideWhenUsed/>
+    <w:qFormat/>
+    <w:rsid w:val="00BD529A"/>
+    <w:pPr>
+      <w:spacing w:after="200"/>
+    </w:pPr>
+    <w:rPr>
+      <w:rFonts w:eastAsia="Times New Roman"/>
+      <w:i/>
+      <w:iCs/>
+      <w:color w:val="1F497D" w:themeColor="text2"/>
+      <w:szCs w:val="18"/>
+    </w:rPr>
+  </w:style>
+  <w:style w:type="paragraph" w:styleId="Title">
+    <w:name w:val="Title"/>
+    <w:basedOn w:val="NoSpacing"/>
+    <w:next w:val="Normal"/>
+    <w:link w:val="TitleChar"/>
+    <w:uiPriority w:val="10"/>
+    <w:qFormat/>
+    <w:rsid w:val="00BD529A"/>
+    <w:rPr>
+      <w:rFonts w:asciiTheme="majorHAnsi" w:eastAsiaTheme="majorEastAsia" w:hAnsiTheme="majorHAnsi" w:cstheme="majorBidi"/>
+      <w:b/>
+      <w:bCs/>
+      <w:spacing w:val="-10"/>
+      <w:kern w:val="28"/>
+      <w:sz w:val="72"/>
+      <w:szCs w:val="72"/>
+    </w:rPr>
+  </w:style>
+  <w:style w:type="character" w:customStyle="1" w:styleId="TitleChar">
+    <w:name w:val="Title Char"/>
+    <w:basedOn w:val="DefaultParagraphFont"/>
+    <w:link w:val="Title"/>
+    <w:uiPriority w:val="10"/>
+    <w:rsid w:val="00BD529A"/>
+    <w:rPr>
+      <w:rFonts w:asciiTheme="majorHAnsi" w:eastAsiaTheme="majorEastAsia" w:hAnsiTheme="majorHAnsi" w:cstheme="majorBidi"/>
+      <w:b/>
+      <w:bCs/>
+      <w:spacing w:val="-10"/>
+      <w:kern w:val="28"/>
+      <w:sz w:val="72"/>
+      <w:szCs w:val="72"/>
+    </w:rPr>
+  </w:style>
+  <w:style w:type="character" w:styleId="Strong">
+    <w:name w:val="Strong"/>
+    <w:uiPriority w:val="22"/>
+    <w:qFormat/>
+    <w:rsid w:val="00BD529A"/>
+    <w:rPr>
+      <w:b/>
+      <w:bCs/>
+    </w:rPr>
+  </w:style>
+  <w:style w:type="character" w:styleId="Emphasis">
+    <w:name w:val="Emphasis"/>
+    <w:uiPriority w:val="20"/>
+    <w:qFormat/>
+    <w:rsid w:val="00BD529A"/>
+    <w:rPr>
+      <w:rFonts w:asciiTheme="minorHAnsi" w:hAnsiTheme="minorHAnsi" w:cstheme="minorHAnsi"/>
+      <w:i/>
+      <w:iCs/>
+      <w:sz w:val="28"/>
+      <w:szCs w:val="28"/>
+    </w:rPr>
+  </w:style>
+  <w:style w:type="paragraph" w:styleId="ListParagraph">
+    <w:name w:val="List Paragraph"/>
+    <w:basedOn w:val="Normal"/>
+    <w:uiPriority w:val="34"/>
+    <w:qFormat/>
+    <w:rsid w:val="00BD529A"/>
+    <w:pPr>
+      <w:ind w:left="720"/>
+      <w:contextualSpacing/>
+    </w:pPr>
+    <w:rPr>
+      <w:rFonts w:eastAsia="Times New Roman"/>
+    </w:rPr>
+  </w:style>
+  <w:style w:type="paragraph" w:styleId="Quote">
+    <w:name w:val="Quote"/>
+    <w:basedOn w:val="Normal"/>
+    <w:next w:val="Normal"/>
+    <w:link w:val="QuoteChar"/>
+    <w:uiPriority w:val="29"/>
+    <w:qFormat/>
+    <w:rsid w:val="00BD529A"/>
+    <w:pPr>
+      <w:keepLines/>
+      <w:pageBreakBefore/>
+      <w:pBdr>
+        <w:left w:val="single" w:sz="4" w:space="7" w:color="auto"/>
+      </w:pBdr>
+      <w:spacing w:before="120" w:after="120"/>
+      <w:ind w:left="360"/>
+      <w:contextualSpacing/>
+      <w:mirrorIndents/>
+    </w:pPr>
+  </w:style>
+  <w:style w:type="character" w:customStyle="1" w:styleId="QuoteChar">
+    <w:name w:val="Quote Char"/>
+    <w:basedOn w:val="DefaultParagraphFont"/>
+    <w:link w:val="Quote"/>
+    <w:uiPriority w:val="29"/>
+    <w:rsid w:val="00BD529A"/>
+    <w:rPr>
+      <w:rFonts w:cstheme="minorHAnsi"/>
+      <w:sz w:val="28"/>
+      <w:szCs w:val="28"/>
+    </w:rPr>
+  </w:style>
+  <w:style w:type="paragraph" w:styleId="IntenseQuote">
+    <w:name w:val="Intense Quote"/>
+    <w:basedOn w:val="Quote"/>
+    <w:next w:val="Normal"/>
+    <w:link w:val="IntenseQuoteChar"/>
+    <w:uiPriority w:val="30"/>
+    <w:qFormat/>
+    <w:rsid w:val="00BD529A"/>
+    <w:pPr>
+      <w:pBdr>
+        <w:left w:val="single" w:sz="18" w:space="7" w:color="auto"/>
+      </w:pBdr>
+    </w:pPr>
+    <w:rPr>
+      <w:b/>
+      <w:bCs/>
+    </w:rPr>
+  </w:style>
+  <w:style w:type="character" w:customStyle="1" w:styleId="IntenseQuoteChar">
+    <w:name w:val="Intense Quote Char"/>
+    <w:basedOn w:val="DefaultParagraphFont"/>
+    <w:link w:val="IntenseQuote"/>
+    <w:uiPriority w:val="30"/>
+    <w:rsid w:val="00BD529A"/>
+    <w:rPr>
+      <w:rFonts w:cstheme="minorHAnsi"/>
+      <w:b/>
+      <w:bCs/>
+      <w:sz w:val="28"/>
+      <w:szCs w:val="28"/>
+    </w:rPr>
+  </w:style>
+  <w:style w:type="character" w:styleId="SubtleEmphasis">
+    <w:name w:val="Subtle Emphasis"/>
+    <w:basedOn w:val="Emphasis"/>
+    <w:uiPriority w:val="19"/>
+    <w:qFormat/>
+    <w:rsid w:val="00BD529A"/>
+    <w:rPr>
+      <w:rFonts w:asciiTheme="minorHAnsi" w:hAnsiTheme="minorHAnsi" w:cs="Calibri Light"/>
+      <w:i/>
+      <w:iCs/>
+      <w:color w:val="7F7F7F" w:themeColor="text1" w:themeTint="80"/>
+      <w:sz w:val="28"/>
+      <w:szCs w:val="28"/>
+    </w:rPr>
+  </w:style>
+  <w:style w:type="character" w:styleId="IntenseEmphasis">
+    <w:name w:val="Intense Emphasis"/>
+    <w:basedOn w:val="Emphasis"/>
+    <w:uiPriority w:val="21"/>
+    <w:qFormat/>
+    <w:rsid w:val="00BD529A"/>
+    <w:rPr>
+      <w:rFonts w:asciiTheme="minorHAnsi" w:hAnsiTheme="minorHAnsi" w:cstheme="minorHAnsi"/>
+      <w:b/>
+      <w:bCs/>
+      <w:i/>
+      <w:iCs/>
+      <w:sz w:val="28"/>
+      <w:szCs w:val="28"/>
+    </w:rPr>
+  </w:style>
+  <w:style w:type="character" w:styleId="SubtleReference">
+    <w:name w:val="Subtle Reference"/>
+    <w:uiPriority w:val="31"/>
+    <w:qFormat/>
+    <w:rsid w:val="00BD529A"/>
+    <w:rPr>
+      <w:caps/>
+      <w:color w:val="7F7F7F" w:themeColor="text1" w:themeTint="80"/>
+      <w:sz w:val="22"/>
+      <w:szCs w:val="22"/>
+    </w:rPr>
+  </w:style>
+  <w:style w:type="character" w:styleId="IntenseReference">
+    <w:name w:val="Intense Reference"/>
+    <w:basedOn w:val="SubtleReference"/>
+    <w:uiPriority w:val="32"/>
+    <w:qFormat/>
+    <w:rsid w:val="00BD529A"/>
+    <w:rPr>
+      <w:b/>
+      <w:bCs/>
+      <w:caps/>
+      <w:color w:val="7F7F7F" w:themeColor="text1" w:themeTint="80"/>
+      <w:sz w:val="22"/>
+      <w:szCs w:val="22"/>
+    </w:rPr>
+  </w:style>
+  <w:style w:type="character" w:styleId="BookTitle">
+    <w:name w:val="Book Title"/>
+    <w:basedOn w:val="DefaultParagraphFont"/>
+    <w:uiPriority w:val="33"/>
+    <w:qFormat/>
+    <w:rsid w:val="00BD529A"/>
+    <w:rPr>
+      <w:b/>
+      <w:bCs/>
+      <w:i/>
+      <w:iCs/>
+      <w:spacing w:val="5"/>
     </w:rPr>
   </w:style>
 </w:styles>
